--- a/prp/ip data/topics/springboot/features of springboot.docx
+++ b/prp/ip data/topics/springboot/features of springboot.docx
@@ -171,19 +171,37 @@
           <w:szCs w:val="20"/>
           <w:lang w:eastAsia="en-IN"/>
         </w:rPr>
-        <w:t xml:space="preserve">    Engine </w:t>
-      </w:r>
-      <w:proofErr w:type="spellStart"/>
-      <w:r>
+        <w:t xml:space="preserve">    Engine engine = new Engine();</w:t>
+      </w:r>
+    </w:p>
+    <w:p>
+      <w:pPr>
+        <w:tabs>
+          <w:tab w:val="left" w:pos="916"/>
+          <w:tab w:val="left" w:pos="1832"/>
+          <w:tab w:val="left" w:pos="2748"/>
+          <w:tab w:val="left" w:pos="3664"/>
+          <w:tab w:val="left" w:pos="4580"/>
+          <w:tab w:val="left" w:pos="5496"/>
+          <w:tab w:val="left" w:pos="6412"/>
+          <w:tab w:val="left" w:pos="7328"/>
+          <w:tab w:val="left" w:pos="8244"/>
+          <w:tab w:val="left" w:pos="9160"/>
+          <w:tab w:val="left" w:pos="10076"/>
+          <w:tab w:val="left" w:pos="10992"/>
+          <w:tab w:val="left" w:pos="11908"/>
+          <w:tab w:val="left" w:pos="12824"/>
+          <w:tab w:val="left" w:pos="13740"/>
+          <w:tab w:val="left" w:pos="14656"/>
+        </w:tabs>
+        <w:spacing w:after="0" w:line="240" w:lineRule="auto"/>
         <w:rPr>
           <w:rFonts w:ascii="Courier New" w:eastAsia="Times New Roman" w:hAnsi="Courier New" w:cs="Courier New"/>
           <w:sz w:val="20"/>
           <w:szCs w:val="20"/>
           <w:lang w:eastAsia="en-IN"/>
         </w:rPr>
-        <w:t>engine</w:t>
-      </w:r>
-      <w:proofErr w:type="spellEnd"/>
+      </w:pPr>
       <w:r>
         <w:rPr>
           <w:rFonts w:ascii="Courier New" w:eastAsia="Times New Roman" w:hAnsi="Courier New" w:cs="Courier New"/>
@@ -191,9 +209,28 @@
           <w:szCs w:val="20"/>
           <w:lang w:eastAsia="en-IN"/>
         </w:rPr>
-        <w:t xml:space="preserve"> = new </w:t>
-      </w:r>
-      <w:proofErr w:type="gramStart"/>
+        <w:t>}</w:t>
+      </w:r>
+    </w:p>
+    <w:p>
+      <w:pPr>
+        <w:spacing w:before="100" w:beforeAutospacing="1" w:after="100" w:afterAutospacing="1" w:line="240" w:lineRule="auto"/>
+        <w:rPr>
+          <w:rFonts w:ascii="Times New Roman" w:eastAsia="Times New Roman" w:hAnsi="Times New Roman" w:cs="Times New Roman"/>
+          <w:sz w:val="24"/>
+          <w:szCs w:val="24"/>
+          <w:lang w:eastAsia="en-IN"/>
+        </w:rPr>
+      </w:pPr>
+      <w:r>
+        <w:rPr>
+          <w:rFonts w:ascii="Times New Roman" w:eastAsia="Times New Roman" w:hAnsi="Times New Roman" w:cs="Times New Roman"/>
+          <w:sz w:val="24"/>
+          <w:szCs w:val="24"/>
+          <w:lang w:eastAsia="en-IN"/>
+        </w:rPr>
+        <w:t xml:space="preserve">the IoC container creates the </w:t>
+      </w:r>
       <w:r>
         <w:rPr>
           <w:rFonts w:ascii="Courier New" w:eastAsia="Times New Roman" w:hAnsi="Courier New" w:cs="Courier New"/>
@@ -201,9 +238,17 @@
           <w:szCs w:val="20"/>
           <w:lang w:eastAsia="en-IN"/>
         </w:rPr>
-        <w:t>Engine(</w:t>
-      </w:r>
-      <w:proofErr w:type="gramEnd"/>
+        <w:t>Engine</w:t>
+      </w:r>
+      <w:r>
+        <w:rPr>
+          <w:rFonts w:ascii="Times New Roman" w:eastAsia="Times New Roman" w:hAnsi="Times New Roman" w:cs="Times New Roman"/>
+          <w:sz w:val="24"/>
+          <w:szCs w:val="24"/>
+          <w:lang w:eastAsia="en-IN"/>
+        </w:rPr>
+        <w:t xml:space="preserve"> and provides it to </w:t>
+      </w:r>
       <w:r>
         <w:rPr>
           <w:rFonts w:ascii="Courier New" w:eastAsia="Times New Roman" w:hAnsi="Courier New" w:cs="Courier New"/>
@@ -211,7 +256,16 @@
           <w:szCs w:val="20"/>
           <w:lang w:eastAsia="en-IN"/>
         </w:rPr>
-        <w:t>);</w:t>
+        <w:t>Car</w:t>
+      </w:r>
+      <w:r>
+        <w:rPr>
+          <w:rFonts w:ascii="Times New Roman" w:eastAsia="Times New Roman" w:hAnsi="Times New Roman" w:cs="Times New Roman"/>
+          <w:sz w:val="24"/>
+          <w:szCs w:val="24"/>
+          <w:lang w:eastAsia="en-IN"/>
+        </w:rPr>
+        <w:t>:</w:t>
       </w:r>
     </w:p>
     <w:p>
@@ -249,46 +303,37 @@
           <w:szCs w:val="20"/>
           <w:lang w:eastAsia="en-IN"/>
         </w:rPr>
-        <w:t>}</w:t>
-      </w:r>
-    </w:p>
-    <w:p>
-      <w:pPr>
-        <w:spacing w:before="100" w:beforeAutospacing="1" w:after="100" w:afterAutospacing="1" w:line="240" w:lineRule="auto"/>
-        <w:rPr>
-          <w:rFonts w:ascii="Times New Roman" w:eastAsia="Times New Roman" w:hAnsi="Times New Roman" w:cs="Times New Roman"/>
-          <w:sz w:val="24"/>
-          <w:szCs w:val="24"/>
-          <w:lang w:eastAsia="en-IN"/>
-        </w:rPr>
-      </w:pPr>
-      <w:r>
-        <w:rPr>
-          <w:rFonts w:ascii="Times New Roman" w:eastAsia="Times New Roman" w:hAnsi="Times New Roman" w:cs="Times New Roman"/>
-          <w:sz w:val="24"/>
-          <w:szCs w:val="24"/>
-          <w:lang w:eastAsia="en-IN"/>
-        </w:rPr>
-        <w:t xml:space="preserve">the IoC container creates the </w:t>
-      </w:r>
-      <w:r>
+        <w:t>class Car {</w:t>
+      </w:r>
+    </w:p>
+    <w:p>
+      <w:pPr>
+        <w:tabs>
+          <w:tab w:val="left" w:pos="916"/>
+          <w:tab w:val="left" w:pos="1832"/>
+          <w:tab w:val="left" w:pos="2748"/>
+          <w:tab w:val="left" w:pos="3664"/>
+          <w:tab w:val="left" w:pos="4580"/>
+          <w:tab w:val="left" w:pos="5496"/>
+          <w:tab w:val="left" w:pos="6412"/>
+          <w:tab w:val="left" w:pos="7328"/>
+          <w:tab w:val="left" w:pos="8244"/>
+          <w:tab w:val="left" w:pos="9160"/>
+          <w:tab w:val="left" w:pos="10076"/>
+          <w:tab w:val="left" w:pos="10992"/>
+          <w:tab w:val="left" w:pos="11908"/>
+          <w:tab w:val="left" w:pos="12824"/>
+          <w:tab w:val="left" w:pos="13740"/>
+          <w:tab w:val="left" w:pos="14656"/>
+        </w:tabs>
+        <w:spacing w:after="0" w:line="240" w:lineRule="auto"/>
         <w:rPr>
           <w:rFonts w:ascii="Courier New" w:eastAsia="Times New Roman" w:hAnsi="Courier New" w:cs="Courier New"/>
           <w:sz w:val="20"/>
           <w:szCs w:val="20"/>
           <w:lang w:eastAsia="en-IN"/>
         </w:rPr>
-        <w:t>Engine</w:t>
-      </w:r>
-      <w:r>
-        <w:rPr>
-          <w:rFonts w:ascii="Times New Roman" w:eastAsia="Times New Roman" w:hAnsi="Times New Roman" w:cs="Times New Roman"/>
-          <w:sz w:val="24"/>
-          <w:szCs w:val="24"/>
-          <w:lang w:eastAsia="en-IN"/>
-        </w:rPr>
-        <w:t xml:space="preserve"> and provides it to </w:t>
-      </w:r>
+      </w:pPr>
       <w:r>
         <w:rPr>
           <w:rFonts w:ascii="Courier New" w:eastAsia="Times New Roman" w:hAnsi="Courier New" w:cs="Courier New"/>
@@ -296,16 +341,7 @@
           <w:szCs w:val="20"/>
           <w:lang w:eastAsia="en-IN"/>
         </w:rPr>
-        <w:t>Car</w:t>
-      </w:r>
-      <w:r>
-        <w:rPr>
-          <w:rFonts w:ascii="Times New Roman" w:eastAsia="Times New Roman" w:hAnsi="Times New Roman" w:cs="Times New Roman"/>
-          <w:sz w:val="24"/>
-          <w:szCs w:val="24"/>
-          <w:lang w:eastAsia="en-IN"/>
-        </w:rPr>
-        <w:t>:</w:t>
+        <w:t xml:space="preserve">    private Engine engine;</w:t>
       </w:r>
     </w:p>
     <w:p>
@@ -336,54 +372,73 @@
           <w:lang w:eastAsia="en-IN"/>
         </w:rPr>
       </w:pPr>
-      <w:r>
+    </w:p>
+    <w:p>
+      <w:pPr>
+        <w:tabs>
+          <w:tab w:val="left" w:pos="916"/>
+          <w:tab w:val="left" w:pos="1832"/>
+          <w:tab w:val="left" w:pos="2748"/>
+          <w:tab w:val="left" w:pos="3664"/>
+          <w:tab w:val="left" w:pos="4580"/>
+          <w:tab w:val="left" w:pos="5496"/>
+          <w:tab w:val="left" w:pos="6412"/>
+          <w:tab w:val="left" w:pos="7328"/>
+          <w:tab w:val="left" w:pos="8244"/>
+          <w:tab w:val="left" w:pos="9160"/>
+          <w:tab w:val="left" w:pos="10076"/>
+          <w:tab w:val="left" w:pos="10992"/>
+          <w:tab w:val="left" w:pos="11908"/>
+          <w:tab w:val="left" w:pos="12824"/>
+          <w:tab w:val="left" w:pos="13740"/>
+          <w:tab w:val="left" w:pos="14656"/>
+        </w:tabs>
+        <w:spacing w:after="0" w:line="240" w:lineRule="auto"/>
         <w:rPr>
           <w:rFonts w:ascii="Courier New" w:eastAsia="Times New Roman" w:hAnsi="Courier New" w:cs="Courier New"/>
           <w:sz w:val="20"/>
           <w:szCs w:val="20"/>
           <w:lang w:eastAsia="en-IN"/>
         </w:rPr>
-        <w:t>class Car {</w:t>
-      </w:r>
-    </w:p>
-    <w:p>
-      <w:pPr>
-        <w:tabs>
-          <w:tab w:val="left" w:pos="916"/>
-          <w:tab w:val="left" w:pos="1832"/>
-          <w:tab w:val="left" w:pos="2748"/>
-          <w:tab w:val="left" w:pos="3664"/>
-          <w:tab w:val="left" w:pos="4580"/>
-          <w:tab w:val="left" w:pos="5496"/>
-          <w:tab w:val="left" w:pos="6412"/>
-          <w:tab w:val="left" w:pos="7328"/>
-          <w:tab w:val="left" w:pos="8244"/>
-          <w:tab w:val="left" w:pos="9160"/>
-          <w:tab w:val="left" w:pos="10076"/>
-          <w:tab w:val="left" w:pos="10992"/>
-          <w:tab w:val="left" w:pos="11908"/>
-          <w:tab w:val="left" w:pos="12824"/>
-          <w:tab w:val="left" w:pos="13740"/>
-          <w:tab w:val="left" w:pos="14656"/>
-        </w:tabs>
-        <w:spacing w:after="0" w:line="240" w:lineRule="auto"/>
+      </w:pPr>
+      <w:r>
         <w:rPr>
           <w:rFonts w:ascii="Courier New" w:eastAsia="Times New Roman" w:hAnsi="Courier New" w:cs="Courier New"/>
           <w:sz w:val="20"/>
           <w:szCs w:val="20"/>
           <w:lang w:eastAsia="en-IN"/>
         </w:rPr>
-      </w:pPr>
-      <w:r>
+        <w:t xml:space="preserve">    Car(Engine engine) {</w:t>
+      </w:r>
+    </w:p>
+    <w:p>
+      <w:pPr>
+        <w:tabs>
+          <w:tab w:val="left" w:pos="916"/>
+          <w:tab w:val="left" w:pos="1832"/>
+          <w:tab w:val="left" w:pos="2748"/>
+          <w:tab w:val="left" w:pos="3664"/>
+          <w:tab w:val="left" w:pos="4580"/>
+          <w:tab w:val="left" w:pos="5496"/>
+          <w:tab w:val="left" w:pos="6412"/>
+          <w:tab w:val="left" w:pos="7328"/>
+          <w:tab w:val="left" w:pos="8244"/>
+          <w:tab w:val="left" w:pos="9160"/>
+          <w:tab w:val="left" w:pos="10076"/>
+          <w:tab w:val="left" w:pos="10992"/>
+          <w:tab w:val="left" w:pos="11908"/>
+          <w:tab w:val="left" w:pos="12824"/>
+          <w:tab w:val="left" w:pos="13740"/>
+          <w:tab w:val="left" w:pos="14656"/>
+        </w:tabs>
+        <w:spacing w:after="0" w:line="240" w:lineRule="auto"/>
         <w:rPr>
           <w:rFonts w:ascii="Courier New" w:eastAsia="Times New Roman" w:hAnsi="Courier New" w:cs="Courier New"/>
           <w:sz w:val="20"/>
           <w:szCs w:val="20"/>
           <w:lang w:eastAsia="en-IN"/>
         </w:rPr>
-        <w:t xml:space="preserve">    private Engine </w:t>
-      </w:r>
-      <w:proofErr w:type="spellStart"/>
+      </w:pPr>
       <w:r>
         <w:rPr>
           <w:rFonts w:ascii="Courier New" w:eastAsia="Times New Roman" w:hAnsi="Courier New" w:cs="Courier New"/>
@@ -391,164 +446,7 @@
           <w:szCs w:val="20"/>
           <w:lang w:eastAsia="en-IN"/>
         </w:rPr>
-        <w:t>engine</w:t>
-      </w:r>
-      <w:proofErr w:type="spellEnd"/>
-      <w:r>
-        <w:rPr>
-          <w:rFonts w:ascii="Courier New" w:eastAsia="Times New Roman" w:hAnsi="Courier New" w:cs="Courier New"/>
-          <w:sz w:val="20"/>
-          <w:szCs w:val="20"/>
-          <w:lang w:eastAsia="en-IN"/>
-        </w:rPr>
-        <w:t>;</w:t>
-      </w:r>
-    </w:p>
-    <w:p>
-      <w:pPr>
-        <w:tabs>
-          <w:tab w:val="left" w:pos="916"/>
-          <w:tab w:val="left" w:pos="1832"/>
-          <w:tab w:val="left" w:pos="2748"/>
-          <w:tab w:val="left" w:pos="3664"/>
-          <w:tab w:val="left" w:pos="4580"/>
-          <w:tab w:val="left" w:pos="5496"/>
-          <w:tab w:val="left" w:pos="6412"/>
-          <w:tab w:val="left" w:pos="7328"/>
-          <w:tab w:val="left" w:pos="8244"/>
-          <w:tab w:val="left" w:pos="9160"/>
-          <w:tab w:val="left" w:pos="10076"/>
-          <w:tab w:val="left" w:pos="10992"/>
-          <w:tab w:val="left" w:pos="11908"/>
-          <w:tab w:val="left" w:pos="12824"/>
-          <w:tab w:val="left" w:pos="13740"/>
-          <w:tab w:val="left" w:pos="14656"/>
-        </w:tabs>
-        <w:spacing w:after="0" w:line="240" w:lineRule="auto"/>
-        <w:rPr>
-          <w:rFonts w:ascii="Courier New" w:eastAsia="Times New Roman" w:hAnsi="Courier New" w:cs="Courier New"/>
-          <w:sz w:val="20"/>
-          <w:szCs w:val="20"/>
-          <w:lang w:eastAsia="en-IN"/>
-        </w:rPr>
-      </w:pPr>
-    </w:p>
-    <w:p>
-      <w:pPr>
-        <w:tabs>
-          <w:tab w:val="left" w:pos="916"/>
-          <w:tab w:val="left" w:pos="1832"/>
-          <w:tab w:val="left" w:pos="2748"/>
-          <w:tab w:val="left" w:pos="3664"/>
-          <w:tab w:val="left" w:pos="4580"/>
-          <w:tab w:val="left" w:pos="5496"/>
-          <w:tab w:val="left" w:pos="6412"/>
-          <w:tab w:val="left" w:pos="7328"/>
-          <w:tab w:val="left" w:pos="8244"/>
-          <w:tab w:val="left" w:pos="9160"/>
-          <w:tab w:val="left" w:pos="10076"/>
-          <w:tab w:val="left" w:pos="10992"/>
-          <w:tab w:val="left" w:pos="11908"/>
-          <w:tab w:val="left" w:pos="12824"/>
-          <w:tab w:val="left" w:pos="13740"/>
-          <w:tab w:val="left" w:pos="14656"/>
-        </w:tabs>
-        <w:spacing w:after="0" w:line="240" w:lineRule="auto"/>
-        <w:rPr>
-          <w:rFonts w:ascii="Courier New" w:eastAsia="Times New Roman" w:hAnsi="Courier New" w:cs="Courier New"/>
-          <w:sz w:val="20"/>
-          <w:szCs w:val="20"/>
-          <w:lang w:eastAsia="en-IN"/>
-        </w:rPr>
-      </w:pPr>
-      <w:r>
-        <w:rPr>
-          <w:rFonts w:ascii="Courier New" w:eastAsia="Times New Roman" w:hAnsi="Courier New" w:cs="Courier New"/>
-          <w:sz w:val="20"/>
-          <w:szCs w:val="20"/>
-          <w:lang w:eastAsia="en-IN"/>
-        </w:rPr>
-        <w:t xml:space="preserve">    </w:t>
-      </w:r>
-      <w:proofErr w:type="gramStart"/>
-      <w:r>
-        <w:rPr>
-          <w:rFonts w:ascii="Courier New" w:eastAsia="Times New Roman" w:hAnsi="Courier New" w:cs="Courier New"/>
-          <w:sz w:val="20"/>
-          <w:szCs w:val="20"/>
-          <w:lang w:eastAsia="en-IN"/>
-        </w:rPr>
-        <w:t>Car(</w:t>
-      </w:r>
-      <w:proofErr w:type="gramEnd"/>
-      <w:r>
-        <w:rPr>
-          <w:rFonts w:ascii="Courier New" w:eastAsia="Times New Roman" w:hAnsi="Courier New" w:cs="Courier New"/>
-          <w:sz w:val="20"/>
-          <w:szCs w:val="20"/>
-          <w:lang w:eastAsia="en-IN"/>
-        </w:rPr>
-        <w:t>Engine engine) {</w:t>
-      </w:r>
-    </w:p>
-    <w:p>
-      <w:pPr>
-        <w:tabs>
-          <w:tab w:val="left" w:pos="916"/>
-          <w:tab w:val="left" w:pos="1832"/>
-          <w:tab w:val="left" w:pos="2748"/>
-          <w:tab w:val="left" w:pos="3664"/>
-          <w:tab w:val="left" w:pos="4580"/>
-          <w:tab w:val="left" w:pos="5496"/>
-          <w:tab w:val="left" w:pos="6412"/>
-          <w:tab w:val="left" w:pos="7328"/>
-          <w:tab w:val="left" w:pos="8244"/>
-          <w:tab w:val="left" w:pos="9160"/>
-          <w:tab w:val="left" w:pos="10076"/>
-          <w:tab w:val="left" w:pos="10992"/>
-          <w:tab w:val="left" w:pos="11908"/>
-          <w:tab w:val="left" w:pos="12824"/>
-          <w:tab w:val="left" w:pos="13740"/>
-          <w:tab w:val="left" w:pos="14656"/>
-        </w:tabs>
-        <w:spacing w:after="0" w:line="240" w:lineRule="auto"/>
-        <w:rPr>
-          <w:rFonts w:ascii="Courier New" w:eastAsia="Times New Roman" w:hAnsi="Courier New" w:cs="Courier New"/>
-          <w:sz w:val="20"/>
-          <w:szCs w:val="20"/>
-          <w:lang w:eastAsia="en-IN"/>
-        </w:rPr>
-      </w:pPr>
-      <w:r>
-        <w:rPr>
-          <w:rFonts w:ascii="Courier New" w:eastAsia="Times New Roman" w:hAnsi="Courier New" w:cs="Courier New"/>
-          <w:sz w:val="20"/>
-          <w:szCs w:val="20"/>
-          <w:lang w:eastAsia="en-IN"/>
-        </w:rPr>
-        <w:t xml:space="preserve">        </w:t>
-      </w:r>
-      <w:proofErr w:type="spellStart"/>
-      <w:proofErr w:type="gramStart"/>
-      <w:r>
-        <w:rPr>
-          <w:rFonts w:ascii="Courier New" w:eastAsia="Times New Roman" w:hAnsi="Courier New" w:cs="Courier New"/>
-          <w:sz w:val="20"/>
-          <w:szCs w:val="20"/>
-          <w:lang w:eastAsia="en-IN"/>
-        </w:rPr>
-        <w:t>this.engine</w:t>
-      </w:r>
-      <w:proofErr w:type="spellEnd"/>
-      <w:proofErr w:type="gramEnd"/>
-      <w:r>
-        <w:rPr>
-          <w:rFonts w:ascii="Courier New" w:eastAsia="Times New Roman" w:hAnsi="Courier New" w:cs="Courier New"/>
-          <w:sz w:val="20"/>
-          <w:szCs w:val="20"/>
-          <w:lang w:eastAsia="en-IN"/>
-        </w:rPr>
-        <w:t xml:space="preserve"> = engine;</w:t>
+        <w:t xml:space="preserve">        this.engine = engine;</w:t>
       </w:r>
     </w:p>
     <w:p>
@@ -726,7 +624,6 @@
           <w:lang w:eastAsia="en-IN"/>
         </w:rPr>
       </w:pPr>
-      <w:proofErr w:type="spellStart"/>
       <w:r>
         <w:rPr>
           <w:rFonts w:ascii="Times New Roman" w:eastAsia="Times New Roman" w:hAnsi="Times New Roman" w:cs="Times New Roman"/>
@@ -738,7 +635,6 @@
         </w:rPr>
         <w:t>BeanFactory</w:t>
       </w:r>
-      <w:proofErr w:type="spellEnd"/>
       <w:r>
         <w:rPr>
           <w:rFonts w:ascii="Times New Roman" w:eastAsia="Times New Roman" w:hAnsi="Times New Roman" w:cs="Times New Roman"/>
@@ -879,7 +775,6 @@
           <w:lang w:eastAsia="en-IN"/>
         </w:rPr>
       </w:pPr>
-      <w:proofErr w:type="spellStart"/>
       <w:r>
         <w:rPr>
           <w:rFonts w:ascii="Times New Roman" w:eastAsia="Times New Roman" w:hAnsi="Times New Roman" w:cs="Times New Roman"/>
@@ -891,7 +786,6 @@
         </w:rPr>
         <w:t>ApplicationContext</w:t>
       </w:r>
-      <w:proofErr w:type="spellEnd"/>
       <w:r>
         <w:rPr>
           <w:rFonts w:ascii="Times New Roman" w:eastAsia="Times New Roman" w:hAnsi="Times New Roman" w:cs="Times New Roman"/>
@@ -925,7 +819,6 @@
         </w:rPr>
         <w:t xml:space="preserve">More powerful version of </w:t>
       </w:r>
-      <w:proofErr w:type="spellStart"/>
       <w:r>
         <w:rPr>
           <w:rFonts w:ascii="Courier New" w:eastAsia="Times New Roman" w:hAnsi="Courier New" w:cs="Courier New"/>
@@ -935,7 +828,6 @@
         </w:rPr>
         <w:t>BeanFactory</w:t>
       </w:r>
-      <w:proofErr w:type="spellEnd"/>
       <w:r>
         <w:rPr>
           <w:rFonts w:ascii="Times New Roman" w:eastAsia="Times New Roman" w:hAnsi="Times New Roman" w:cs="Times New Roman"/>
@@ -1433,48 +1325,11 @@
           <w:szCs w:val="24"/>
           <w:lang w:eastAsia="en-IN"/>
         </w:rPr>
-        <w:t xml:space="preserve">IoC → Dependency Injection → </w:t>
-      </w:r>
-      <w:proofErr w:type="spellStart"/>
+        <w:t>IoC → Dependency Injection → BeanFactory vs ApplicationContext</w:t>
+      </w:r>
       <w:r>
         <w:rPr>
           <w:rFonts w:ascii="Times New Roman" w:eastAsia="Times New Roman" w:hAnsi="Times New Roman" w:cs="Times New Roman"/>
-          <w:b/>
-          <w:bCs/>
-          <w:sz w:val="24"/>
-          <w:szCs w:val="24"/>
-          <w:lang w:eastAsia="en-IN"/>
-        </w:rPr>
-        <w:t>BeanFactory</w:t>
-      </w:r>
-      <w:proofErr w:type="spellEnd"/>
-      <w:r>
-        <w:rPr>
-          <w:rFonts w:ascii="Times New Roman" w:eastAsia="Times New Roman" w:hAnsi="Times New Roman" w:cs="Times New Roman"/>
-          <w:b/>
-          <w:bCs/>
-          <w:sz w:val="24"/>
-          <w:szCs w:val="24"/>
-          <w:lang w:eastAsia="en-IN"/>
-        </w:rPr>
-        <w:t xml:space="preserve"> vs </w:t>
-      </w:r>
-      <w:proofErr w:type="spellStart"/>
-      <w:r>
-        <w:rPr>
-          <w:rFonts w:ascii="Times New Roman" w:eastAsia="Times New Roman" w:hAnsi="Times New Roman" w:cs="Times New Roman"/>
-          <w:b/>
-          <w:bCs/>
-          <w:sz w:val="24"/>
-          <w:szCs w:val="24"/>
-          <w:lang w:eastAsia="en-IN"/>
-        </w:rPr>
-        <w:t>ApplicationContext</w:t>
-      </w:r>
-      <w:proofErr w:type="spellEnd"/>
-      <w:r>
-        <w:rPr>
-          <w:rFonts w:ascii="Times New Roman" w:eastAsia="Times New Roman" w:hAnsi="Times New Roman" w:cs="Times New Roman"/>
           <w:sz w:val="24"/>
           <w:szCs w:val="24"/>
           <w:lang w:eastAsia="en-IN"/>
@@ -1567,14 +1422,12 @@
         </w:rPr>
         <w:t xml:space="preserve"> </w:t>
       </w:r>
-      <w:proofErr w:type="spellStart"/>
       <w:r>
         <w:rPr>
           <w:rStyle w:val="m"/>
         </w:rPr>
         <w:t>engine</w:t>
       </w:r>
-      <w:proofErr w:type="spellEnd"/>
       <w:r>
         <w:rPr>
           <w:rStyle w:val="HTMLCode"/>
@@ -1605,7 +1458,6 @@
         </w:rPr>
         <w:t xml:space="preserve"> </w:t>
       </w:r>
-      <w:proofErr w:type="gramStart"/>
       <w:r>
         <w:rPr>
           <w:rStyle w:val="m"/>
@@ -1616,229 +1468,218 @@
         <w:rPr>
           <w:rStyle w:val="HTMLCode"/>
         </w:rPr>
+        <w:t>();</w:t>
+      </w:r>
+    </w:p>
+    <w:p>
+      <w:pPr>
+        <w:pStyle w:val="HTMLPreformatted"/>
+      </w:pPr>
+      <w:r>
+        <w:rPr>
+          <w:rStyle w:val="HTMLCode"/>
+        </w:rPr>
+        <w:t>}</w:t>
+      </w:r>
+    </w:p>
+    <w:p>
+      <w:pPr>
+        <w:pStyle w:val="NormalWeb"/>
+      </w:pPr>
+      <w:r>
+        <w:t xml:space="preserve">Here, </w:t>
+      </w:r>
+      <w:r>
+        <w:rPr>
+          <w:rStyle w:val="HTMLCode"/>
+        </w:rPr>
+        <w:t>Car</w:t>
+      </w:r>
+      <w:r>
+        <w:t xml:space="preserve"> is responsible for creating </w:t>
+      </w:r>
+      <w:r>
+        <w:rPr>
+          <w:rStyle w:val="HTMLCode"/>
+        </w:rPr>
+        <w:t>Engine</w:t>
+      </w:r>
+      <w:r>
+        <w:t>.</w:t>
+      </w:r>
+    </w:p>
+    <w:p>
+      <w:pPr>
+        <w:pStyle w:val="NormalWeb"/>
+      </w:pPr>
+      <w:r>
+        <w:t xml:space="preserve">With </w:t>
+      </w:r>
+      <w:r>
+        <w:rPr>
+          <w:rStyle w:val="Strong"/>
+        </w:rPr>
+        <w:t>IoC</w:t>
+      </w:r>
+      <w:r>
+        <w:t>, Spring takes control:</w:t>
+      </w:r>
+    </w:p>
+    <w:p>
+      <w:pPr>
+        <w:pStyle w:val="HTMLPreformatted"/>
+        <w:rPr>
+          <w:rStyle w:val="HTMLCode"/>
+        </w:rPr>
+      </w:pPr>
+      <w:r>
+        <w:rPr>
+          <w:rStyle w:val="g"/>
+        </w:rPr>
+        <w:t>class</w:t>
+      </w:r>
+      <w:r>
+        <w:rPr>
+          <w:rStyle w:val="HTMLCode"/>
+        </w:rPr>
+        <w:t xml:space="preserve"> </w:t>
+      </w:r>
+      <w:r>
+        <w:rPr>
+          <w:rStyle w:val="m"/>
+        </w:rPr>
+        <w:t>Car</w:t>
+      </w:r>
+      <w:r>
+        <w:rPr>
+          <w:rStyle w:val="HTMLCode"/>
+        </w:rPr>
+        <w:t xml:space="preserve"> {</w:t>
+      </w:r>
+    </w:p>
+    <w:p>
+      <w:pPr>
+        <w:pStyle w:val="HTMLPreformatted"/>
+        <w:rPr>
+          <w:rStyle w:val="HTMLCode"/>
+        </w:rPr>
+      </w:pPr>
+      <w:r>
+        <w:rPr>
+          <w:rStyle w:val="HTMLCode"/>
+        </w:rPr>
+        <w:t xml:space="preserve">    </w:t>
+      </w:r>
+      <w:r>
+        <w:rPr>
+          <w:rStyle w:val="g"/>
+        </w:rPr>
+        <w:t>private</w:t>
+      </w:r>
+      <w:r>
+        <w:rPr>
+          <w:rStyle w:val="HTMLCode"/>
+        </w:rPr>
+        <w:t xml:space="preserve"> </w:t>
+      </w:r>
+      <w:r>
+        <w:rPr>
+          <w:rStyle w:val="m"/>
+        </w:rPr>
+        <w:t>Engine</w:t>
+      </w:r>
+      <w:r>
+        <w:rPr>
+          <w:rStyle w:val="HTMLCode"/>
+        </w:rPr>
+        <w:t xml:space="preserve"> </w:t>
+      </w:r>
+      <w:r>
+        <w:rPr>
+          <w:rStyle w:val="m"/>
+        </w:rPr>
+        <w:t>engine</w:t>
+      </w:r>
+      <w:r>
+        <w:rPr>
+          <w:rStyle w:val="HTMLCode"/>
+        </w:rPr>
+        <w:t>;</w:t>
+      </w:r>
+    </w:p>
+    <w:p>
+      <w:pPr>
+        <w:pStyle w:val="HTMLPreformatted"/>
+        <w:rPr>
+          <w:rStyle w:val="HTMLCode"/>
+        </w:rPr>
+      </w:pPr>
+    </w:p>
+    <w:p>
+      <w:pPr>
+        <w:pStyle w:val="HTMLPreformatted"/>
+        <w:rPr>
+          <w:rStyle w:val="HTMLCode"/>
+        </w:rPr>
+      </w:pPr>
+      <w:r>
+        <w:rPr>
+          <w:rStyle w:val="HTMLCode"/>
+        </w:rPr>
+        <w:t xml:space="preserve">    </w:t>
+      </w:r>
+      <w:r>
+        <w:rPr>
+          <w:rStyle w:val="g"/>
+        </w:rPr>
+        <w:t>public</w:t>
+      </w:r>
+      <w:r>
+        <w:rPr>
+          <w:rStyle w:val="HTMLCode"/>
+        </w:rPr>
+        <w:t xml:space="preserve"> </w:t>
+      </w:r>
+      <w:r>
+        <w:rPr>
+          <w:rStyle w:val="m"/>
+        </w:rPr>
+        <w:t>Car</w:t>
+      </w:r>
+      <w:r>
+        <w:rPr>
+          <w:rStyle w:val="HTMLCode"/>
+        </w:rPr>
         <w:t>(</w:t>
       </w:r>
-      <w:proofErr w:type="gramEnd"/>
-      <w:r>
-        <w:rPr>
-          <w:rStyle w:val="HTMLCode"/>
-        </w:rPr>
-        <w:t>);</w:t>
+      <w:r>
+        <w:rPr>
+          <w:rStyle w:val="m"/>
+        </w:rPr>
+        <w:t>Engine</w:t>
+      </w:r>
+      <w:r>
+        <w:rPr>
+          <w:rStyle w:val="HTMLCode"/>
+        </w:rPr>
+        <w:t xml:space="preserve"> </w:t>
+      </w:r>
+      <w:r>
+        <w:rPr>
+          <w:rStyle w:val="m"/>
+        </w:rPr>
+        <w:t>engine</w:t>
+      </w:r>
+      <w:r>
+        <w:rPr>
+          <w:rStyle w:val="HTMLCode"/>
+        </w:rPr>
+        <w:t>) {</w:t>
       </w:r>
     </w:p>
     <w:p>
       <w:pPr>
         <w:pStyle w:val="HTMLPreformatted"/>
-      </w:pPr>
-      <w:r>
-        <w:rPr>
-          <w:rStyle w:val="HTMLCode"/>
-        </w:rPr>
-        <w:t>}</w:t>
-      </w:r>
-    </w:p>
-    <w:p>
-      <w:pPr>
-        <w:pStyle w:val="NormalWeb"/>
-      </w:pPr>
-      <w:r>
-        <w:t xml:space="preserve">Here, </w:t>
-      </w:r>
-      <w:r>
-        <w:rPr>
-          <w:rStyle w:val="HTMLCode"/>
-        </w:rPr>
-        <w:t>Car</w:t>
-      </w:r>
-      <w:r>
-        <w:t xml:space="preserve"> is responsible for creating </w:t>
-      </w:r>
-      <w:r>
-        <w:rPr>
-          <w:rStyle w:val="HTMLCode"/>
-        </w:rPr>
-        <w:t>Engine</w:t>
-      </w:r>
-      <w:r>
-        <w:t>.</w:t>
-      </w:r>
-    </w:p>
-    <w:p>
-      <w:pPr>
-        <w:pStyle w:val="NormalWeb"/>
-      </w:pPr>
-      <w:r>
-        <w:t xml:space="preserve">With </w:t>
-      </w:r>
-      <w:r>
-        <w:rPr>
-          <w:rStyle w:val="Strong"/>
-        </w:rPr>
-        <w:t>IoC</w:t>
-      </w:r>
-      <w:r>
-        <w:t>, Spring takes control:</w:t>
-      </w:r>
-    </w:p>
-    <w:p>
-      <w:pPr>
-        <w:pStyle w:val="HTMLPreformatted"/>
-        <w:rPr>
-          <w:rStyle w:val="HTMLCode"/>
-        </w:rPr>
-      </w:pPr>
-      <w:r>
-        <w:rPr>
-          <w:rStyle w:val="g"/>
-        </w:rPr>
-        <w:t>class</w:t>
-      </w:r>
-      <w:r>
-        <w:rPr>
-          <w:rStyle w:val="HTMLCode"/>
-        </w:rPr>
-        <w:t xml:space="preserve"> </w:t>
-      </w:r>
-      <w:r>
-        <w:rPr>
-          <w:rStyle w:val="m"/>
-        </w:rPr>
-        <w:t>Car</w:t>
-      </w:r>
-      <w:r>
-        <w:rPr>
-          <w:rStyle w:val="HTMLCode"/>
-        </w:rPr>
-        <w:t xml:space="preserve"> {</w:t>
-      </w:r>
-    </w:p>
-    <w:p>
-      <w:pPr>
-        <w:pStyle w:val="HTMLPreformatted"/>
-        <w:rPr>
-          <w:rStyle w:val="HTMLCode"/>
-        </w:rPr>
-      </w:pPr>
-      <w:r>
-        <w:rPr>
-          <w:rStyle w:val="HTMLCode"/>
-        </w:rPr>
-        <w:t xml:space="preserve">    </w:t>
-      </w:r>
-      <w:r>
-        <w:rPr>
-          <w:rStyle w:val="g"/>
-        </w:rPr>
-        <w:t>private</w:t>
-      </w:r>
-      <w:r>
-        <w:rPr>
-          <w:rStyle w:val="HTMLCode"/>
-        </w:rPr>
-        <w:t xml:space="preserve"> </w:t>
-      </w:r>
-      <w:r>
-        <w:rPr>
-          <w:rStyle w:val="m"/>
-        </w:rPr>
-        <w:t>Engine</w:t>
-      </w:r>
-      <w:r>
-        <w:rPr>
-          <w:rStyle w:val="HTMLCode"/>
-        </w:rPr>
-        <w:t xml:space="preserve"> </w:t>
-      </w:r>
-      <w:proofErr w:type="spellStart"/>
-      <w:r>
-        <w:rPr>
-          <w:rStyle w:val="m"/>
-        </w:rPr>
-        <w:t>engine</w:t>
-      </w:r>
-      <w:proofErr w:type="spellEnd"/>
-      <w:r>
-        <w:rPr>
-          <w:rStyle w:val="HTMLCode"/>
-        </w:rPr>
-        <w:t>;</w:t>
-      </w:r>
-    </w:p>
-    <w:p>
-      <w:pPr>
-        <w:pStyle w:val="HTMLPreformatted"/>
-        <w:rPr>
-          <w:rStyle w:val="HTMLCode"/>
-        </w:rPr>
-      </w:pPr>
-    </w:p>
-    <w:p>
-      <w:pPr>
-        <w:pStyle w:val="HTMLPreformatted"/>
-        <w:rPr>
-          <w:rStyle w:val="HTMLCode"/>
-        </w:rPr>
-      </w:pPr>
-      <w:r>
-        <w:rPr>
-          <w:rStyle w:val="HTMLCode"/>
-        </w:rPr>
-        <w:t xml:space="preserve">    </w:t>
-      </w:r>
-      <w:r>
-        <w:rPr>
-          <w:rStyle w:val="g"/>
-        </w:rPr>
-        <w:t>public</w:t>
-      </w:r>
-      <w:r>
-        <w:rPr>
-          <w:rStyle w:val="HTMLCode"/>
-        </w:rPr>
-        <w:t xml:space="preserve"> </w:t>
-      </w:r>
-      <w:proofErr w:type="gramStart"/>
-      <w:r>
-        <w:rPr>
-          <w:rStyle w:val="m"/>
-        </w:rPr>
-        <w:t>Car</w:t>
-      </w:r>
-      <w:r>
-        <w:rPr>
-          <w:rStyle w:val="HTMLCode"/>
-        </w:rPr>
-        <w:t>(</w:t>
-      </w:r>
-      <w:proofErr w:type="gramEnd"/>
-      <w:r>
-        <w:rPr>
-          <w:rStyle w:val="m"/>
-        </w:rPr>
-        <w:t>Engine</w:t>
-      </w:r>
-      <w:r>
-        <w:rPr>
-          <w:rStyle w:val="HTMLCode"/>
-        </w:rPr>
-        <w:t xml:space="preserve"> </w:t>
-      </w:r>
-      <w:r>
-        <w:rPr>
-          <w:rStyle w:val="m"/>
-        </w:rPr>
-        <w:t>engine</w:t>
-      </w:r>
-      <w:r>
-        <w:rPr>
-          <w:rStyle w:val="HTMLCode"/>
-        </w:rPr>
-        <w:t>) {</w:t>
-      </w:r>
-    </w:p>
-    <w:p>
-      <w:pPr>
-        <w:pStyle w:val="HTMLPreformatted"/>
         <w:rPr>
           <w:rStyle w:val="HTMLCode"/>
         </w:rPr>
@@ -1849,8 +1690,6 @@
         </w:rPr>
         <w:t xml:space="preserve">        </w:t>
       </w:r>
-      <w:proofErr w:type="spellStart"/>
-      <w:proofErr w:type="gramStart"/>
       <w:r>
         <w:rPr>
           <w:rStyle w:val="j"/>
@@ -1870,8 +1709,6 @@
         </w:rPr>
         <w:t>engine</w:t>
       </w:r>
-      <w:proofErr w:type="spellEnd"/>
-      <w:proofErr w:type="gramEnd"/>
       <w:r>
         <w:rPr>
           <w:rStyle w:val="HTMLCode"/>
@@ -2125,21 +1962,12 @@
             <w:hideMark/>
           </w:tcPr>
           <w:p>
-            <w:proofErr w:type="gramStart"/>
             <w:r>
               <w:rPr>
                 <w:rStyle w:val="HTMLCode"/>
                 <w:rFonts w:eastAsiaTheme="minorHAnsi"/>
               </w:rPr>
-              <w:t>Car(</w:t>
-            </w:r>
-            <w:proofErr w:type="gramEnd"/>
-            <w:r>
-              <w:rPr>
-                <w:rStyle w:val="HTMLCode"/>
-                <w:rFonts w:eastAsiaTheme="minorHAnsi"/>
-              </w:rPr>
-              <w:t>Engine engine)</w:t>
+              <w:t>Car(Engine engine)</w:t>
             </w:r>
           </w:p>
         </w:tc>
@@ -2188,30 +2016,12 @@
             <w:hideMark/>
           </w:tcPr>
           <w:p>
-            <w:proofErr w:type="spellStart"/>
-            <w:proofErr w:type="gramStart"/>
             <w:r>
               <w:rPr>
                 <w:rStyle w:val="HTMLCode"/>
                 <w:rFonts w:eastAsiaTheme="minorHAnsi"/>
               </w:rPr>
-              <w:t>setEngine</w:t>
-            </w:r>
-            <w:proofErr w:type="spellEnd"/>
-            <w:r>
-              <w:rPr>
-                <w:rStyle w:val="HTMLCode"/>
-                <w:rFonts w:eastAsiaTheme="minorHAnsi"/>
-              </w:rPr>
-              <w:t>(</w:t>
-            </w:r>
-            <w:proofErr w:type="gramEnd"/>
-            <w:r>
-              <w:rPr>
-                <w:rStyle w:val="HTMLCode"/>
-                <w:rFonts w:eastAsiaTheme="minorHAnsi"/>
-              </w:rPr>
-              <w:t>Engine engine)</w:t>
+              <w:t>setEngine(Engine engine)</w:t>
             </w:r>
           </w:p>
         </w:tc>
@@ -2259,17 +2069,8 @@
                 <w:rStyle w:val="HTMLCode"/>
                 <w:rFonts w:eastAsiaTheme="minorHAnsi"/>
               </w:rPr>
-              <w:t xml:space="preserve">@Autowired Engine </w:t>
+              <w:t>@Autowired Engine engine</w:t>
             </w:r>
-            <w:proofErr w:type="spellStart"/>
-            <w:r>
-              <w:rPr>
-                <w:rStyle w:val="HTMLCode"/>
-                <w:rFonts w:eastAsiaTheme="minorHAnsi"/>
-              </w:rPr>
-              <w:t>engine</w:t>
-            </w:r>
-            <w:proofErr w:type="spellEnd"/>
           </w:p>
         </w:tc>
         <w:tc>
@@ -2410,14 +2211,12 @@
         </w:rPr>
         <w:t xml:space="preserve"> </w:t>
       </w:r>
-      <w:proofErr w:type="spellStart"/>
       <w:r>
         <w:rPr>
           <w:rStyle w:val="m"/>
         </w:rPr>
         <w:t>engine</w:t>
       </w:r>
-      <w:proofErr w:type="spellEnd"/>
       <w:r>
         <w:rPr>
           <w:rStyle w:val="HTMLCode"/>
@@ -2478,7 +2277,6 @@
         </w:rPr>
         <w:t xml:space="preserve"> </w:t>
       </w:r>
-      <w:proofErr w:type="gramStart"/>
       <w:r>
         <w:rPr>
           <w:rStyle w:val="m"/>
@@ -2491,7 +2289,6 @@
         </w:rPr>
         <w:t>(</w:t>
       </w:r>
-      <w:proofErr w:type="gramEnd"/>
       <w:r>
         <w:rPr>
           <w:rStyle w:val="m"/>
@@ -2530,8 +2327,6 @@
         </w:rPr>
         <w:t xml:space="preserve">        </w:t>
       </w:r>
-      <w:proofErr w:type="spellStart"/>
-      <w:proofErr w:type="gramStart"/>
       <w:r>
         <w:rPr>
           <w:rStyle w:val="j"/>
@@ -2551,8 +2346,6 @@
         </w:rPr>
         <w:t>engine</w:t>
       </w:r>
-      <w:proofErr w:type="spellEnd"/>
-      <w:proofErr w:type="gramEnd"/>
       <w:r>
         <w:rPr>
           <w:rStyle w:val="HTMLCode"/>
@@ -2653,24 +2446,20 @@
       <w:pPr>
         <w:pStyle w:val="Heading4"/>
       </w:pPr>
-      <w:proofErr w:type="spellStart"/>
       <w:r>
         <w:t>BeanFactory</w:t>
       </w:r>
-      <w:proofErr w:type="spellEnd"/>
     </w:p>
     <w:p>
       <w:pPr>
         <w:pStyle w:val="HTMLPreformatted"/>
       </w:pPr>
-      <w:proofErr w:type="spellStart"/>
       <w:r>
         <w:rPr>
           <w:rStyle w:val="m"/>
         </w:rPr>
         <w:t>BeanFactory</w:t>
       </w:r>
-      <w:proofErr w:type="spellEnd"/>
       <w:r>
         <w:rPr>
           <w:rStyle w:val="HTMLCode"/>
@@ -2746,13 +2535,8 @@
         </w:numPr>
         <w:spacing w:before="100" w:beforeAutospacing="1" w:after="100" w:afterAutospacing="1" w:line="240" w:lineRule="auto"/>
       </w:pPr>
-      <w:proofErr w:type="gramStart"/>
-      <w:r>
-        <w:t>Generally</w:t>
-      </w:r>
-      <w:proofErr w:type="gramEnd"/>
-      <w:r>
-        <w:t xml:space="preserve"> uses </w:t>
+      <w:r>
+        <w:t xml:space="preserve">Generally uses </w:t>
       </w:r>
       <w:r>
         <w:rPr>
@@ -2768,11 +2552,9 @@
       <w:pPr>
         <w:pStyle w:val="Heading4"/>
       </w:pPr>
-      <w:proofErr w:type="spellStart"/>
       <w:r>
         <w:t>ApplicationContext</w:t>
       </w:r>
-      <w:proofErr w:type="spellEnd"/>
     </w:p>
     <w:p>
       <w:pPr>
@@ -2781,14 +2563,12 @@
           <w:rStyle w:val="HTMLCode"/>
         </w:rPr>
       </w:pPr>
-      <w:proofErr w:type="spellStart"/>
       <w:r>
         <w:rPr>
           <w:rStyle w:val="m"/>
         </w:rPr>
         <w:t>ApplicationContext</w:t>
       </w:r>
-      <w:proofErr w:type="spellEnd"/>
       <w:r>
         <w:rPr>
           <w:rStyle w:val="HTMLCode"/>
@@ -2836,23 +2616,18 @@
         </w:rPr>
         <w:t xml:space="preserve"> </w:t>
       </w:r>
-      <w:proofErr w:type="spellStart"/>
-      <w:proofErr w:type="gramStart"/>
       <w:r>
         <w:rPr>
           <w:rStyle w:val="m"/>
         </w:rPr>
         <w:t>AnnotationConfigApplicationContext</w:t>
       </w:r>
-      <w:proofErr w:type="spellEnd"/>
       <w:r>
         <w:rPr>
           <w:rStyle w:val="HTMLCode"/>
         </w:rPr>
         <w:t>(</w:t>
       </w:r>
-      <w:proofErr w:type="spellStart"/>
-      <w:proofErr w:type="gramEnd"/>
       <w:r>
         <w:rPr>
           <w:rStyle w:val="m"/>
@@ -2865,7 +2640,6 @@
         </w:rPr>
         <w:t>.class</w:t>
       </w:r>
-      <w:proofErr w:type="spellEnd"/>
       <w:r>
         <w:rPr>
           <w:rStyle w:val="HTMLCode"/>
@@ -2896,7 +2670,6 @@
       <w:r>
         <w:t xml:space="preserve">Built on top of </w:t>
       </w:r>
-      <w:proofErr w:type="spellStart"/>
       <w:r>
         <w:rPr>
           <w:rStyle w:val="HTMLCode"/>
@@ -2904,7 +2677,6 @@
         </w:rPr>
         <w:t>BeanFactory</w:t>
       </w:r>
-      <w:proofErr w:type="spellEnd"/>
       <w:r>
         <w:t xml:space="preserve"> </w:t>
       </w:r>
@@ -2984,36 +2756,30 @@
       <w:pPr>
         <w:pStyle w:val="NormalWeb"/>
       </w:pPr>
-      <w:proofErr w:type="spellStart"/>
       <w:r>
         <w:rPr>
           <w:rStyle w:val="HTMLCode"/>
         </w:rPr>
         <w:t>BeanFactory</w:t>
       </w:r>
-      <w:proofErr w:type="spellEnd"/>
       <w:r>
         <w:t xml:space="preserve"> is the basic IoC container, while </w:t>
       </w:r>
-      <w:proofErr w:type="spellStart"/>
       <w:r>
         <w:rPr>
           <w:rStyle w:val="HTMLCode"/>
         </w:rPr>
         <w:t>ApplicationContext</w:t>
       </w:r>
-      <w:proofErr w:type="spellEnd"/>
       <w:r>
         <w:t xml:space="preserve"> is an advanced IoC container that provides additional enterprise-level features. In most Spring applications, we use </w:t>
       </w:r>
-      <w:proofErr w:type="spellStart"/>
       <w:r>
         <w:rPr>
           <w:rStyle w:val="HTMLCode"/>
         </w:rPr>
         <w:t>ApplicationContext</w:t>
       </w:r>
-      <w:proofErr w:type="spellEnd"/>
       <w:r>
         <w:t>.</w:t>
       </w:r>
@@ -3163,14 +2929,12 @@
           <w:rStyle w:val="HTMLCode"/>
         </w:rPr>
       </w:pPr>
-      <w:proofErr w:type="spellStart"/>
       <w:r>
         <w:rPr>
           <w:rStyle w:val="m"/>
         </w:rPr>
         <w:t>ApplicationContext</w:t>
       </w:r>
-      <w:proofErr w:type="spellEnd"/>
       <w:r>
         <w:rPr>
           <w:rStyle w:val="HTMLCode"/>
@@ -3221,23 +2985,18 @@
         </w:rPr>
         <w:t xml:space="preserve"> </w:t>
       </w:r>
-      <w:proofErr w:type="spellStart"/>
-      <w:proofErr w:type="gramStart"/>
       <w:r>
         <w:rPr>
           <w:rStyle w:val="m"/>
         </w:rPr>
         <w:t>AnnotationConfigApplicationContext</w:t>
       </w:r>
-      <w:proofErr w:type="spellEnd"/>
       <w:r>
         <w:rPr>
           <w:rStyle w:val="HTMLCode"/>
         </w:rPr>
         <w:t>(</w:t>
       </w:r>
-      <w:proofErr w:type="spellStart"/>
-      <w:proofErr w:type="gramEnd"/>
       <w:r>
         <w:rPr>
           <w:rStyle w:val="m"/>
@@ -3250,7 +3009,6 @@
         </w:rPr>
         <w:t>.class</w:t>
       </w:r>
-      <w:proofErr w:type="spellEnd"/>
       <w:r>
         <w:rPr>
           <w:rStyle w:val="HTMLCode"/>
@@ -3282,14 +3040,12 @@
         </w:rPr>
         <w:t xml:space="preserve"> </w:t>
       </w:r>
-      <w:proofErr w:type="spellStart"/>
       <w:r>
         <w:rPr>
           <w:rStyle w:val="m"/>
         </w:rPr>
         <w:t>engine</w:t>
       </w:r>
-      <w:proofErr w:type="spellEnd"/>
       <w:r>
         <w:rPr>
           <w:rStyle w:val="HTMLCode"/>
@@ -3308,8 +3064,6 @@
         </w:rPr>
         <w:t xml:space="preserve"> </w:t>
       </w:r>
-      <w:proofErr w:type="spellStart"/>
-      <w:proofErr w:type="gramStart"/>
       <w:r>
         <w:rPr>
           <w:rStyle w:val="m"/>
@@ -3328,15 +3082,12 @@
         </w:rPr>
         <w:t>getBean</w:t>
       </w:r>
-      <w:proofErr w:type="spellEnd"/>
-      <w:proofErr w:type="gramEnd"/>
       <w:r>
         <w:rPr>
           <w:rStyle w:val="HTMLCode"/>
         </w:rPr>
         <w:t>(</w:t>
       </w:r>
-      <w:proofErr w:type="spellStart"/>
       <w:r>
         <w:rPr>
           <w:rStyle w:val="m"/>
@@ -3349,7 +3100,6 @@
         </w:rPr>
         <w:t>.class</w:t>
       </w:r>
-      <w:proofErr w:type="spellEnd"/>
       <w:r>
         <w:rPr>
           <w:rStyle w:val="HTMLCode"/>
@@ -3540,30 +3290,8 @@
         <w:rPr>
           <w:rStyle w:val="HTMLCode"/>
         </w:rPr>
-        <w:t xml:space="preserve"> </w:t>
-      </w:r>
-      <w:proofErr w:type="spellStart"/>
-      <w:r>
-        <w:rPr>
-          <w:rStyle w:val="HTMLCode"/>
-        </w:rPr>
-        <w:t>BeanFactory</w:t>
-      </w:r>
-      <w:proofErr w:type="spellEnd"/>
-      <w:r>
-        <w:rPr>
-          <w:rStyle w:val="HTMLCode"/>
-        </w:rPr>
-        <w:t xml:space="preserve">   </w:t>
-      </w:r>
-      <w:proofErr w:type="spellStart"/>
-      <w:r>
-        <w:rPr>
-          <w:rStyle w:val="HTMLCode"/>
-        </w:rPr>
-        <w:t>ApplicationContext</w:t>
-      </w:r>
-      <w:proofErr w:type="spellEnd"/>
+        <w:t xml:space="preserve"> BeanFactory   ApplicationContext</w:t>
+      </w:r>
     </w:p>
     <w:p>
       <w:pPr>
@@ -3672,6 +3400,6771 @@
       </w:r>
       <w:r>
         <w:t>, which usually comes right after IoC in interviews.</w:t>
+      </w:r>
+    </w:p>
+    <w:p>
+      <w:pPr>
+        <w:spacing w:line="240" w:lineRule="auto"/>
+        <w:rPr>
+          <w:rFonts w:ascii="Arial" w:eastAsia="Times New Roman" w:hAnsi="Arial" w:cs="Arial"/>
+          <w:b/>
+          <w:bCs/>
+          <w:sz w:val="30"/>
+          <w:szCs w:val="30"/>
+          <w:lang w:eastAsia="en-IN"/>
+        </w:rPr>
+      </w:pPr>
+      <w:r>
+        <w:rPr>
+          <w:rFonts w:ascii="Arial" w:eastAsia="Times New Roman" w:hAnsi="Arial" w:cs="Arial"/>
+          <w:b/>
+          <w:bCs/>
+          <w:sz w:val="30"/>
+          <w:szCs w:val="30"/>
+          <w:lang w:eastAsia="en-IN"/>
+        </w:rPr>
+        <w:t>1. Eager Initialization (The Default)</w:t>
+      </w:r>
+    </w:p>
+    <w:p>
+      <w:pPr>
+        <w:spacing w:line="240" w:lineRule="auto"/>
+        <w:rPr>
+          <w:rFonts w:ascii="Arial" w:eastAsia="Times New Roman" w:hAnsi="Arial" w:cs="Arial"/>
+          <w:sz w:val="24"/>
+          <w:szCs w:val="24"/>
+          <w:lang w:eastAsia="en-IN"/>
+        </w:rPr>
+      </w:pPr>
+      <w:r>
+        <w:rPr>
+          <w:rFonts w:ascii="Arial" w:eastAsia="Times New Roman" w:hAnsi="Arial" w:cs="Arial"/>
+          <w:sz w:val="24"/>
+          <w:szCs w:val="24"/>
+          <w:lang w:eastAsia="en-IN"/>
+        </w:rPr>
+        <w:t>You don't need to do anything special to make a bean eager. Any standard Spring component (</w:t>
+      </w:r>
+      <w:r>
+        <w:rPr>
+          <w:rFonts w:ascii="Courier New" w:eastAsia="Times New Roman" w:hAnsi="Courier New" w:cs="Courier New"/>
+          <w:sz w:val="21"/>
+          <w:szCs w:val="21"/>
+          <w:lang w:eastAsia="en-IN"/>
+        </w:rPr>
+        <w:t>@Component</w:t>
+      </w:r>
+      <w:r>
+        <w:rPr>
+          <w:rFonts w:ascii="Arial" w:eastAsia="Times New Roman" w:hAnsi="Arial" w:cs="Arial"/>
+          <w:sz w:val="24"/>
+          <w:szCs w:val="24"/>
+          <w:lang w:eastAsia="en-IN"/>
+        </w:rPr>
+        <w:t xml:space="preserve">, </w:t>
+      </w:r>
+      <w:r>
+        <w:rPr>
+          <w:rFonts w:ascii="Courier New" w:eastAsia="Times New Roman" w:hAnsi="Courier New" w:cs="Courier New"/>
+          <w:sz w:val="21"/>
+          <w:szCs w:val="21"/>
+          <w:lang w:eastAsia="en-IN"/>
+        </w:rPr>
+        <w:t>@Service</w:t>
+      </w:r>
+      <w:r>
+        <w:rPr>
+          <w:rFonts w:ascii="Arial" w:eastAsia="Times New Roman" w:hAnsi="Arial" w:cs="Arial"/>
+          <w:sz w:val="24"/>
+          <w:szCs w:val="24"/>
+          <w:lang w:eastAsia="en-IN"/>
+        </w:rPr>
+        <w:t xml:space="preserve">, </w:t>
+      </w:r>
+      <w:r>
+        <w:rPr>
+          <w:rFonts w:ascii="Courier New" w:eastAsia="Times New Roman" w:hAnsi="Courier New" w:cs="Courier New"/>
+          <w:sz w:val="21"/>
+          <w:szCs w:val="21"/>
+          <w:lang w:eastAsia="en-IN"/>
+        </w:rPr>
+        <w:t>@Repository</w:t>
+      </w:r>
+      <w:r>
+        <w:rPr>
+          <w:rFonts w:ascii="Arial" w:eastAsia="Times New Roman" w:hAnsi="Arial" w:cs="Arial"/>
+          <w:sz w:val="24"/>
+          <w:szCs w:val="24"/>
+          <w:lang w:eastAsia="en-IN"/>
+        </w:rPr>
+        <w:t>) is eager by default.</w:t>
+      </w:r>
+    </w:p>
+    <w:p>
+      <w:pPr>
+        <w:spacing w:after="0" w:line="240" w:lineRule="auto"/>
+        <w:rPr>
+          <w:rFonts w:ascii="Arial" w:eastAsia="Times New Roman" w:hAnsi="Arial" w:cs="Arial"/>
+          <w:sz w:val="30"/>
+          <w:szCs w:val="30"/>
+          <w:lang w:eastAsia="en-IN"/>
+        </w:rPr>
+      </w:pPr>
+      <w:r>
+        <w:rPr>
+          <w:rFonts w:ascii="Arial" w:eastAsia="Times New Roman" w:hAnsi="Arial" w:cs="Arial"/>
+          <w:sz w:val="30"/>
+          <w:szCs w:val="30"/>
+          <w:lang w:eastAsia="en-IN"/>
+        </w:rPr>
+        <w:t>java</w:t>
+      </w:r>
+    </w:p>
+    <w:p>
+      <w:pPr>
+        <w:tabs>
+          <w:tab w:val="left" w:pos="916"/>
+          <w:tab w:val="left" w:pos="1832"/>
+          <w:tab w:val="left" w:pos="2748"/>
+          <w:tab w:val="left" w:pos="3664"/>
+          <w:tab w:val="left" w:pos="4580"/>
+          <w:tab w:val="left" w:pos="5496"/>
+          <w:tab w:val="left" w:pos="6412"/>
+          <w:tab w:val="left" w:pos="7328"/>
+          <w:tab w:val="left" w:pos="8244"/>
+          <w:tab w:val="left" w:pos="9160"/>
+          <w:tab w:val="left" w:pos="10076"/>
+          <w:tab w:val="left" w:pos="10992"/>
+          <w:tab w:val="left" w:pos="11908"/>
+          <w:tab w:val="left" w:pos="12824"/>
+          <w:tab w:val="left" w:pos="13740"/>
+          <w:tab w:val="left" w:pos="14656"/>
+        </w:tabs>
+        <w:spacing w:after="0" w:line="240" w:lineRule="auto"/>
+        <w:rPr>
+          <w:rFonts w:ascii="Courier New" w:eastAsia="Times New Roman" w:hAnsi="Courier New" w:cs="Courier New"/>
+          <w:sz w:val="21"/>
+          <w:szCs w:val="21"/>
+          <w:lang w:eastAsia="en-IN"/>
+        </w:rPr>
+      </w:pPr>
+      <w:r>
+        <w:rPr>
+          <w:rFonts w:ascii="Courier New" w:eastAsia="Times New Roman" w:hAnsi="Courier New" w:cs="Courier New"/>
+          <w:sz w:val="21"/>
+          <w:szCs w:val="21"/>
+          <w:lang w:eastAsia="en-IN"/>
+        </w:rPr>
+        <w:t>import org.springframework.stereotype.Component;</w:t>
+      </w:r>
+    </w:p>
+    <w:p>
+      <w:pPr>
+        <w:tabs>
+          <w:tab w:val="left" w:pos="916"/>
+          <w:tab w:val="left" w:pos="1832"/>
+          <w:tab w:val="left" w:pos="2748"/>
+          <w:tab w:val="left" w:pos="3664"/>
+          <w:tab w:val="left" w:pos="4580"/>
+          <w:tab w:val="left" w:pos="5496"/>
+          <w:tab w:val="left" w:pos="6412"/>
+          <w:tab w:val="left" w:pos="7328"/>
+          <w:tab w:val="left" w:pos="8244"/>
+          <w:tab w:val="left" w:pos="9160"/>
+          <w:tab w:val="left" w:pos="10076"/>
+          <w:tab w:val="left" w:pos="10992"/>
+          <w:tab w:val="left" w:pos="11908"/>
+          <w:tab w:val="left" w:pos="12824"/>
+          <w:tab w:val="left" w:pos="13740"/>
+          <w:tab w:val="left" w:pos="14656"/>
+        </w:tabs>
+        <w:spacing w:after="0" w:line="240" w:lineRule="auto"/>
+        <w:rPr>
+          <w:rFonts w:ascii="Courier New" w:eastAsia="Times New Roman" w:hAnsi="Courier New" w:cs="Courier New"/>
+          <w:sz w:val="21"/>
+          <w:szCs w:val="21"/>
+          <w:lang w:eastAsia="en-IN"/>
+        </w:rPr>
+      </w:pPr>
+    </w:p>
+    <w:p>
+      <w:pPr>
+        <w:tabs>
+          <w:tab w:val="left" w:pos="916"/>
+          <w:tab w:val="left" w:pos="1832"/>
+          <w:tab w:val="left" w:pos="2748"/>
+          <w:tab w:val="left" w:pos="3664"/>
+          <w:tab w:val="left" w:pos="4580"/>
+          <w:tab w:val="left" w:pos="5496"/>
+          <w:tab w:val="left" w:pos="6412"/>
+          <w:tab w:val="left" w:pos="7328"/>
+          <w:tab w:val="left" w:pos="8244"/>
+          <w:tab w:val="left" w:pos="9160"/>
+          <w:tab w:val="left" w:pos="10076"/>
+          <w:tab w:val="left" w:pos="10992"/>
+          <w:tab w:val="left" w:pos="11908"/>
+          <w:tab w:val="left" w:pos="12824"/>
+          <w:tab w:val="left" w:pos="13740"/>
+          <w:tab w:val="left" w:pos="14656"/>
+        </w:tabs>
+        <w:spacing w:after="0" w:line="240" w:lineRule="auto"/>
+        <w:rPr>
+          <w:rFonts w:ascii="Courier New" w:eastAsia="Times New Roman" w:hAnsi="Courier New" w:cs="Courier New"/>
+          <w:sz w:val="21"/>
+          <w:szCs w:val="21"/>
+          <w:lang w:eastAsia="en-IN"/>
+        </w:rPr>
+      </w:pPr>
+      <w:r>
+        <w:rPr>
+          <w:rFonts w:ascii="Courier New" w:eastAsia="Times New Roman" w:hAnsi="Courier New" w:cs="Courier New"/>
+          <w:sz w:val="21"/>
+          <w:szCs w:val="21"/>
+          <w:lang w:eastAsia="en-IN"/>
+        </w:rPr>
+        <w:lastRenderedPageBreak/>
+        <w:t>@Component</w:t>
+      </w:r>
+    </w:p>
+    <w:p>
+      <w:pPr>
+        <w:tabs>
+          <w:tab w:val="left" w:pos="916"/>
+          <w:tab w:val="left" w:pos="1832"/>
+          <w:tab w:val="left" w:pos="2748"/>
+          <w:tab w:val="left" w:pos="3664"/>
+          <w:tab w:val="left" w:pos="4580"/>
+          <w:tab w:val="left" w:pos="5496"/>
+          <w:tab w:val="left" w:pos="6412"/>
+          <w:tab w:val="left" w:pos="7328"/>
+          <w:tab w:val="left" w:pos="8244"/>
+          <w:tab w:val="left" w:pos="9160"/>
+          <w:tab w:val="left" w:pos="10076"/>
+          <w:tab w:val="left" w:pos="10992"/>
+          <w:tab w:val="left" w:pos="11908"/>
+          <w:tab w:val="left" w:pos="12824"/>
+          <w:tab w:val="left" w:pos="13740"/>
+          <w:tab w:val="left" w:pos="14656"/>
+        </w:tabs>
+        <w:spacing w:after="0" w:line="240" w:lineRule="auto"/>
+        <w:rPr>
+          <w:rFonts w:ascii="Courier New" w:eastAsia="Times New Roman" w:hAnsi="Courier New" w:cs="Courier New"/>
+          <w:sz w:val="21"/>
+          <w:szCs w:val="21"/>
+          <w:lang w:eastAsia="en-IN"/>
+        </w:rPr>
+      </w:pPr>
+      <w:r>
+        <w:rPr>
+          <w:rFonts w:ascii="Courier New" w:eastAsia="Times New Roman" w:hAnsi="Courier New" w:cs="Courier New"/>
+          <w:sz w:val="21"/>
+          <w:szCs w:val="21"/>
+          <w:lang w:eastAsia="en-IN"/>
+        </w:rPr>
+        <w:t>public class EagerNotificationService {</w:t>
+      </w:r>
+    </w:p>
+    <w:p>
+      <w:pPr>
+        <w:tabs>
+          <w:tab w:val="left" w:pos="916"/>
+          <w:tab w:val="left" w:pos="1832"/>
+          <w:tab w:val="left" w:pos="2748"/>
+          <w:tab w:val="left" w:pos="3664"/>
+          <w:tab w:val="left" w:pos="4580"/>
+          <w:tab w:val="left" w:pos="5496"/>
+          <w:tab w:val="left" w:pos="6412"/>
+          <w:tab w:val="left" w:pos="7328"/>
+          <w:tab w:val="left" w:pos="8244"/>
+          <w:tab w:val="left" w:pos="9160"/>
+          <w:tab w:val="left" w:pos="10076"/>
+          <w:tab w:val="left" w:pos="10992"/>
+          <w:tab w:val="left" w:pos="11908"/>
+          <w:tab w:val="left" w:pos="12824"/>
+          <w:tab w:val="left" w:pos="13740"/>
+          <w:tab w:val="left" w:pos="14656"/>
+        </w:tabs>
+        <w:spacing w:after="0" w:line="240" w:lineRule="auto"/>
+        <w:rPr>
+          <w:rFonts w:ascii="Courier New" w:eastAsia="Times New Roman" w:hAnsi="Courier New" w:cs="Courier New"/>
+          <w:sz w:val="21"/>
+          <w:szCs w:val="21"/>
+          <w:lang w:eastAsia="en-IN"/>
+        </w:rPr>
+      </w:pPr>
+      <w:r>
+        <w:rPr>
+          <w:rFonts w:ascii="Courier New" w:eastAsia="Times New Roman" w:hAnsi="Courier New" w:cs="Courier New"/>
+          <w:sz w:val="21"/>
+          <w:szCs w:val="21"/>
+          <w:lang w:eastAsia="en-IN"/>
+        </w:rPr>
+        <w:t xml:space="preserve">    </w:t>
+      </w:r>
+    </w:p>
+    <w:p>
+      <w:pPr>
+        <w:tabs>
+          <w:tab w:val="left" w:pos="916"/>
+          <w:tab w:val="left" w:pos="1832"/>
+          <w:tab w:val="left" w:pos="2748"/>
+          <w:tab w:val="left" w:pos="3664"/>
+          <w:tab w:val="left" w:pos="4580"/>
+          <w:tab w:val="left" w:pos="5496"/>
+          <w:tab w:val="left" w:pos="6412"/>
+          <w:tab w:val="left" w:pos="7328"/>
+          <w:tab w:val="left" w:pos="8244"/>
+          <w:tab w:val="left" w:pos="9160"/>
+          <w:tab w:val="left" w:pos="10076"/>
+          <w:tab w:val="left" w:pos="10992"/>
+          <w:tab w:val="left" w:pos="11908"/>
+          <w:tab w:val="left" w:pos="12824"/>
+          <w:tab w:val="left" w:pos="13740"/>
+          <w:tab w:val="left" w:pos="14656"/>
+        </w:tabs>
+        <w:spacing w:after="0" w:line="240" w:lineRule="auto"/>
+        <w:rPr>
+          <w:rFonts w:ascii="Courier New" w:eastAsia="Times New Roman" w:hAnsi="Courier New" w:cs="Courier New"/>
+          <w:sz w:val="21"/>
+          <w:szCs w:val="21"/>
+          <w:lang w:eastAsia="en-IN"/>
+        </w:rPr>
+      </w:pPr>
+      <w:r>
+        <w:rPr>
+          <w:rFonts w:ascii="Courier New" w:eastAsia="Times New Roman" w:hAnsi="Courier New" w:cs="Courier New"/>
+          <w:sz w:val="21"/>
+          <w:szCs w:val="21"/>
+          <w:lang w:eastAsia="en-IN"/>
+        </w:rPr>
+        <w:t xml:space="preserve">    // Spring runs this constructor immediately during application startup</w:t>
+      </w:r>
+    </w:p>
+    <w:p>
+      <w:pPr>
+        <w:tabs>
+          <w:tab w:val="left" w:pos="916"/>
+          <w:tab w:val="left" w:pos="1832"/>
+          <w:tab w:val="left" w:pos="2748"/>
+          <w:tab w:val="left" w:pos="3664"/>
+          <w:tab w:val="left" w:pos="4580"/>
+          <w:tab w:val="left" w:pos="5496"/>
+          <w:tab w:val="left" w:pos="6412"/>
+          <w:tab w:val="left" w:pos="7328"/>
+          <w:tab w:val="left" w:pos="8244"/>
+          <w:tab w:val="left" w:pos="9160"/>
+          <w:tab w:val="left" w:pos="10076"/>
+          <w:tab w:val="left" w:pos="10992"/>
+          <w:tab w:val="left" w:pos="11908"/>
+          <w:tab w:val="left" w:pos="12824"/>
+          <w:tab w:val="left" w:pos="13740"/>
+          <w:tab w:val="left" w:pos="14656"/>
+        </w:tabs>
+        <w:spacing w:after="0" w:line="240" w:lineRule="auto"/>
+        <w:rPr>
+          <w:rFonts w:ascii="Courier New" w:eastAsia="Times New Roman" w:hAnsi="Courier New" w:cs="Courier New"/>
+          <w:sz w:val="21"/>
+          <w:szCs w:val="21"/>
+          <w:lang w:eastAsia="en-IN"/>
+        </w:rPr>
+      </w:pPr>
+      <w:r>
+        <w:rPr>
+          <w:rFonts w:ascii="Courier New" w:eastAsia="Times New Roman" w:hAnsi="Courier New" w:cs="Courier New"/>
+          <w:sz w:val="21"/>
+          <w:szCs w:val="21"/>
+          <w:lang w:eastAsia="en-IN"/>
+        </w:rPr>
+        <w:t xml:space="preserve">    public EagerNotificationService() {</w:t>
+      </w:r>
+    </w:p>
+    <w:p>
+      <w:pPr>
+        <w:tabs>
+          <w:tab w:val="left" w:pos="916"/>
+          <w:tab w:val="left" w:pos="1832"/>
+          <w:tab w:val="left" w:pos="2748"/>
+          <w:tab w:val="left" w:pos="3664"/>
+          <w:tab w:val="left" w:pos="4580"/>
+          <w:tab w:val="left" w:pos="5496"/>
+          <w:tab w:val="left" w:pos="6412"/>
+          <w:tab w:val="left" w:pos="7328"/>
+          <w:tab w:val="left" w:pos="8244"/>
+          <w:tab w:val="left" w:pos="9160"/>
+          <w:tab w:val="left" w:pos="10076"/>
+          <w:tab w:val="left" w:pos="10992"/>
+          <w:tab w:val="left" w:pos="11908"/>
+          <w:tab w:val="left" w:pos="12824"/>
+          <w:tab w:val="left" w:pos="13740"/>
+          <w:tab w:val="left" w:pos="14656"/>
+        </w:tabs>
+        <w:spacing w:after="0" w:line="240" w:lineRule="auto"/>
+        <w:rPr>
+          <w:rFonts w:ascii="Courier New" w:eastAsia="Times New Roman" w:hAnsi="Courier New" w:cs="Courier New"/>
+          <w:sz w:val="21"/>
+          <w:szCs w:val="21"/>
+          <w:lang w:eastAsia="en-IN"/>
+        </w:rPr>
+      </w:pPr>
+      <w:r>
+        <w:rPr>
+          <w:rFonts w:ascii="Courier New" w:eastAsia="Times New Roman" w:hAnsi="Courier New" w:cs="Courier New"/>
+          <w:sz w:val="21"/>
+          <w:szCs w:val="21"/>
+          <w:lang w:eastAsia="en-IN"/>
+        </w:rPr>
+        <w:t xml:space="preserve">        System.out.println("&gt;&gt;&gt; [EAGER] EagerNotificationService initialized at STARTUP!");</w:t>
+      </w:r>
+    </w:p>
+    <w:p>
+      <w:pPr>
+        <w:tabs>
+          <w:tab w:val="left" w:pos="916"/>
+          <w:tab w:val="left" w:pos="1832"/>
+          <w:tab w:val="left" w:pos="2748"/>
+          <w:tab w:val="left" w:pos="3664"/>
+          <w:tab w:val="left" w:pos="4580"/>
+          <w:tab w:val="left" w:pos="5496"/>
+          <w:tab w:val="left" w:pos="6412"/>
+          <w:tab w:val="left" w:pos="7328"/>
+          <w:tab w:val="left" w:pos="8244"/>
+          <w:tab w:val="left" w:pos="9160"/>
+          <w:tab w:val="left" w:pos="10076"/>
+          <w:tab w:val="left" w:pos="10992"/>
+          <w:tab w:val="left" w:pos="11908"/>
+          <w:tab w:val="left" w:pos="12824"/>
+          <w:tab w:val="left" w:pos="13740"/>
+          <w:tab w:val="left" w:pos="14656"/>
+        </w:tabs>
+        <w:spacing w:after="0" w:line="240" w:lineRule="auto"/>
+        <w:rPr>
+          <w:rFonts w:ascii="Courier New" w:eastAsia="Times New Roman" w:hAnsi="Courier New" w:cs="Courier New"/>
+          <w:sz w:val="21"/>
+          <w:szCs w:val="21"/>
+          <w:lang w:eastAsia="en-IN"/>
+        </w:rPr>
+      </w:pPr>
+      <w:r>
+        <w:rPr>
+          <w:rFonts w:ascii="Courier New" w:eastAsia="Times New Roman" w:hAnsi="Courier New" w:cs="Courier New"/>
+          <w:sz w:val="21"/>
+          <w:szCs w:val="21"/>
+          <w:lang w:eastAsia="en-IN"/>
+        </w:rPr>
+        <w:t xml:space="preserve">    }</w:t>
+      </w:r>
+    </w:p>
+    <w:p>
+      <w:pPr>
+        <w:tabs>
+          <w:tab w:val="left" w:pos="916"/>
+          <w:tab w:val="left" w:pos="1832"/>
+          <w:tab w:val="left" w:pos="2748"/>
+          <w:tab w:val="left" w:pos="3664"/>
+          <w:tab w:val="left" w:pos="4580"/>
+          <w:tab w:val="left" w:pos="5496"/>
+          <w:tab w:val="left" w:pos="6412"/>
+          <w:tab w:val="left" w:pos="7328"/>
+          <w:tab w:val="left" w:pos="8244"/>
+          <w:tab w:val="left" w:pos="9160"/>
+          <w:tab w:val="left" w:pos="10076"/>
+          <w:tab w:val="left" w:pos="10992"/>
+          <w:tab w:val="left" w:pos="11908"/>
+          <w:tab w:val="left" w:pos="12824"/>
+          <w:tab w:val="left" w:pos="13740"/>
+          <w:tab w:val="left" w:pos="14656"/>
+        </w:tabs>
+        <w:spacing w:after="0" w:line="240" w:lineRule="auto"/>
+        <w:rPr>
+          <w:rFonts w:ascii="Courier New" w:eastAsia="Times New Roman" w:hAnsi="Courier New" w:cs="Courier New"/>
+          <w:sz w:val="21"/>
+          <w:szCs w:val="21"/>
+          <w:lang w:eastAsia="en-IN"/>
+        </w:rPr>
+      </w:pPr>
+    </w:p>
+    <w:p>
+      <w:pPr>
+        <w:tabs>
+          <w:tab w:val="left" w:pos="916"/>
+          <w:tab w:val="left" w:pos="1832"/>
+          <w:tab w:val="left" w:pos="2748"/>
+          <w:tab w:val="left" w:pos="3664"/>
+          <w:tab w:val="left" w:pos="4580"/>
+          <w:tab w:val="left" w:pos="5496"/>
+          <w:tab w:val="left" w:pos="6412"/>
+          <w:tab w:val="left" w:pos="7328"/>
+          <w:tab w:val="left" w:pos="8244"/>
+          <w:tab w:val="left" w:pos="9160"/>
+          <w:tab w:val="left" w:pos="10076"/>
+          <w:tab w:val="left" w:pos="10992"/>
+          <w:tab w:val="left" w:pos="11908"/>
+          <w:tab w:val="left" w:pos="12824"/>
+          <w:tab w:val="left" w:pos="13740"/>
+          <w:tab w:val="left" w:pos="14656"/>
+        </w:tabs>
+        <w:spacing w:after="0" w:line="240" w:lineRule="auto"/>
+        <w:rPr>
+          <w:rFonts w:ascii="Courier New" w:eastAsia="Times New Roman" w:hAnsi="Courier New" w:cs="Courier New"/>
+          <w:sz w:val="21"/>
+          <w:szCs w:val="21"/>
+          <w:lang w:eastAsia="en-IN"/>
+        </w:rPr>
+      </w:pPr>
+      <w:r>
+        <w:rPr>
+          <w:rFonts w:ascii="Courier New" w:eastAsia="Times New Roman" w:hAnsi="Courier New" w:cs="Courier New"/>
+          <w:sz w:val="21"/>
+          <w:szCs w:val="21"/>
+          <w:lang w:eastAsia="en-IN"/>
+        </w:rPr>
+        <w:t xml:space="preserve">    public void sendNotification() {</w:t>
+      </w:r>
+    </w:p>
+    <w:p>
+      <w:pPr>
+        <w:tabs>
+          <w:tab w:val="left" w:pos="916"/>
+          <w:tab w:val="left" w:pos="1832"/>
+          <w:tab w:val="left" w:pos="2748"/>
+          <w:tab w:val="left" w:pos="3664"/>
+          <w:tab w:val="left" w:pos="4580"/>
+          <w:tab w:val="left" w:pos="5496"/>
+          <w:tab w:val="left" w:pos="6412"/>
+          <w:tab w:val="left" w:pos="7328"/>
+          <w:tab w:val="left" w:pos="8244"/>
+          <w:tab w:val="left" w:pos="9160"/>
+          <w:tab w:val="left" w:pos="10076"/>
+          <w:tab w:val="left" w:pos="10992"/>
+          <w:tab w:val="left" w:pos="11908"/>
+          <w:tab w:val="left" w:pos="12824"/>
+          <w:tab w:val="left" w:pos="13740"/>
+          <w:tab w:val="left" w:pos="14656"/>
+        </w:tabs>
+        <w:spacing w:after="0" w:line="240" w:lineRule="auto"/>
+        <w:rPr>
+          <w:rFonts w:ascii="Courier New" w:eastAsia="Times New Roman" w:hAnsi="Courier New" w:cs="Courier New"/>
+          <w:sz w:val="21"/>
+          <w:szCs w:val="21"/>
+          <w:lang w:eastAsia="en-IN"/>
+        </w:rPr>
+      </w:pPr>
+      <w:r>
+        <w:rPr>
+          <w:rFonts w:ascii="Courier New" w:eastAsia="Times New Roman" w:hAnsi="Courier New" w:cs="Courier New"/>
+          <w:sz w:val="21"/>
+          <w:szCs w:val="21"/>
+          <w:lang w:eastAsia="en-IN"/>
+        </w:rPr>
+        <w:t xml:space="preserve">        System.out.println("Notification sent.");</w:t>
+      </w:r>
+    </w:p>
+    <w:p>
+      <w:pPr>
+        <w:tabs>
+          <w:tab w:val="left" w:pos="916"/>
+          <w:tab w:val="left" w:pos="1832"/>
+          <w:tab w:val="left" w:pos="2748"/>
+          <w:tab w:val="left" w:pos="3664"/>
+          <w:tab w:val="left" w:pos="4580"/>
+          <w:tab w:val="left" w:pos="5496"/>
+          <w:tab w:val="left" w:pos="6412"/>
+          <w:tab w:val="left" w:pos="7328"/>
+          <w:tab w:val="left" w:pos="8244"/>
+          <w:tab w:val="left" w:pos="9160"/>
+          <w:tab w:val="left" w:pos="10076"/>
+          <w:tab w:val="left" w:pos="10992"/>
+          <w:tab w:val="left" w:pos="11908"/>
+          <w:tab w:val="left" w:pos="12824"/>
+          <w:tab w:val="left" w:pos="13740"/>
+          <w:tab w:val="left" w:pos="14656"/>
+        </w:tabs>
+        <w:spacing w:after="0" w:line="240" w:lineRule="auto"/>
+        <w:rPr>
+          <w:rFonts w:ascii="Courier New" w:eastAsia="Times New Roman" w:hAnsi="Courier New" w:cs="Courier New"/>
+          <w:sz w:val="21"/>
+          <w:szCs w:val="21"/>
+          <w:lang w:eastAsia="en-IN"/>
+        </w:rPr>
+      </w:pPr>
+      <w:r>
+        <w:rPr>
+          <w:rFonts w:ascii="Courier New" w:eastAsia="Times New Roman" w:hAnsi="Courier New" w:cs="Courier New"/>
+          <w:sz w:val="21"/>
+          <w:szCs w:val="21"/>
+          <w:lang w:eastAsia="en-IN"/>
+        </w:rPr>
+        <w:t xml:space="preserve">    }</w:t>
+      </w:r>
+    </w:p>
+    <w:p>
+      <w:pPr>
+        <w:tabs>
+          <w:tab w:val="left" w:pos="916"/>
+          <w:tab w:val="left" w:pos="1832"/>
+          <w:tab w:val="left" w:pos="2748"/>
+          <w:tab w:val="left" w:pos="3664"/>
+          <w:tab w:val="left" w:pos="4580"/>
+          <w:tab w:val="left" w:pos="5496"/>
+          <w:tab w:val="left" w:pos="6412"/>
+          <w:tab w:val="left" w:pos="7328"/>
+          <w:tab w:val="left" w:pos="8244"/>
+          <w:tab w:val="left" w:pos="9160"/>
+          <w:tab w:val="left" w:pos="10076"/>
+          <w:tab w:val="left" w:pos="10992"/>
+          <w:tab w:val="left" w:pos="11908"/>
+          <w:tab w:val="left" w:pos="12824"/>
+          <w:tab w:val="left" w:pos="13740"/>
+          <w:tab w:val="left" w:pos="14656"/>
+        </w:tabs>
+        <w:spacing w:after="0" w:line="240" w:lineRule="auto"/>
+        <w:rPr>
+          <w:rFonts w:ascii="Courier New" w:eastAsia="Times New Roman" w:hAnsi="Courier New" w:cs="Courier New"/>
+          <w:sz w:val="21"/>
+          <w:szCs w:val="21"/>
+          <w:lang w:eastAsia="en-IN"/>
+        </w:rPr>
+      </w:pPr>
+      <w:r>
+        <w:rPr>
+          <w:rFonts w:ascii="Courier New" w:eastAsia="Times New Roman" w:hAnsi="Courier New" w:cs="Courier New"/>
+          <w:sz w:val="21"/>
+          <w:szCs w:val="21"/>
+          <w:lang w:eastAsia="en-IN"/>
+        </w:rPr>
+        <w:t>}</w:t>
+      </w:r>
+    </w:p>
+    <w:p>
+      <w:pPr>
+        <w:spacing w:after="0" w:line="240" w:lineRule="auto"/>
+        <w:rPr>
+          <w:rFonts w:ascii="Arial" w:eastAsia="Times New Roman" w:hAnsi="Arial" w:cs="Arial"/>
+          <w:sz w:val="18"/>
+          <w:szCs w:val="18"/>
+          <w:lang w:eastAsia="en-IN"/>
+        </w:rPr>
+      </w:pPr>
+      <w:r>
+        <w:rPr>
+          <w:rFonts w:ascii="Arial" w:eastAsia="Times New Roman" w:hAnsi="Arial" w:cs="Arial"/>
+          <w:sz w:val="18"/>
+          <w:szCs w:val="18"/>
+          <w:lang w:eastAsia="en-IN"/>
+        </w:rPr>
+        <w:t>Use code with caution.</w:t>
+      </w:r>
+    </w:p>
+    <w:p>
+      <w:pPr>
+        <w:spacing w:line="240" w:lineRule="auto"/>
+        <w:rPr>
+          <w:rFonts w:ascii="Arial" w:eastAsia="Times New Roman" w:hAnsi="Arial" w:cs="Arial"/>
+          <w:b/>
+          <w:bCs/>
+          <w:sz w:val="30"/>
+          <w:szCs w:val="30"/>
+          <w:lang w:eastAsia="en-IN"/>
+        </w:rPr>
+      </w:pPr>
+      <w:r>
+        <w:rPr>
+          <w:rFonts w:ascii="Arial" w:eastAsia="Times New Roman" w:hAnsi="Arial" w:cs="Arial"/>
+          <w:b/>
+          <w:bCs/>
+          <w:sz w:val="30"/>
+          <w:szCs w:val="30"/>
+          <w:lang w:eastAsia="en-IN"/>
+        </w:rPr>
+        <w:t xml:space="preserve">2. Lazy Initialization (Using </w:t>
+      </w:r>
+      <w:r>
+        <w:rPr>
+          <w:rFonts w:ascii="Courier New" w:eastAsia="Times New Roman" w:hAnsi="Courier New" w:cs="Courier New"/>
+          <w:b/>
+          <w:bCs/>
+          <w:sz w:val="21"/>
+          <w:szCs w:val="21"/>
+          <w:lang w:eastAsia="en-IN"/>
+        </w:rPr>
+        <w:t>@Lazy</w:t>
+      </w:r>
+      <w:r>
+        <w:rPr>
+          <w:rFonts w:ascii="Arial" w:eastAsia="Times New Roman" w:hAnsi="Arial" w:cs="Arial"/>
+          <w:b/>
+          <w:bCs/>
+          <w:sz w:val="30"/>
+          <w:szCs w:val="30"/>
+          <w:lang w:eastAsia="en-IN"/>
+        </w:rPr>
+        <w:t>)</w:t>
+      </w:r>
+    </w:p>
+    <w:p>
+      <w:pPr>
+        <w:spacing w:line="240" w:lineRule="auto"/>
+        <w:rPr>
+          <w:rFonts w:ascii="Arial" w:eastAsia="Times New Roman" w:hAnsi="Arial" w:cs="Arial"/>
+          <w:sz w:val="24"/>
+          <w:szCs w:val="24"/>
+          <w:lang w:eastAsia="en-IN"/>
+        </w:rPr>
+      </w:pPr>
+      <w:r>
+        <w:rPr>
+          <w:rFonts w:ascii="Arial" w:eastAsia="Times New Roman" w:hAnsi="Arial" w:cs="Arial"/>
+          <w:sz w:val="24"/>
+          <w:szCs w:val="24"/>
+          <w:lang w:eastAsia="en-IN"/>
+        </w:rPr>
+        <w:t xml:space="preserve">To make a bean lazy, you simply add the </w:t>
+      </w:r>
+      <w:r>
+        <w:rPr>
+          <w:rFonts w:ascii="Courier New" w:eastAsia="Times New Roman" w:hAnsi="Courier New" w:cs="Courier New"/>
+          <w:sz w:val="21"/>
+          <w:szCs w:val="21"/>
+          <w:lang w:eastAsia="en-IN"/>
+        </w:rPr>
+        <w:t>@Lazy</w:t>
+      </w:r>
+      <w:r>
+        <w:rPr>
+          <w:rFonts w:ascii="Arial" w:eastAsia="Times New Roman" w:hAnsi="Arial" w:cs="Arial"/>
+          <w:sz w:val="24"/>
+          <w:szCs w:val="24"/>
+          <w:lang w:eastAsia="en-IN"/>
+        </w:rPr>
+        <w:t xml:space="preserve"> annotation on top of the component.</w:t>
+      </w:r>
+    </w:p>
+    <w:p>
+      <w:pPr>
+        <w:spacing w:after="0" w:line="240" w:lineRule="auto"/>
+        <w:rPr>
+          <w:rFonts w:ascii="Arial" w:eastAsia="Times New Roman" w:hAnsi="Arial" w:cs="Arial"/>
+          <w:sz w:val="30"/>
+          <w:szCs w:val="30"/>
+          <w:lang w:eastAsia="en-IN"/>
+        </w:rPr>
+      </w:pPr>
+      <w:r>
+        <w:rPr>
+          <w:rFonts w:ascii="Arial" w:eastAsia="Times New Roman" w:hAnsi="Arial" w:cs="Arial"/>
+          <w:sz w:val="30"/>
+          <w:szCs w:val="30"/>
+          <w:lang w:eastAsia="en-IN"/>
+        </w:rPr>
+        <w:t>java</w:t>
+      </w:r>
+    </w:p>
+    <w:p>
+      <w:pPr>
+        <w:tabs>
+          <w:tab w:val="left" w:pos="916"/>
+          <w:tab w:val="left" w:pos="1832"/>
+          <w:tab w:val="left" w:pos="2748"/>
+          <w:tab w:val="left" w:pos="3664"/>
+          <w:tab w:val="left" w:pos="4580"/>
+          <w:tab w:val="left" w:pos="5496"/>
+          <w:tab w:val="left" w:pos="6412"/>
+          <w:tab w:val="left" w:pos="7328"/>
+          <w:tab w:val="left" w:pos="8244"/>
+          <w:tab w:val="left" w:pos="9160"/>
+          <w:tab w:val="left" w:pos="10076"/>
+          <w:tab w:val="left" w:pos="10992"/>
+          <w:tab w:val="left" w:pos="11908"/>
+          <w:tab w:val="left" w:pos="12824"/>
+          <w:tab w:val="left" w:pos="13740"/>
+          <w:tab w:val="left" w:pos="14656"/>
+        </w:tabs>
+        <w:spacing w:after="0" w:line="240" w:lineRule="auto"/>
+        <w:rPr>
+          <w:rFonts w:ascii="Courier New" w:eastAsia="Times New Roman" w:hAnsi="Courier New" w:cs="Courier New"/>
+          <w:sz w:val="21"/>
+          <w:szCs w:val="21"/>
+          <w:lang w:eastAsia="en-IN"/>
+        </w:rPr>
+      </w:pPr>
+      <w:r>
+        <w:rPr>
+          <w:rFonts w:ascii="Courier New" w:eastAsia="Times New Roman" w:hAnsi="Courier New" w:cs="Courier New"/>
+          <w:sz w:val="21"/>
+          <w:szCs w:val="21"/>
+          <w:lang w:eastAsia="en-IN"/>
+        </w:rPr>
+        <w:t>import org.springframework.context.annotation.Lazy;</w:t>
+      </w:r>
+    </w:p>
+    <w:p>
+      <w:pPr>
+        <w:tabs>
+          <w:tab w:val="left" w:pos="916"/>
+          <w:tab w:val="left" w:pos="1832"/>
+          <w:tab w:val="left" w:pos="2748"/>
+          <w:tab w:val="left" w:pos="3664"/>
+          <w:tab w:val="left" w:pos="4580"/>
+          <w:tab w:val="left" w:pos="5496"/>
+          <w:tab w:val="left" w:pos="6412"/>
+          <w:tab w:val="left" w:pos="7328"/>
+          <w:tab w:val="left" w:pos="8244"/>
+          <w:tab w:val="left" w:pos="9160"/>
+          <w:tab w:val="left" w:pos="10076"/>
+          <w:tab w:val="left" w:pos="10992"/>
+          <w:tab w:val="left" w:pos="11908"/>
+          <w:tab w:val="left" w:pos="12824"/>
+          <w:tab w:val="left" w:pos="13740"/>
+          <w:tab w:val="left" w:pos="14656"/>
+        </w:tabs>
+        <w:spacing w:after="0" w:line="240" w:lineRule="auto"/>
+        <w:rPr>
+          <w:rFonts w:ascii="Courier New" w:eastAsia="Times New Roman" w:hAnsi="Courier New" w:cs="Courier New"/>
+          <w:sz w:val="21"/>
+          <w:szCs w:val="21"/>
+          <w:lang w:eastAsia="en-IN"/>
+        </w:rPr>
+      </w:pPr>
+      <w:r>
+        <w:rPr>
+          <w:rFonts w:ascii="Courier New" w:eastAsia="Times New Roman" w:hAnsi="Courier New" w:cs="Courier New"/>
+          <w:sz w:val="21"/>
+          <w:szCs w:val="21"/>
+          <w:lang w:eastAsia="en-IN"/>
+        </w:rPr>
+        <w:t>import org.springframework.stereotype.Component;</w:t>
+      </w:r>
+    </w:p>
+    <w:p>
+      <w:pPr>
+        <w:tabs>
+          <w:tab w:val="left" w:pos="916"/>
+          <w:tab w:val="left" w:pos="1832"/>
+          <w:tab w:val="left" w:pos="2748"/>
+          <w:tab w:val="left" w:pos="3664"/>
+          <w:tab w:val="left" w:pos="4580"/>
+          <w:tab w:val="left" w:pos="5496"/>
+          <w:tab w:val="left" w:pos="6412"/>
+          <w:tab w:val="left" w:pos="7328"/>
+          <w:tab w:val="left" w:pos="8244"/>
+          <w:tab w:val="left" w:pos="9160"/>
+          <w:tab w:val="left" w:pos="10076"/>
+          <w:tab w:val="left" w:pos="10992"/>
+          <w:tab w:val="left" w:pos="11908"/>
+          <w:tab w:val="left" w:pos="12824"/>
+          <w:tab w:val="left" w:pos="13740"/>
+          <w:tab w:val="left" w:pos="14656"/>
+        </w:tabs>
+        <w:spacing w:after="0" w:line="240" w:lineRule="auto"/>
+        <w:rPr>
+          <w:rFonts w:ascii="Courier New" w:eastAsia="Times New Roman" w:hAnsi="Courier New" w:cs="Courier New"/>
+          <w:sz w:val="21"/>
+          <w:szCs w:val="21"/>
+          <w:lang w:eastAsia="en-IN"/>
+        </w:rPr>
+      </w:pPr>
+    </w:p>
+    <w:p>
+      <w:pPr>
+        <w:tabs>
+          <w:tab w:val="left" w:pos="916"/>
+          <w:tab w:val="left" w:pos="1832"/>
+          <w:tab w:val="left" w:pos="2748"/>
+          <w:tab w:val="left" w:pos="3664"/>
+          <w:tab w:val="left" w:pos="4580"/>
+          <w:tab w:val="left" w:pos="5496"/>
+          <w:tab w:val="left" w:pos="6412"/>
+          <w:tab w:val="left" w:pos="7328"/>
+          <w:tab w:val="left" w:pos="8244"/>
+          <w:tab w:val="left" w:pos="9160"/>
+          <w:tab w:val="left" w:pos="10076"/>
+          <w:tab w:val="left" w:pos="10992"/>
+          <w:tab w:val="left" w:pos="11908"/>
+          <w:tab w:val="left" w:pos="12824"/>
+          <w:tab w:val="left" w:pos="13740"/>
+          <w:tab w:val="left" w:pos="14656"/>
+        </w:tabs>
+        <w:spacing w:after="0" w:line="240" w:lineRule="auto"/>
+        <w:rPr>
+          <w:rFonts w:ascii="Courier New" w:eastAsia="Times New Roman" w:hAnsi="Courier New" w:cs="Courier New"/>
+          <w:sz w:val="21"/>
+          <w:szCs w:val="21"/>
+          <w:lang w:eastAsia="en-IN"/>
+        </w:rPr>
+      </w:pPr>
+      <w:r>
+        <w:rPr>
+          <w:rFonts w:ascii="Courier New" w:eastAsia="Times New Roman" w:hAnsi="Courier New" w:cs="Courier New"/>
+          <w:sz w:val="21"/>
+          <w:szCs w:val="21"/>
+          <w:lang w:eastAsia="en-IN"/>
+        </w:rPr>
+        <w:t>@Component</w:t>
+      </w:r>
+    </w:p>
+    <w:p>
+      <w:pPr>
+        <w:tabs>
+          <w:tab w:val="left" w:pos="916"/>
+          <w:tab w:val="left" w:pos="1832"/>
+          <w:tab w:val="left" w:pos="2748"/>
+          <w:tab w:val="left" w:pos="3664"/>
+          <w:tab w:val="left" w:pos="4580"/>
+          <w:tab w:val="left" w:pos="5496"/>
+          <w:tab w:val="left" w:pos="6412"/>
+          <w:tab w:val="left" w:pos="7328"/>
+          <w:tab w:val="left" w:pos="8244"/>
+          <w:tab w:val="left" w:pos="9160"/>
+          <w:tab w:val="left" w:pos="10076"/>
+          <w:tab w:val="left" w:pos="10992"/>
+          <w:tab w:val="left" w:pos="11908"/>
+          <w:tab w:val="left" w:pos="12824"/>
+          <w:tab w:val="left" w:pos="13740"/>
+          <w:tab w:val="left" w:pos="14656"/>
+        </w:tabs>
+        <w:spacing w:after="0" w:line="240" w:lineRule="auto"/>
+        <w:rPr>
+          <w:rFonts w:ascii="Courier New" w:eastAsia="Times New Roman" w:hAnsi="Courier New" w:cs="Courier New"/>
+          <w:sz w:val="21"/>
+          <w:szCs w:val="21"/>
+          <w:lang w:eastAsia="en-IN"/>
+        </w:rPr>
+      </w:pPr>
+      <w:r>
+        <w:rPr>
+          <w:rFonts w:ascii="Courier New" w:eastAsia="Times New Roman" w:hAnsi="Courier New" w:cs="Courier New"/>
+          <w:sz w:val="21"/>
+          <w:szCs w:val="21"/>
+          <w:lang w:eastAsia="en-IN"/>
+        </w:rPr>
+        <w:t>@Lazy // &lt;-- This tells Spring to wait</w:t>
+      </w:r>
+    </w:p>
+    <w:p>
+      <w:pPr>
+        <w:tabs>
+          <w:tab w:val="left" w:pos="916"/>
+          <w:tab w:val="left" w:pos="1832"/>
+          <w:tab w:val="left" w:pos="2748"/>
+          <w:tab w:val="left" w:pos="3664"/>
+          <w:tab w:val="left" w:pos="4580"/>
+          <w:tab w:val="left" w:pos="5496"/>
+          <w:tab w:val="left" w:pos="6412"/>
+          <w:tab w:val="left" w:pos="7328"/>
+          <w:tab w:val="left" w:pos="8244"/>
+          <w:tab w:val="left" w:pos="9160"/>
+          <w:tab w:val="left" w:pos="10076"/>
+          <w:tab w:val="left" w:pos="10992"/>
+          <w:tab w:val="left" w:pos="11908"/>
+          <w:tab w:val="left" w:pos="12824"/>
+          <w:tab w:val="left" w:pos="13740"/>
+          <w:tab w:val="left" w:pos="14656"/>
+        </w:tabs>
+        <w:spacing w:after="0" w:line="240" w:lineRule="auto"/>
+        <w:rPr>
+          <w:rFonts w:ascii="Courier New" w:eastAsia="Times New Roman" w:hAnsi="Courier New" w:cs="Courier New"/>
+          <w:sz w:val="21"/>
+          <w:szCs w:val="21"/>
+          <w:lang w:eastAsia="en-IN"/>
+        </w:rPr>
+      </w:pPr>
+      <w:r>
+        <w:rPr>
+          <w:rFonts w:ascii="Courier New" w:eastAsia="Times New Roman" w:hAnsi="Courier New" w:cs="Courier New"/>
+          <w:sz w:val="21"/>
+          <w:szCs w:val="21"/>
+          <w:lang w:eastAsia="en-IN"/>
+        </w:rPr>
+        <w:t>public class LazyReportService {</w:t>
+      </w:r>
+    </w:p>
+    <w:p>
+      <w:pPr>
+        <w:tabs>
+          <w:tab w:val="left" w:pos="916"/>
+          <w:tab w:val="left" w:pos="1832"/>
+          <w:tab w:val="left" w:pos="2748"/>
+          <w:tab w:val="left" w:pos="3664"/>
+          <w:tab w:val="left" w:pos="4580"/>
+          <w:tab w:val="left" w:pos="5496"/>
+          <w:tab w:val="left" w:pos="6412"/>
+          <w:tab w:val="left" w:pos="7328"/>
+          <w:tab w:val="left" w:pos="8244"/>
+          <w:tab w:val="left" w:pos="9160"/>
+          <w:tab w:val="left" w:pos="10076"/>
+          <w:tab w:val="left" w:pos="10992"/>
+          <w:tab w:val="left" w:pos="11908"/>
+          <w:tab w:val="left" w:pos="12824"/>
+          <w:tab w:val="left" w:pos="13740"/>
+          <w:tab w:val="left" w:pos="14656"/>
+        </w:tabs>
+        <w:spacing w:after="0" w:line="240" w:lineRule="auto"/>
+        <w:rPr>
+          <w:rFonts w:ascii="Courier New" w:eastAsia="Times New Roman" w:hAnsi="Courier New" w:cs="Courier New"/>
+          <w:sz w:val="21"/>
+          <w:szCs w:val="21"/>
+          <w:lang w:eastAsia="en-IN"/>
+        </w:rPr>
+      </w:pPr>
+      <w:r>
+        <w:rPr>
+          <w:rFonts w:ascii="Courier New" w:eastAsia="Times New Roman" w:hAnsi="Courier New" w:cs="Courier New"/>
+          <w:sz w:val="21"/>
+          <w:szCs w:val="21"/>
+          <w:lang w:eastAsia="en-IN"/>
+        </w:rPr>
+        <w:t xml:space="preserve">    </w:t>
+      </w:r>
+    </w:p>
+    <w:p>
+      <w:pPr>
+        <w:tabs>
+          <w:tab w:val="left" w:pos="916"/>
+          <w:tab w:val="left" w:pos="1832"/>
+          <w:tab w:val="left" w:pos="2748"/>
+          <w:tab w:val="left" w:pos="3664"/>
+          <w:tab w:val="left" w:pos="4580"/>
+          <w:tab w:val="left" w:pos="5496"/>
+          <w:tab w:val="left" w:pos="6412"/>
+          <w:tab w:val="left" w:pos="7328"/>
+          <w:tab w:val="left" w:pos="8244"/>
+          <w:tab w:val="left" w:pos="9160"/>
+          <w:tab w:val="left" w:pos="10076"/>
+          <w:tab w:val="left" w:pos="10992"/>
+          <w:tab w:val="left" w:pos="11908"/>
+          <w:tab w:val="left" w:pos="12824"/>
+          <w:tab w:val="left" w:pos="13740"/>
+          <w:tab w:val="left" w:pos="14656"/>
+        </w:tabs>
+        <w:spacing w:after="0" w:line="240" w:lineRule="auto"/>
+        <w:rPr>
+          <w:rFonts w:ascii="Courier New" w:eastAsia="Times New Roman" w:hAnsi="Courier New" w:cs="Courier New"/>
+          <w:sz w:val="21"/>
+          <w:szCs w:val="21"/>
+          <w:lang w:eastAsia="en-IN"/>
+        </w:rPr>
+      </w:pPr>
+      <w:r>
+        <w:rPr>
+          <w:rFonts w:ascii="Courier New" w:eastAsia="Times New Roman" w:hAnsi="Courier New" w:cs="Courier New"/>
+          <w:sz w:val="21"/>
+          <w:szCs w:val="21"/>
+          <w:lang w:eastAsia="en-IN"/>
+        </w:rPr>
+        <w:t xml:space="preserve">    // Spring will IGNORE this constructor at startup. </w:t>
+      </w:r>
+    </w:p>
+    <w:p>
+      <w:pPr>
+        <w:tabs>
+          <w:tab w:val="left" w:pos="916"/>
+          <w:tab w:val="left" w:pos="1832"/>
+          <w:tab w:val="left" w:pos="2748"/>
+          <w:tab w:val="left" w:pos="3664"/>
+          <w:tab w:val="left" w:pos="4580"/>
+          <w:tab w:val="left" w:pos="5496"/>
+          <w:tab w:val="left" w:pos="6412"/>
+          <w:tab w:val="left" w:pos="7328"/>
+          <w:tab w:val="left" w:pos="8244"/>
+          <w:tab w:val="left" w:pos="9160"/>
+          <w:tab w:val="left" w:pos="10076"/>
+          <w:tab w:val="left" w:pos="10992"/>
+          <w:tab w:val="left" w:pos="11908"/>
+          <w:tab w:val="left" w:pos="12824"/>
+          <w:tab w:val="left" w:pos="13740"/>
+          <w:tab w:val="left" w:pos="14656"/>
+        </w:tabs>
+        <w:spacing w:after="0" w:line="240" w:lineRule="auto"/>
+        <w:rPr>
+          <w:rFonts w:ascii="Courier New" w:eastAsia="Times New Roman" w:hAnsi="Courier New" w:cs="Courier New"/>
+          <w:sz w:val="21"/>
+          <w:szCs w:val="21"/>
+          <w:lang w:eastAsia="en-IN"/>
+        </w:rPr>
+      </w:pPr>
+      <w:r>
+        <w:rPr>
+          <w:rFonts w:ascii="Courier New" w:eastAsia="Times New Roman" w:hAnsi="Courier New" w:cs="Courier New"/>
+          <w:sz w:val="21"/>
+          <w:szCs w:val="21"/>
+          <w:lang w:eastAsia="en-IN"/>
+        </w:rPr>
+        <w:t xml:space="preserve">    // It only runs when someone calls a method on this bean for the first time.</w:t>
+      </w:r>
+    </w:p>
+    <w:p>
+      <w:pPr>
+        <w:tabs>
+          <w:tab w:val="left" w:pos="916"/>
+          <w:tab w:val="left" w:pos="1832"/>
+          <w:tab w:val="left" w:pos="2748"/>
+          <w:tab w:val="left" w:pos="3664"/>
+          <w:tab w:val="left" w:pos="4580"/>
+          <w:tab w:val="left" w:pos="5496"/>
+          <w:tab w:val="left" w:pos="6412"/>
+          <w:tab w:val="left" w:pos="7328"/>
+          <w:tab w:val="left" w:pos="8244"/>
+          <w:tab w:val="left" w:pos="9160"/>
+          <w:tab w:val="left" w:pos="10076"/>
+          <w:tab w:val="left" w:pos="10992"/>
+          <w:tab w:val="left" w:pos="11908"/>
+          <w:tab w:val="left" w:pos="12824"/>
+          <w:tab w:val="left" w:pos="13740"/>
+          <w:tab w:val="left" w:pos="14656"/>
+        </w:tabs>
+        <w:spacing w:after="0" w:line="240" w:lineRule="auto"/>
+        <w:rPr>
+          <w:rFonts w:ascii="Courier New" w:eastAsia="Times New Roman" w:hAnsi="Courier New" w:cs="Courier New"/>
+          <w:sz w:val="21"/>
+          <w:szCs w:val="21"/>
+          <w:lang w:eastAsia="en-IN"/>
+        </w:rPr>
+      </w:pPr>
+      <w:r>
+        <w:rPr>
+          <w:rFonts w:ascii="Courier New" w:eastAsia="Times New Roman" w:hAnsi="Courier New" w:cs="Courier New"/>
+          <w:sz w:val="21"/>
+          <w:szCs w:val="21"/>
+          <w:lang w:eastAsia="en-IN"/>
+        </w:rPr>
+        <w:t xml:space="preserve">    public LazyReportService() {</w:t>
+      </w:r>
+    </w:p>
+    <w:p>
+      <w:pPr>
+        <w:tabs>
+          <w:tab w:val="left" w:pos="916"/>
+          <w:tab w:val="left" w:pos="1832"/>
+          <w:tab w:val="left" w:pos="2748"/>
+          <w:tab w:val="left" w:pos="3664"/>
+          <w:tab w:val="left" w:pos="4580"/>
+          <w:tab w:val="left" w:pos="5496"/>
+          <w:tab w:val="left" w:pos="6412"/>
+          <w:tab w:val="left" w:pos="7328"/>
+          <w:tab w:val="left" w:pos="8244"/>
+          <w:tab w:val="left" w:pos="9160"/>
+          <w:tab w:val="left" w:pos="10076"/>
+          <w:tab w:val="left" w:pos="10992"/>
+          <w:tab w:val="left" w:pos="11908"/>
+          <w:tab w:val="left" w:pos="12824"/>
+          <w:tab w:val="left" w:pos="13740"/>
+          <w:tab w:val="left" w:pos="14656"/>
+        </w:tabs>
+        <w:spacing w:after="0" w:line="240" w:lineRule="auto"/>
+        <w:rPr>
+          <w:rFonts w:ascii="Courier New" w:eastAsia="Times New Roman" w:hAnsi="Courier New" w:cs="Courier New"/>
+          <w:sz w:val="21"/>
+          <w:szCs w:val="21"/>
+          <w:lang w:eastAsia="en-IN"/>
+        </w:rPr>
+      </w:pPr>
+      <w:r>
+        <w:rPr>
+          <w:rFonts w:ascii="Courier New" w:eastAsia="Times New Roman" w:hAnsi="Courier New" w:cs="Courier New"/>
+          <w:sz w:val="21"/>
+          <w:szCs w:val="21"/>
+          <w:lang w:eastAsia="en-IN"/>
+        </w:rPr>
+        <w:t xml:space="preserve">        System.out.println("&gt;&gt;&gt; [LAZY] LazyReportService initialized ONLY ON DEMAND!");</w:t>
+      </w:r>
+    </w:p>
+    <w:p>
+      <w:pPr>
+        <w:tabs>
+          <w:tab w:val="left" w:pos="916"/>
+          <w:tab w:val="left" w:pos="1832"/>
+          <w:tab w:val="left" w:pos="2748"/>
+          <w:tab w:val="left" w:pos="3664"/>
+          <w:tab w:val="left" w:pos="4580"/>
+          <w:tab w:val="left" w:pos="5496"/>
+          <w:tab w:val="left" w:pos="6412"/>
+          <w:tab w:val="left" w:pos="7328"/>
+          <w:tab w:val="left" w:pos="8244"/>
+          <w:tab w:val="left" w:pos="9160"/>
+          <w:tab w:val="left" w:pos="10076"/>
+          <w:tab w:val="left" w:pos="10992"/>
+          <w:tab w:val="left" w:pos="11908"/>
+          <w:tab w:val="left" w:pos="12824"/>
+          <w:tab w:val="left" w:pos="13740"/>
+          <w:tab w:val="left" w:pos="14656"/>
+        </w:tabs>
+        <w:spacing w:after="0" w:line="240" w:lineRule="auto"/>
+        <w:rPr>
+          <w:rFonts w:ascii="Courier New" w:eastAsia="Times New Roman" w:hAnsi="Courier New" w:cs="Courier New"/>
+          <w:sz w:val="21"/>
+          <w:szCs w:val="21"/>
+          <w:lang w:eastAsia="en-IN"/>
+        </w:rPr>
+      </w:pPr>
+      <w:r>
+        <w:rPr>
+          <w:rFonts w:ascii="Courier New" w:eastAsia="Times New Roman" w:hAnsi="Courier New" w:cs="Courier New"/>
+          <w:sz w:val="21"/>
+          <w:szCs w:val="21"/>
+          <w:lang w:eastAsia="en-IN"/>
+        </w:rPr>
+        <w:t xml:space="preserve">    }</w:t>
+      </w:r>
+    </w:p>
+    <w:p>
+      <w:pPr>
+        <w:tabs>
+          <w:tab w:val="left" w:pos="916"/>
+          <w:tab w:val="left" w:pos="1832"/>
+          <w:tab w:val="left" w:pos="2748"/>
+          <w:tab w:val="left" w:pos="3664"/>
+          <w:tab w:val="left" w:pos="4580"/>
+          <w:tab w:val="left" w:pos="5496"/>
+          <w:tab w:val="left" w:pos="6412"/>
+          <w:tab w:val="left" w:pos="7328"/>
+          <w:tab w:val="left" w:pos="8244"/>
+          <w:tab w:val="left" w:pos="9160"/>
+          <w:tab w:val="left" w:pos="10076"/>
+          <w:tab w:val="left" w:pos="10992"/>
+          <w:tab w:val="left" w:pos="11908"/>
+          <w:tab w:val="left" w:pos="12824"/>
+          <w:tab w:val="left" w:pos="13740"/>
+          <w:tab w:val="left" w:pos="14656"/>
+        </w:tabs>
+        <w:spacing w:after="0" w:line="240" w:lineRule="auto"/>
+        <w:rPr>
+          <w:rFonts w:ascii="Courier New" w:eastAsia="Times New Roman" w:hAnsi="Courier New" w:cs="Courier New"/>
+          <w:sz w:val="21"/>
+          <w:szCs w:val="21"/>
+          <w:lang w:eastAsia="en-IN"/>
+        </w:rPr>
+      </w:pPr>
+    </w:p>
+    <w:p>
+      <w:pPr>
+        <w:tabs>
+          <w:tab w:val="left" w:pos="916"/>
+          <w:tab w:val="left" w:pos="1832"/>
+          <w:tab w:val="left" w:pos="2748"/>
+          <w:tab w:val="left" w:pos="3664"/>
+          <w:tab w:val="left" w:pos="4580"/>
+          <w:tab w:val="left" w:pos="5496"/>
+          <w:tab w:val="left" w:pos="6412"/>
+          <w:tab w:val="left" w:pos="7328"/>
+          <w:tab w:val="left" w:pos="8244"/>
+          <w:tab w:val="left" w:pos="9160"/>
+          <w:tab w:val="left" w:pos="10076"/>
+          <w:tab w:val="left" w:pos="10992"/>
+          <w:tab w:val="left" w:pos="11908"/>
+          <w:tab w:val="left" w:pos="12824"/>
+          <w:tab w:val="left" w:pos="13740"/>
+          <w:tab w:val="left" w:pos="14656"/>
+        </w:tabs>
+        <w:spacing w:after="0" w:line="240" w:lineRule="auto"/>
+        <w:rPr>
+          <w:rFonts w:ascii="Courier New" w:eastAsia="Times New Roman" w:hAnsi="Courier New" w:cs="Courier New"/>
+          <w:sz w:val="21"/>
+          <w:szCs w:val="21"/>
+          <w:lang w:eastAsia="en-IN"/>
+        </w:rPr>
+      </w:pPr>
+      <w:r>
+        <w:rPr>
+          <w:rFonts w:ascii="Courier New" w:eastAsia="Times New Roman" w:hAnsi="Courier New" w:cs="Courier New"/>
+          <w:sz w:val="21"/>
+          <w:szCs w:val="21"/>
+          <w:lang w:eastAsia="en-IN"/>
+        </w:rPr>
+        <w:t xml:space="preserve">    public void generateMonthlyReport() {</w:t>
+      </w:r>
+    </w:p>
+    <w:p>
+      <w:pPr>
+        <w:tabs>
+          <w:tab w:val="left" w:pos="916"/>
+          <w:tab w:val="left" w:pos="1832"/>
+          <w:tab w:val="left" w:pos="2748"/>
+          <w:tab w:val="left" w:pos="3664"/>
+          <w:tab w:val="left" w:pos="4580"/>
+          <w:tab w:val="left" w:pos="5496"/>
+          <w:tab w:val="left" w:pos="6412"/>
+          <w:tab w:val="left" w:pos="7328"/>
+          <w:tab w:val="left" w:pos="8244"/>
+          <w:tab w:val="left" w:pos="9160"/>
+          <w:tab w:val="left" w:pos="10076"/>
+          <w:tab w:val="left" w:pos="10992"/>
+          <w:tab w:val="left" w:pos="11908"/>
+          <w:tab w:val="left" w:pos="12824"/>
+          <w:tab w:val="left" w:pos="13740"/>
+          <w:tab w:val="left" w:pos="14656"/>
+        </w:tabs>
+        <w:spacing w:after="0" w:line="240" w:lineRule="auto"/>
+        <w:rPr>
+          <w:rFonts w:ascii="Courier New" w:eastAsia="Times New Roman" w:hAnsi="Courier New" w:cs="Courier New"/>
+          <w:sz w:val="21"/>
+          <w:szCs w:val="21"/>
+          <w:lang w:eastAsia="en-IN"/>
+        </w:rPr>
+      </w:pPr>
+      <w:r>
+        <w:rPr>
+          <w:rFonts w:ascii="Courier New" w:eastAsia="Times New Roman" w:hAnsi="Courier New" w:cs="Courier New"/>
+          <w:sz w:val="21"/>
+          <w:szCs w:val="21"/>
+          <w:lang w:eastAsia="en-IN"/>
+        </w:rPr>
+        <w:t xml:space="preserve">        System.out.println("Report generated.");</w:t>
+      </w:r>
+    </w:p>
+    <w:p>
+      <w:pPr>
+        <w:tabs>
+          <w:tab w:val="left" w:pos="916"/>
+          <w:tab w:val="left" w:pos="1832"/>
+          <w:tab w:val="left" w:pos="2748"/>
+          <w:tab w:val="left" w:pos="3664"/>
+          <w:tab w:val="left" w:pos="4580"/>
+          <w:tab w:val="left" w:pos="5496"/>
+          <w:tab w:val="left" w:pos="6412"/>
+          <w:tab w:val="left" w:pos="7328"/>
+          <w:tab w:val="left" w:pos="8244"/>
+          <w:tab w:val="left" w:pos="9160"/>
+          <w:tab w:val="left" w:pos="10076"/>
+          <w:tab w:val="left" w:pos="10992"/>
+          <w:tab w:val="left" w:pos="11908"/>
+          <w:tab w:val="left" w:pos="12824"/>
+          <w:tab w:val="left" w:pos="13740"/>
+          <w:tab w:val="left" w:pos="14656"/>
+        </w:tabs>
+        <w:spacing w:after="0" w:line="240" w:lineRule="auto"/>
+        <w:rPr>
+          <w:rFonts w:ascii="Courier New" w:eastAsia="Times New Roman" w:hAnsi="Courier New" w:cs="Courier New"/>
+          <w:sz w:val="21"/>
+          <w:szCs w:val="21"/>
+          <w:lang w:eastAsia="en-IN"/>
+        </w:rPr>
+      </w:pPr>
+      <w:r>
+        <w:rPr>
+          <w:rFonts w:ascii="Courier New" w:eastAsia="Times New Roman" w:hAnsi="Courier New" w:cs="Courier New"/>
+          <w:sz w:val="21"/>
+          <w:szCs w:val="21"/>
+          <w:lang w:eastAsia="en-IN"/>
+        </w:rPr>
+        <w:t xml:space="preserve">    }</w:t>
+      </w:r>
+    </w:p>
+    <w:p>
+      <w:pPr>
+        <w:tabs>
+          <w:tab w:val="left" w:pos="916"/>
+          <w:tab w:val="left" w:pos="1832"/>
+          <w:tab w:val="left" w:pos="2748"/>
+          <w:tab w:val="left" w:pos="3664"/>
+          <w:tab w:val="left" w:pos="4580"/>
+          <w:tab w:val="left" w:pos="5496"/>
+          <w:tab w:val="left" w:pos="6412"/>
+          <w:tab w:val="left" w:pos="7328"/>
+          <w:tab w:val="left" w:pos="8244"/>
+          <w:tab w:val="left" w:pos="9160"/>
+          <w:tab w:val="left" w:pos="10076"/>
+          <w:tab w:val="left" w:pos="10992"/>
+          <w:tab w:val="left" w:pos="11908"/>
+          <w:tab w:val="left" w:pos="12824"/>
+          <w:tab w:val="left" w:pos="13740"/>
+          <w:tab w:val="left" w:pos="14656"/>
+        </w:tabs>
+        <w:spacing w:after="0" w:line="240" w:lineRule="auto"/>
+        <w:rPr>
+          <w:rFonts w:ascii="Courier New" w:eastAsia="Times New Roman" w:hAnsi="Courier New" w:cs="Courier New"/>
+          <w:sz w:val="21"/>
+          <w:szCs w:val="21"/>
+          <w:lang w:eastAsia="en-IN"/>
+        </w:rPr>
+      </w:pPr>
+      <w:r>
+        <w:rPr>
+          <w:rFonts w:ascii="Courier New" w:eastAsia="Times New Roman" w:hAnsi="Courier New" w:cs="Courier New"/>
+          <w:sz w:val="21"/>
+          <w:szCs w:val="21"/>
+          <w:lang w:eastAsia="en-IN"/>
+        </w:rPr>
+        <w:t>}</w:t>
+      </w:r>
+    </w:p>
+    <w:p>
+      <w:pPr>
+        <w:spacing w:after="0" w:line="240" w:lineRule="auto"/>
+        <w:rPr>
+          <w:rFonts w:ascii="Arial" w:eastAsia="Times New Roman" w:hAnsi="Arial" w:cs="Arial"/>
+          <w:sz w:val="18"/>
+          <w:szCs w:val="18"/>
+          <w:lang w:eastAsia="en-IN"/>
+        </w:rPr>
+      </w:pPr>
+      <w:r>
+        <w:rPr>
+          <w:rFonts w:ascii="Arial" w:eastAsia="Times New Roman" w:hAnsi="Arial" w:cs="Arial"/>
+          <w:sz w:val="18"/>
+          <w:szCs w:val="18"/>
+          <w:lang w:eastAsia="en-IN"/>
+        </w:rPr>
+        <w:t>Use code with caution.</w:t>
+      </w:r>
+    </w:p>
+    <w:p>
+      <w:pPr>
+        <w:spacing w:before="480" w:after="480" w:line="240" w:lineRule="auto"/>
+        <w:rPr>
+          <w:rFonts w:ascii="Arial" w:eastAsia="Times New Roman" w:hAnsi="Arial" w:cs="Arial"/>
+          <w:sz w:val="21"/>
+          <w:szCs w:val="21"/>
+          <w:lang w:eastAsia="en-IN"/>
+        </w:rPr>
+      </w:pPr>
+      <w:r>
+        <w:rPr>
+          <w:rFonts w:ascii="Arial" w:eastAsia="Times New Roman" w:hAnsi="Arial" w:cs="Arial"/>
+          <w:sz w:val="21"/>
+          <w:szCs w:val="21"/>
+          <w:lang w:eastAsia="en-IN"/>
+        </w:rPr>
+        <w:pict w14:anchorId="11E969BD">
+          <v:rect id="_x0000_i1029" style="width:0;height:1.5pt" o:hralign="center" o:hrstd="t" o:hr="t" fillcolor="#a0a0a0" stroked="f"/>
+        </w:pict>
+      </w:r>
+    </w:p>
+    <w:p>
+      <w:pPr>
+        <w:spacing w:before="480" w:after="480" w:line="240" w:lineRule="auto"/>
+        <w:rPr>
+          <w:rFonts w:ascii="Arial" w:eastAsia="Times New Roman" w:hAnsi="Arial" w:cs="Arial"/>
+          <w:b/>
+          <w:bCs/>
+          <w:sz w:val="30"/>
+          <w:szCs w:val="30"/>
+          <w:lang w:eastAsia="en-IN"/>
+        </w:rPr>
+      </w:pPr>
+      <w:r>
+        <w:rPr>
+          <w:rFonts w:ascii="Arial" w:eastAsia="Times New Roman" w:hAnsi="Arial" w:cs="Arial"/>
+          <w:b/>
+          <w:bCs/>
+          <w:sz w:val="30"/>
+          <w:szCs w:val="30"/>
+          <w:lang w:eastAsia="en-IN"/>
+        </w:rPr>
+        <w:t>Seeing Them in Action (The Main Application)</w:t>
+      </w:r>
+    </w:p>
+    <w:p>
+      <w:pPr>
+        <w:spacing w:before="480" w:after="480" w:line="240" w:lineRule="auto"/>
+        <w:rPr>
+          <w:rFonts w:ascii="Arial" w:eastAsia="Times New Roman" w:hAnsi="Arial" w:cs="Arial"/>
+          <w:sz w:val="24"/>
+          <w:szCs w:val="24"/>
+          <w:lang w:eastAsia="en-IN"/>
+        </w:rPr>
+      </w:pPr>
+      <w:r>
+        <w:rPr>
+          <w:rFonts w:ascii="Arial" w:eastAsia="Times New Roman" w:hAnsi="Arial" w:cs="Arial"/>
+          <w:sz w:val="24"/>
+          <w:szCs w:val="24"/>
+          <w:lang w:eastAsia="en-IN"/>
+        </w:rPr>
+        <w:t>Let’s see what happens when the application starts up and an endpoint is hit.</w:t>
+      </w:r>
+    </w:p>
+    <w:p>
+      <w:pPr>
+        <w:spacing w:before="480" w:after="480" w:line="240" w:lineRule="auto"/>
+        <w:rPr>
+          <w:rFonts w:ascii="Arial" w:eastAsia="Times New Roman" w:hAnsi="Arial" w:cs="Arial"/>
+          <w:sz w:val="30"/>
+          <w:szCs w:val="30"/>
+          <w:lang w:eastAsia="en-IN"/>
+        </w:rPr>
+      </w:pPr>
+      <w:r>
+        <w:rPr>
+          <w:rFonts w:ascii="Arial" w:eastAsia="Times New Roman" w:hAnsi="Arial" w:cs="Arial"/>
+          <w:sz w:val="30"/>
+          <w:szCs w:val="30"/>
+          <w:lang w:eastAsia="en-IN"/>
+        </w:rPr>
+        <w:t>java</w:t>
+      </w:r>
+    </w:p>
+    <w:p>
+      <w:pPr>
+        <w:tabs>
+          <w:tab w:val="left" w:pos="916"/>
+          <w:tab w:val="left" w:pos="1832"/>
+          <w:tab w:val="left" w:pos="2748"/>
+          <w:tab w:val="left" w:pos="3664"/>
+          <w:tab w:val="left" w:pos="4580"/>
+          <w:tab w:val="left" w:pos="5496"/>
+          <w:tab w:val="left" w:pos="6412"/>
+          <w:tab w:val="left" w:pos="7328"/>
+          <w:tab w:val="left" w:pos="8244"/>
+          <w:tab w:val="left" w:pos="9160"/>
+          <w:tab w:val="left" w:pos="10076"/>
+          <w:tab w:val="left" w:pos="10992"/>
+          <w:tab w:val="left" w:pos="11908"/>
+          <w:tab w:val="left" w:pos="12824"/>
+          <w:tab w:val="left" w:pos="13740"/>
+          <w:tab w:val="left" w:pos="14656"/>
+        </w:tabs>
+        <w:spacing w:after="0" w:line="240" w:lineRule="auto"/>
+        <w:rPr>
+          <w:rFonts w:ascii="Courier New" w:eastAsia="Times New Roman" w:hAnsi="Courier New" w:cs="Courier New"/>
+          <w:sz w:val="21"/>
+          <w:szCs w:val="21"/>
+          <w:lang w:eastAsia="en-IN"/>
+        </w:rPr>
+      </w:pPr>
+      <w:r>
+        <w:rPr>
+          <w:rFonts w:ascii="Courier New" w:eastAsia="Times New Roman" w:hAnsi="Courier New" w:cs="Courier New"/>
+          <w:sz w:val="21"/>
+          <w:szCs w:val="21"/>
+          <w:lang w:eastAsia="en-IN"/>
+        </w:rPr>
+        <w:t>import org.springframework.boot.CommandLineRunner;</w:t>
+      </w:r>
+    </w:p>
+    <w:p>
+      <w:pPr>
+        <w:tabs>
+          <w:tab w:val="left" w:pos="916"/>
+          <w:tab w:val="left" w:pos="1832"/>
+          <w:tab w:val="left" w:pos="2748"/>
+          <w:tab w:val="left" w:pos="3664"/>
+          <w:tab w:val="left" w:pos="4580"/>
+          <w:tab w:val="left" w:pos="5496"/>
+          <w:tab w:val="left" w:pos="6412"/>
+          <w:tab w:val="left" w:pos="7328"/>
+          <w:tab w:val="left" w:pos="8244"/>
+          <w:tab w:val="left" w:pos="9160"/>
+          <w:tab w:val="left" w:pos="10076"/>
+          <w:tab w:val="left" w:pos="10992"/>
+          <w:tab w:val="left" w:pos="11908"/>
+          <w:tab w:val="left" w:pos="12824"/>
+          <w:tab w:val="left" w:pos="13740"/>
+          <w:tab w:val="left" w:pos="14656"/>
+        </w:tabs>
+        <w:spacing w:after="0" w:line="240" w:lineRule="auto"/>
+        <w:rPr>
+          <w:rFonts w:ascii="Courier New" w:eastAsia="Times New Roman" w:hAnsi="Courier New" w:cs="Courier New"/>
+          <w:sz w:val="21"/>
+          <w:szCs w:val="21"/>
+          <w:lang w:eastAsia="en-IN"/>
+        </w:rPr>
+      </w:pPr>
+      <w:r>
+        <w:rPr>
+          <w:rFonts w:ascii="Courier New" w:eastAsia="Times New Roman" w:hAnsi="Courier New" w:cs="Courier New"/>
+          <w:sz w:val="21"/>
+          <w:szCs w:val="21"/>
+          <w:lang w:eastAsia="en-IN"/>
+        </w:rPr>
+        <w:t>import org.springframework.boot.SpringApplication;</w:t>
+      </w:r>
+    </w:p>
+    <w:p>
+      <w:pPr>
+        <w:tabs>
+          <w:tab w:val="left" w:pos="916"/>
+          <w:tab w:val="left" w:pos="1832"/>
+          <w:tab w:val="left" w:pos="2748"/>
+          <w:tab w:val="left" w:pos="3664"/>
+          <w:tab w:val="left" w:pos="4580"/>
+          <w:tab w:val="left" w:pos="5496"/>
+          <w:tab w:val="left" w:pos="6412"/>
+          <w:tab w:val="left" w:pos="7328"/>
+          <w:tab w:val="left" w:pos="8244"/>
+          <w:tab w:val="left" w:pos="9160"/>
+          <w:tab w:val="left" w:pos="10076"/>
+          <w:tab w:val="left" w:pos="10992"/>
+          <w:tab w:val="left" w:pos="11908"/>
+          <w:tab w:val="left" w:pos="12824"/>
+          <w:tab w:val="left" w:pos="13740"/>
+          <w:tab w:val="left" w:pos="14656"/>
+        </w:tabs>
+        <w:spacing w:after="0" w:line="240" w:lineRule="auto"/>
+        <w:rPr>
+          <w:rFonts w:ascii="Courier New" w:eastAsia="Times New Roman" w:hAnsi="Courier New" w:cs="Courier New"/>
+          <w:sz w:val="21"/>
+          <w:szCs w:val="21"/>
+          <w:lang w:eastAsia="en-IN"/>
+        </w:rPr>
+      </w:pPr>
+      <w:r>
+        <w:rPr>
+          <w:rFonts w:ascii="Courier New" w:eastAsia="Times New Roman" w:hAnsi="Courier New" w:cs="Courier New"/>
+          <w:sz w:val="21"/>
+          <w:szCs w:val="21"/>
+          <w:lang w:eastAsia="en-IN"/>
+        </w:rPr>
+        <w:t>import org.springframework.boot.autoconfigure.SpringBootApplication;</w:t>
+      </w:r>
+    </w:p>
+    <w:p>
+      <w:pPr>
+        <w:tabs>
+          <w:tab w:val="left" w:pos="916"/>
+          <w:tab w:val="left" w:pos="1832"/>
+          <w:tab w:val="left" w:pos="2748"/>
+          <w:tab w:val="left" w:pos="3664"/>
+          <w:tab w:val="left" w:pos="4580"/>
+          <w:tab w:val="left" w:pos="5496"/>
+          <w:tab w:val="left" w:pos="6412"/>
+          <w:tab w:val="left" w:pos="7328"/>
+          <w:tab w:val="left" w:pos="8244"/>
+          <w:tab w:val="left" w:pos="9160"/>
+          <w:tab w:val="left" w:pos="10076"/>
+          <w:tab w:val="left" w:pos="10992"/>
+          <w:tab w:val="left" w:pos="11908"/>
+          <w:tab w:val="left" w:pos="12824"/>
+          <w:tab w:val="left" w:pos="13740"/>
+          <w:tab w:val="left" w:pos="14656"/>
+        </w:tabs>
+        <w:spacing w:after="0" w:line="240" w:lineRule="auto"/>
+        <w:rPr>
+          <w:rFonts w:ascii="Courier New" w:eastAsia="Times New Roman" w:hAnsi="Courier New" w:cs="Courier New"/>
+          <w:sz w:val="21"/>
+          <w:szCs w:val="21"/>
+          <w:lang w:eastAsia="en-IN"/>
+        </w:rPr>
+      </w:pPr>
+      <w:r>
+        <w:rPr>
+          <w:rFonts w:ascii="Courier New" w:eastAsia="Times New Roman" w:hAnsi="Courier New" w:cs="Courier New"/>
+          <w:sz w:val="21"/>
+          <w:szCs w:val="21"/>
+          <w:lang w:eastAsia="en-IN"/>
+        </w:rPr>
+        <w:lastRenderedPageBreak/>
+        <w:t>import org.springframework.web.bind.annotation.GetMapping;</w:t>
+      </w:r>
+    </w:p>
+    <w:p>
+      <w:pPr>
+        <w:tabs>
+          <w:tab w:val="left" w:pos="916"/>
+          <w:tab w:val="left" w:pos="1832"/>
+          <w:tab w:val="left" w:pos="2748"/>
+          <w:tab w:val="left" w:pos="3664"/>
+          <w:tab w:val="left" w:pos="4580"/>
+          <w:tab w:val="left" w:pos="5496"/>
+          <w:tab w:val="left" w:pos="6412"/>
+          <w:tab w:val="left" w:pos="7328"/>
+          <w:tab w:val="left" w:pos="8244"/>
+          <w:tab w:val="left" w:pos="9160"/>
+          <w:tab w:val="left" w:pos="10076"/>
+          <w:tab w:val="left" w:pos="10992"/>
+          <w:tab w:val="left" w:pos="11908"/>
+          <w:tab w:val="left" w:pos="12824"/>
+          <w:tab w:val="left" w:pos="13740"/>
+          <w:tab w:val="left" w:pos="14656"/>
+        </w:tabs>
+        <w:spacing w:after="0" w:line="240" w:lineRule="auto"/>
+        <w:rPr>
+          <w:rFonts w:ascii="Courier New" w:eastAsia="Times New Roman" w:hAnsi="Courier New" w:cs="Courier New"/>
+          <w:sz w:val="21"/>
+          <w:szCs w:val="21"/>
+          <w:lang w:eastAsia="en-IN"/>
+        </w:rPr>
+      </w:pPr>
+      <w:r>
+        <w:rPr>
+          <w:rFonts w:ascii="Courier New" w:eastAsia="Times New Roman" w:hAnsi="Courier New" w:cs="Courier New"/>
+          <w:sz w:val="21"/>
+          <w:szCs w:val="21"/>
+          <w:lang w:eastAsia="en-IN"/>
+        </w:rPr>
+        <w:t>import org.springframework.web.bind.annotation.RestController;</w:t>
+      </w:r>
+    </w:p>
+    <w:p>
+      <w:pPr>
+        <w:tabs>
+          <w:tab w:val="left" w:pos="916"/>
+          <w:tab w:val="left" w:pos="1832"/>
+          <w:tab w:val="left" w:pos="2748"/>
+          <w:tab w:val="left" w:pos="3664"/>
+          <w:tab w:val="left" w:pos="4580"/>
+          <w:tab w:val="left" w:pos="5496"/>
+          <w:tab w:val="left" w:pos="6412"/>
+          <w:tab w:val="left" w:pos="7328"/>
+          <w:tab w:val="left" w:pos="8244"/>
+          <w:tab w:val="left" w:pos="9160"/>
+          <w:tab w:val="left" w:pos="10076"/>
+          <w:tab w:val="left" w:pos="10992"/>
+          <w:tab w:val="left" w:pos="11908"/>
+          <w:tab w:val="left" w:pos="12824"/>
+          <w:tab w:val="left" w:pos="13740"/>
+          <w:tab w:val="left" w:pos="14656"/>
+        </w:tabs>
+        <w:spacing w:after="0" w:line="240" w:lineRule="auto"/>
+        <w:rPr>
+          <w:rFonts w:ascii="Courier New" w:eastAsia="Times New Roman" w:hAnsi="Courier New" w:cs="Courier New"/>
+          <w:sz w:val="21"/>
+          <w:szCs w:val="21"/>
+          <w:lang w:eastAsia="en-IN"/>
+        </w:rPr>
+      </w:pPr>
+    </w:p>
+    <w:p>
+      <w:pPr>
+        <w:tabs>
+          <w:tab w:val="left" w:pos="916"/>
+          <w:tab w:val="left" w:pos="1832"/>
+          <w:tab w:val="left" w:pos="2748"/>
+          <w:tab w:val="left" w:pos="3664"/>
+          <w:tab w:val="left" w:pos="4580"/>
+          <w:tab w:val="left" w:pos="5496"/>
+          <w:tab w:val="left" w:pos="6412"/>
+          <w:tab w:val="left" w:pos="7328"/>
+          <w:tab w:val="left" w:pos="8244"/>
+          <w:tab w:val="left" w:pos="9160"/>
+          <w:tab w:val="left" w:pos="10076"/>
+          <w:tab w:val="left" w:pos="10992"/>
+          <w:tab w:val="left" w:pos="11908"/>
+          <w:tab w:val="left" w:pos="12824"/>
+          <w:tab w:val="left" w:pos="13740"/>
+          <w:tab w:val="left" w:pos="14656"/>
+        </w:tabs>
+        <w:spacing w:after="0" w:line="240" w:lineRule="auto"/>
+        <w:rPr>
+          <w:rFonts w:ascii="Courier New" w:eastAsia="Times New Roman" w:hAnsi="Courier New" w:cs="Courier New"/>
+          <w:sz w:val="21"/>
+          <w:szCs w:val="21"/>
+          <w:lang w:eastAsia="en-IN"/>
+        </w:rPr>
+      </w:pPr>
+      <w:r>
+        <w:rPr>
+          <w:rFonts w:ascii="Courier New" w:eastAsia="Times New Roman" w:hAnsi="Courier New" w:cs="Courier New"/>
+          <w:sz w:val="21"/>
+          <w:szCs w:val="21"/>
+          <w:lang w:eastAsia="en-IN"/>
+        </w:rPr>
+        <w:t>@SpringBootApplication</w:t>
+      </w:r>
+    </w:p>
+    <w:p>
+      <w:pPr>
+        <w:tabs>
+          <w:tab w:val="left" w:pos="916"/>
+          <w:tab w:val="left" w:pos="1832"/>
+          <w:tab w:val="left" w:pos="2748"/>
+          <w:tab w:val="left" w:pos="3664"/>
+          <w:tab w:val="left" w:pos="4580"/>
+          <w:tab w:val="left" w:pos="5496"/>
+          <w:tab w:val="left" w:pos="6412"/>
+          <w:tab w:val="left" w:pos="7328"/>
+          <w:tab w:val="left" w:pos="8244"/>
+          <w:tab w:val="left" w:pos="9160"/>
+          <w:tab w:val="left" w:pos="10076"/>
+          <w:tab w:val="left" w:pos="10992"/>
+          <w:tab w:val="left" w:pos="11908"/>
+          <w:tab w:val="left" w:pos="12824"/>
+          <w:tab w:val="left" w:pos="13740"/>
+          <w:tab w:val="left" w:pos="14656"/>
+        </w:tabs>
+        <w:spacing w:after="0" w:line="240" w:lineRule="auto"/>
+        <w:rPr>
+          <w:rFonts w:ascii="Courier New" w:eastAsia="Times New Roman" w:hAnsi="Courier New" w:cs="Courier New"/>
+          <w:sz w:val="21"/>
+          <w:szCs w:val="21"/>
+          <w:lang w:eastAsia="en-IN"/>
+        </w:rPr>
+      </w:pPr>
+      <w:r>
+        <w:rPr>
+          <w:rFonts w:ascii="Courier New" w:eastAsia="Times New Roman" w:hAnsi="Courier New" w:cs="Courier New"/>
+          <w:sz w:val="21"/>
+          <w:szCs w:val="21"/>
+          <w:lang w:eastAsia="en-IN"/>
+        </w:rPr>
+        <w:t>@RestController</w:t>
+      </w:r>
+    </w:p>
+    <w:p>
+      <w:pPr>
+        <w:tabs>
+          <w:tab w:val="left" w:pos="916"/>
+          <w:tab w:val="left" w:pos="1832"/>
+          <w:tab w:val="left" w:pos="2748"/>
+          <w:tab w:val="left" w:pos="3664"/>
+          <w:tab w:val="left" w:pos="4580"/>
+          <w:tab w:val="left" w:pos="5496"/>
+          <w:tab w:val="left" w:pos="6412"/>
+          <w:tab w:val="left" w:pos="7328"/>
+          <w:tab w:val="left" w:pos="8244"/>
+          <w:tab w:val="left" w:pos="9160"/>
+          <w:tab w:val="left" w:pos="10076"/>
+          <w:tab w:val="left" w:pos="10992"/>
+          <w:tab w:val="left" w:pos="11908"/>
+          <w:tab w:val="left" w:pos="12824"/>
+          <w:tab w:val="left" w:pos="13740"/>
+          <w:tab w:val="left" w:pos="14656"/>
+        </w:tabs>
+        <w:spacing w:after="0" w:line="240" w:lineRule="auto"/>
+        <w:rPr>
+          <w:rFonts w:ascii="Courier New" w:eastAsia="Times New Roman" w:hAnsi="Courier New" w:cs="Courier New"/>
+          <w:sz w:val="21"/>
+          <w:szCs w:val="21"/>
+          <w:lang w:eastAsia="en-IN"/>
+        </w:rPr>
+      </w:pPr>
+      <w:r>
+        <w:rPr>
+          <w:rFonts w:ascii="Courier New" w:eastAsia="Times New Roman" w:hAnsi="Courier New" w:cs="Courier New"/>
+          <w:sz w:val="21"/>
+          <w:szCs w:val="21"/>
+          <w:lang w:eastAsia="en-IN"/>
+        </w:rPr>
+        <w:t>public class DemoApplication implements CommandLineRunner {</w:t>
+      </w:r>
+    </w:p>
+    <w:p>
+      <w:pPr>
+        <w:tabs>
+          <w:tab w:val="left" w:pos="916"/>
+          <w:tab w:val="left" w:pos="1832"/>
+          <w:tab w:val="left" w:pos="2748"/>
+          <w:tab w:val="left" w:pos="3664"/>
+          <w:tab w:val="left" w:pos="4580"/>
+          <w:tab w:val="left" w:pos="5496"/>
+          <w:tab w:val="left" w:pos="6412"/>
+          <w:tab w:val="left" w:pos="7328"/>
+          <w:tab w:val="left" w:pos="8244"/>
+          <w:tab w:val="left" w:pos="9160"/>
+          <w:tab w:val="left" w:pos="10076"/>
+          <w:tab w:val="left" w:pos="10992"/>
+          <w:tab w:val="left" w:pos="11908"/>
+          <w:tab w:val="left" w:pos="12824"/>
+          <w:tab w:val="left" w:pos="13740"/>
+          <w:tab w:val="left" w:pos="14656"/>
+        </w:tabs>
+        <w:spacing w:after="0" w:line="240" w:lineRule="auto"/>
+        <w:rPr>
+          <w:rFonts w:ascii="Courier New" w:eastAsia="Times New Roman" w:hAnsi="Courier New" w:cs="Courier New"/>
+          <w:sz w:val="21"/>
+          <w:szCs w:val="21"/>
+          <w:lang w:eastAsia="en-IN"/>
+        </w:rPr>
+      </w:pPr>
+    </w:p>
+    <w:p>
+      <w:pPr>
+        <w:tabs>
+          <w:tab w:val="left" w:pos="916"/>
+          <w:tab w:val="left" w:pos="1832"/>
+          <w:tab w:val="left" w:pos="2748"/>
+          <w:tab w:val="left" w:pos="3664"/>
+          <w:tab w:val="left" w:pos="4580"/>
+          <w:tab w:val="left" w:pos="5496"/>
+          <w:tab w:val="left" w:pos="6412"/>
+          <w:tab w:val="left" w:pos="7328"/>
+          <w:tab w:val="left" w:pos="8244"/>
+          <w:tab w:val="left" w:pos="9160"/>
+          <w:tab w:val="left" w:pos="10076"/>
+          <w:tab w:val="left" w:pos="10992"/>
+          <w:tab w:val="left" w:pos="11908"/>
+          <w:tab w:val="left" w:pos="12824"/>
+          <w:tab w:val="left" w:pos="13740"/>
+          <w:tab w:val="left" w:pos="14656"/>
+        </w:tabs>
+        <w:spacing w:after="0" w:line="240" w:lineRule="auto"/>
+        <w:rPr>
+          <w:rFonts w:ascii="Courier New" w:eastAsia="Times New Roman" w:hAnsi="Courier New" w:cs="Courier New"/>
+          <w:sz w:val="21"/>
+          <w:szCs w:val="21"/>
+          <w:lang w:eastAsia="en-IN"/>
+        </w:rPr>
+      </w:pPr>
+      <w:r>
+        <w:rPr>
+          <w:rFonts w:ascii="Courier New" w:eastAsia="Times New Roman" w:hAnsi="Courier New" w:cs="Courier New"/>
+          <w:sz w:val="21"/>
+          <w:szCs w:val="21"/>
+          <w:lang w:eastAsia="en-IN"/>
+        </w:rPr>
+        <w:t xml:space="preserve">    // Injecting both beans</w:t>
+      </w:r>
+    </w:p>
+    <w:p>
+      <w:pPr>
+        <w:tabs>
+          <w:tab w:val="left" w:pos="916"/>
+          <w:tab w:val="left" w:pos="1832"/>
+          <w:tab w:val="left" w:pos="2748"/>
+          <w:tab w:val="left" w:pos="3664"/>
+          <w:tab w:val="left" w:pos="4580"/>
+          <w:tab w:val="left" w:pos="5496"/>
+          <w:tab w:val="left" w:pos="6412"/>
+          <w:tab w:val="left" w:pos="7328"/>
+          <w:tab w:val="left" w:pos="8244"/>
+          <w:tab w:val="left" w:pos="9160"/>
+          <w:tab w:val="left" w:pos="10076"/>
+          <w:tab w:val="left" w:pos="10992"/>
+          <w:tab w:val="left" w:pos="11908"/>
+          <w:tab w:val="left" w:pos="12824"/>
+          <w:tab w:val="left" w:pos="13740"/>
+          <w:tab w:val="left" w:pos="14656"/>
+        </w:tabs>
+        <w:spacing w:after="0" w:line="240" w:lineRule="auto"/>
+        <w:rPr>
+          <w:rFonts w:ascii="Courier New" w:eastAsia="Times New Roman" w:hAnsi="Courier New" w:cs="Courier New"/>
+          <w:sz w:val="21"/>
+          <w:szCs w:val="21"/>
+          <w:lang w:eastAsia="en-IN"/>
+        </w:rPr>
+      </w:pPr>
+      <w:r>
+        <w:rPr>
+          <w:rFonts w:ascii="Courier New" w:eastAsia="Times New Roman" w:hAnsi="Courier New" w:cs="Courier New"/>
+          <w:sz w:val="21"/>
+          <w:szCs w:val="21"/>
+          <w:lang w:eastAsia="en-IN"/>
+        </w:rPr>
+        <w:t xml:space="preserve">    private final EagerNotificationService eagerService;</w:t>
+      </w:r>
+    </w:p>
+    <w:p>
+      <w:pPr>
+        <w:tabs>
+          <w:tab w:val="left" w:pos="916"/>
+          <w:tab w:val="left" w:pos="1832"/>
+          <w:tab w:val="left" w:pos="2748"/>
+          <w:tab w:val="left" w:pos="3664"/>
+          <w:tab w:val="left" w:pos="4580"/>
+          <w:tab w:val="left" w:pos="5496"/>
+          <w:tab w:val="left" w:pos="6412"/>
+          <w:tab w:val="left" w:pos="7328"/>
+          <w:tab w:val="left" w:pos="8244"/>
+          <w:tab w:val="left" w:pos="9160"/>
+          <w:tab w:val="left" w:pos="10076"/>
+          <w:tab w:val="left" w:pos="10992"/>
+          <w:tab w:val="left" w:pos="11908"/>
+          <w:tab w:val="left" w:pos="12824"/>
+          <w:tab w:val="left" w:pos="13740"/>
+          <w:tab w:val="left" w:pos="14656"/>
+        </w:tabs>
+        <w:spacing w:after="0" w:line="240" w:lineRule="auto"/>
+        <w:rPr>
+          <w:rFonts w:ascii="Courier New" w:eastAsia="Times New Roman" w:hAnsi="Courier New" w:cs="Courier New"/>
+          <w:sz w:val="21"/>
+          <w:szCs w:val="21"/>
+          <w:lang w:eastAsia="en-IN"/>
+        </w:rPr>
+      </w:pPr>
+      <w:r>
+        <w:rPr>
+          <w:rFonts w:ascii="Courier New" w:eastAsia="Times New Roman" w:hAnsi="Courier New" w:cs="Courier New"/>
+          <w:sz w:val="21"/>
+          <w:szCs w:val="21"/>
+          <w:lang w:eastAsia="en-IN"/>
+        </w:rPr>
+        <w:t xml:space="preserve">    private final LazyReportService lazyService;</w:t>
+      </w:r>
+    </w:p>
+    <w:p>
+      <w:pPr>
+        <w:tabs>
+          <w:tab w:val="left" w:pos="916"/>
+          <w:tab w:val="left" w:pos="1832"/>
+          <w:tab w:val="left" w:pos="2748"/>
+          <w:tab w:val="left" w:pos="3664"/>
+          <w:tab w:val="left" w:pos="4580"/>
+          <w:tab w:val="left" w:pos="5496"/>
+          <w:tab w:val="left" w:pos="6412"/>
+          <w:tab w:val="left" w:pos="7328"/>
+          <w:tab w:val="left" w:pos="8244"/>
+          <w:tab w:val="left" w:pos="9160"/>
+          <w:tab w:val="left" w:pos="10076"/>
+          <w:tab w:val="left" w:pos="10992"/>
+          <w:tab w:val="left" w:pos="11908"/>
+          <w:tab w:val="left" w:pos="12824"/>
+          <w:tab w:val="left" w:pos="13740"/>
+          <w:tab w:val="left" w:pos="14656"/>
+        </w:tabs>
+        <w:spacing w:after="0" w:line="240" w:lineRule="auto"/>
+        <w:rPr>
+          <w:rFonts w:ascii="Courier New" w:eastAsia="Times New Roman" w:hAnsi="Courier New" w:cs="Courier New"/>
+          <w:sz w:val="21"/>
+          <w:szCs w:val="21"/>
+          <w:lang w:eastAsia="en-IN"/>
+        </w:rPr>
+      </w:pPr>
+    </w:p>
+    <w:p>
+      <w:pPr>
+        <w:tabs>
+          <w:tab w:val="left" w:pos="916"/>
+          <w:tab w:val="left" w:pos="1832"/>
+          <w:tab w:val="left" w:pos="2748"/>
+          <w:tab w:val="left" w:pos="3664"/>
+          <w:tab w:val="left" w:pos="4580"/>
+          <w:tab w:val="left" w:pos="5496"/>
+          <w:tab w:val="left" w:pos="6412"/>
+          <w:tab w:val="left" w:pos="7328"/>
+          <w:tab w:val="left" w:pos="8244"/>
+          <w:tab w:val="left" w:pos="9160"/>
+          <w:tab w:val="left" w:pos="10076"/>
+          <w:tab w:val="left" w:pos="10992"/>
+          <w:tab w:val="left" w:pos="11908"/>
+          <w:tab w:val="left" w:pos="12824"/>
+          <w:tab w:val="left" w:pos="13740"/>
+          <w:tab w:val="left" w:pos="14656"/>
+        </w:tabs>
+        <w:spacing w:after="0" w:line="240" w:lineRule="auto"/>
+        <w:rPr>
+          <w:rFonts w:ascii="Courier New" w:eastAsia="Times New Roman" w:hAnsi="Courier New" w:cs="Courier New"/>
+          <w:sz w:val="21"/>
+          <w:szCs w:val="21"/>
+          <w:lang w:eastAsia="en-IN"/>
+        </w:rPr>
+      </w:pPr>
+      <w:r>
+        <w:rPr>
+          <w:rFonts w:ascii="Courier New" w:eastAsia="Times New Roman" w:hAnsi="Courier New" w:cs="Courier New"/>
+          <w:sz w:val="21"/>
+          <w:szCs w:val="21"/>
+          <w:lang w:eastAsia="en-IN"/>
+        </w:rPr>
+        <w:t xml:space="preserve">    public DemoApplication(EagerNotificationService eagerService, LazyReportService lazyService) {</w:t>
+      </w:r>
+    </w:p>
+    <w:p>
+      <w:pPr>
+        <w:tabs>
+          <w:tab w:val="left" w:pos="916"/>
+          <w:tab w:val="left" w:pos="1832"/>
+          <w:tab w:val="left" w:pos="2748"/>
+          <w:tab w:val="left" w:pos="3664"/>
+          <w:tab w:val="left" w:pos="4580"/>
+          <w:tab w:val="left" w:pos="5496"/>
+          <w:tab w:val="left" w:pos="6412"/>
+          <w:tab w:val="left" w:pos="7328"/>
+          <w:tab w:val="left" w:pos="8244"/>
+          <w:tab w:val="left" w:pos="9160"/>
+          <w:tab w:val="left" w:pos="10076"/>
+          <w:tab w:val="left" w:pos="10992"/>
+          <w:tab w:val="left" w:pos="11908"/>
+          <w:tab w:val="left" w:pos="12824"/>
+          <w:tab w:val="left" w:pos="13740"/>
+          <w:tab w:val="left" w:pos="14656"/>
+        </w:tabs>
+        <w:spacing w:after="0" w:line="240" w:lineRule="auto"/>
+        <w:rPr>
+          <w:rFonts w:ascii="Courier New" w:eastAsia="Times New Roman" w:hAnsi="Courier New" w:cs="Courier New"/>
+          <w:sz w:val="21"/>
+          <w:szCs w:val="21"/>
+          <w:lang w:eastAsia="en-IN"/>
+        </w:rPr>
+      </w:pPr>
+      <w:r>
+        <w:rPr>
+          <w:rFonts w:ascii="Courier New" w:eastAsia="Times New Roman" w:hAnsi="Courier New" w:cs="Courier New"/>
+          <w:sz w:val="21"/>
+          <w:szCs w:val="21"/>
+          <w:lang w:eastAsia="en-IN"/>
+        </w:rPr>
+        <w:t xml:space="preserve">        this.eagerService = eagerService;</w:t>
+      </w:r>
+    </w:p>
+    <w:p>
+      <w:pPr>
+        <w:tabs>
+          <w:tab w:val="left" w:pos="916"/>
+          <w:tab w:val="left" w:pos="1832"/>
+          <w:tab w:val="left" w:pos="2748"/>
+          <w:tab w:val="left" w:pos="3664"/>
+          <w:tab w:val="left" w:pos="4580"/>
+          <w:tab w:val="left" w:pos="5496"/>
+          <w:tab w:val="left" w:pos="6412"/>
+          <w:tab w:val="left" w:pos="7328"/>
+          <w:tab w:val="left" w:pos="8244"/>
+          <w:tab w:val="left" w:pos="9160"/>
+          <w:tab w:val="left" w:pos="10076"/>
+          <w:tab w:val="left" w:pos="10992"/>
+          <w:tab w:val="left" w:pos="11908"/>
+          <w:tab w:val="left" w:pos="12824"/>
+          <w:tab w:val="left" w:pos="13740"/>
+          <w:tab w:val="left" w:pos="14656"/>
+        </w:tabs>
+        <w:spacing w:after="0" w:line="240" w:lineRule="auto"/>
+        <w:rPr>
+          <w:rFonts w:ascii="Courier New" w:eastAsia="Times New Roman" w:hAnsi="Courier New" w:cs="Courier New"/>
+          <w:sz w:val="21"/>
+          <w:szCs w:val="21"/>
+          <w:lang w:eastAsia="en-IN"/>
+        </w:rPr>
+      </w:pPr>
+      <w:r>
+        <w:rPr>
+          <w:rFonts w:ascii="Courier New" w:eastAsia="Times New Roman" w:hAnsi="Courier New" w:cs="Courier New"/>
+          <w:sz w:val="21"/>
+          <w:szCs w:val="21"/>
+          <w:lang w:eastAsia="en-IN"/>
+        </w:rPr>
+        <w:t xml:space="preserve">        this.lazyService = lazyService;</w:t>
+      </w:r>
+    </w:p>
+    <w:p>
+      <w:pPr>
+        <w:tabs>
+          <w:tab w:val="left" w:pos="916"/>
+          <w:tab w:val="left" w:pos="1832"/>
+          <w:tab w:val="left" w:pos="2748"/>
+          <w:tab w:val="left" w:pos="3664"/>
+          <w:tab w:val="left" w:pos="4580"/>
+          <w:tab w:val="left" w:pos="5496"/>
+          <w:tab w:val="left" w:pos="6412"/>
+          <w:tab w:val="left" w:pos="7328"/>
+          <w:tab w:val="left" w:pos="8244"/>
+          <w:tab w:val="left" w:pos="9160"/>
+          <w:tab w:val="left" w:pos="10076"/>
+          <w:tab w:val="left" w:pos="10992"/>
+          <w:tab w:val="left" w:pos="11908"/>
+          <w:tab w:val="left" w:pos="12824"/>
+          <w:tab w:val="left" w:pos="13740"/>
+          <w:tab w:val="left" w:pos="14656"/>
+        </w:tabs>
+        <w:spacing w:after="0" w:line="240" w:lineRule="auto"/>
+        <w:rPr>
+          <w:rFonts w:ascii="Courier New" w:eastAsia="Times New Roman" w:hAnsi="Courier New" w:cs="Courier New"/>
+          <w:sz w:val="21"/>
+          <w:szCs w:val="21"/>
+          <w:lang w:eastAsia="en-IN"/>
+        </w:rPr>
+      </w:pPr>
+      <w:r>
+        <w:rPr>
+          <w:rFonts w:ascii="Courier New" w:eastAsia="Times New Roman" w:hAnsi="Courier New" w:cs="Courier New"/>
+          <w:sz w:val="21"/>
+          <w:szCs w:val="21"/>
+          <w:lang w:eastAsia="en-IN"/>
+        </w:rPr>
+        <w:t xml:space="preserve">    }</w:t>
+      </w:r>
+    </w:p>
+    <w:p>
+      <w:pPr>
+        <w:tabs>
+          <w:tab w:val="left" w:pos="916"/>
+          <w:tab w:val="left" w:pos="1832"/>
+          <w:tab w:val="left" w:pos="2748"/>
+          <w:tab w:val="left" w:pos="3664"/>
+          <w:tab w:val="left" w:pos="4580"/>
+          <w:tab w:val="left" w:pos="5496"/>
+          <w:tab w:val="left" w:pos="6412"/>
+          <w:tab w:val="left" w:pos="7328"/>
+          <w:tab w:val="left" w:pos="8244"/>
+          <w:tab w:val="left" w:pos="9160"/>
+          <w:tab w:val="left" w:pos="10076"/>
+          <w:tab w:val="left" w:pos="10992"/>
+          <w:tab w:val="left" w:pos="11908"/>
+          <w:tab w:val="left" w:pos="12824"/>
+          <w:tab w:val="left" w:pos="13740"/>
+          <w:tab w:val="left" w:pos="14656"/>
+        </w:tabs>
+        <w:spacing w:after="0" w:line="240" w:lineRule="auto"/>
+        <w:rPr>
+          <w:rFonts w:ascii="Courier New" w:eastAsia="Times New Roman" w:hAnsi="Courier New" w:cs="Courier New"/>
+          <w:sz w:val="21"/>
+          <w:szCs w:val="21"/>
+          <w:lang w:eastAsia="en-IN"/>
+        </w:rPr>
+      </w:pPr>
+    </w:p>
+    <w:p>
+      <w:pPr>
+        <w:tabs>
+          <w:tab w:val="left" w:pos="916"/>
+          <w:tab w:val="left" w:pos="1832"/>
+          <w:tab w:val="left" w:pos="2748"/>
+          <w:tab w:val="left" w:pos="3664"/>
+          <w:tab w:val="left" w:pos="4580"/>
+          <w:tab w:val="left" w:pos="5496"/>
+          <w:tab w:val="left" w:pos="6412"/>
+          <w:tab w:val="left" w:pos="7328"/>
+          <w:tab w:val="left" w:pos="8244"/>
+          <w:tab w:val="left" w:pos="9160"/>
+          <w:tab w:val="left" w:pos="10076"/>
+          <w:tab w:val="left" w:pos="10992"/>
+          <w:tab w:val="left" w:pos="11908"/>
+          <w:tab w:val="left" w:pos="12824"/>
+          <w:tab w:val="left" w:pos="13740"/>
+          <w:tab w:val="left" w:pos="14656"/>
+        </w:tabs>
+        <w:spacing w:after="0" w:line="240" w:lineRule="auto"/>
+        <w:rPr>
+          <w:rFonts w:ascii="Courier New" w:eastAsia="Times New Roman" w:hAnsi="Courier New" w:cs="Courier New"/>
+          <w:sz w:val="21"/>
+          <w:szCs w:val="21"/>
+          <w:lang w:eastAsia="en-IN"/>
+        </w:rPr>
+      </w:pPr>
+      <w:r>
+        <w:rPr>
+          <w:rFonts w:ascii="Courier New" w:eastAsia="Times New Roman" w:hAnsi="Courier New" w:cs="Courier New"/>
+          <w:sz w:val="21"/>
+          <w:szCs w:val="21"/>
+          <w:lang w:eastAsia="en-IN"/>
+        </w:rPr>
+        <w:t xml:space="preserve">    public static void main(String[] args) {</w:t>
+      </w:r>
+    </w:p>
+    <w:p>
+      <w:pPr>
+        <w:tabs>
+          <w:tab w:val="left" w:pos="916"/>
+          <w:tab w:val="left" w:pos="1832"/>
+          <w:tab w:val="left" w:pos="2748"/>
+          <w:tab w:val="left" w:pos="3664"/>
+          <w:tab w:val="left" w:pos="4580"/>
+          <w:tab w:val="left" w:pos="5496"/>
+          <w:tab w:val="left" w:pos="6412"/>
+          <w:tab w:val="left" w:pos="7328"/>
+          <w:tab w:val="left" w:pos="8244"/>
+          <w:tab w:val="left" w:pos="9160"/>
+          <w:tab w:val="left" w:pos="10076"/>
+          <w:tab w:val="left" w:pos="10992"/>
+          <w:tab w:val="left" w:pos="11908"/>
+          <w:tab w:val="left" w:pos="12824"/>
+          <w:tab w:val="left" w:pos="13740"/>
+          <w:tab w:val="left" w:pos="14656"/>
+        </w:tabs>
+        <w:spacing w:after="0" w:line="240" w:lineRule="auto"/>
+        <w:rPr>
+          <w:rFonts w:ascii="Courier New" w:eastAsia="Times New Roman" w:hAnsi="Courier New" w:cs="Courier New"/>
+          <w:sz w:val="21"/>
+          <w:szCs w:val="21"/>
+          <w:lang w:eastAsia="en-IN"/>
+        </w:rPr>
+      </w:pPr>
+      <w:r>
+        <w:rPr>
+          <w:rFonts w:ascii="Courier New" w:eastAsia="Times New Roman" w:hAnsi="Courier New" w:cs="Courier New"/>
+          <w:sz w:val="21"/>
+          <w:szCs w:val="21"/>
+          <w:lang w:eastAsia="en-IN"/>
+        </w:rPr>
+        <w:t xml:space="preserve">        SpringApplication.run(DemoApplication.class, args);</w:t>
+      </w:r>
+    </w:p>
+    <w:p>
+      <w:pPr>
+        <w:tabs>
+          <w:tab w:val="left" w:pos="916"/>
+          <w:tab w:val="left" w:pos="1832"/>
+          <w:tab w:val="left" w:pos="2748"/>
+          <w:tab w:val="left" w:pos="3664"/>
+          <w:tab w:val="left" w:pos="4580"/>
+          <w:tab w:val="left" w:pos="5496"/>
+          <w:tab w:val="left" w:pos="6412"/>
+          <w:tab w:val="left" w:pos="7328"/>
+          <w:tab w:val="left" w:pos="8244"/>
+          <w:tab w:val="left" w:pos="9160"/>
+          <w:tab w:val="left" w:pos="10076"/>
+          <w:tab w:val="left" w:pos="10992"/>
+          <w:tab w:val="left" w:pos="11908"/>
+          <w:tab w:val="left" w:pos="12824"/>
+          <w:tab w:val="left" w:pos="13740"/>
+          <w:tab w:val="left" w:pos="14656"/>
+        </w:tabs>
+        <w:spacing w:after="0" w:line="240" w:lineRule="auto"/>
+        <w:rPr>
+          <w:rFonts w:ascii="Courier New" w:eastAsia="Times New Roman" w:hAnsi="Courier New" w:cs="Courier New"/>
+          <w:sz w:val="21"/>
+          <w:szCs w:val="21"/>
+          <w:lang w:eastAsia="en-IN"/>
+        </w:rPr>
+      </w:pPr>
+      <w:r>
+        <w:rPr>
+          <w:rFonts w:ascii="Courier New" w:eastAsia="Times New Roman" w:hAnsi="Courier New" w:cs="Courier New"/>
+          <w:sz w:val="21"/>
+          <w:szCs w:val="21"/>
+          <w:lang w:eastAsia="en-IN"/>
+        </w:rPr>
+        <w:t xml:space="preserve">    }</w:t>
+      </w:r>
+    </w:p>
+    <w:p>
+      <w:pPr>
+        <w:tabs>
+          <w:tab w:val="left" w:pos="916"/>
+          <w:tab w:val="left" w:pos="1832"/>
+          <w:tab w:val="left" w:pos="2748"/>
+          <w:tab w:val="left" w:pos="3664"/>
+          <w:tab w:val="left" w:pos="4580"/>
+          <w:tab w:val="left" w:pos="5496"/>
+          <w:tab w:val="left" w:pos="6412"/>
+          <w:tab w:val="left" w:pos="7328"/>
+          <w:tab w:val="left" w:pos="8244"/>
+          <w:tab w:val="left" w:pos="9160"/>
+          <w:tab w:val="left" w:pos="10076"/>
+          <w:tab w:val="left" w:pos="10992"/>
+          <w:tab w:val="left" w:pos="11908"/>
+          <w:tab w:val="left" w:pos="12824"/>
+          <w:tab w:val="left" w:pos="13740"/>
+          <w:tab w:val="left" w:pos="14656"/>
+        </w:tabs>
+        <w:spacing w:after="0" w:line="240" w:lineRule="auto"/>
+        <w:rPr>
+          <w:rFonts w:ascii="Courier New" w:eastAsia="Times New Roman" w:hAnsi="Courier New" w:cs="Courier New"/>
+          <w:sz w:val="21"/>
+          <w:szCs w:val="21"/>
+          <w:lang w:eastAsia="en-IN"/>
+        </w:rPr>
+      </w:pPr>
+    </w:p>
+    <w:p>
+      <w:pPr>
+        <w:tabs>
+          <w:tab w:val="left" w:pos="916"/>
+          <w:tab w:val="left" w:pos="1832"/>
+          <w:tab w:val="left" w:pos="2748"/>
+          <w:tab w:val="left" w:pos="3664"/>
+          <w:tab w:val="left" w:pos="4580"/>
+          <w:tab w:val="left" w:pos="5496"/>
+          <w:tab w:val="left" w:pos="6412"/>
+          <w:tab w:val="left" w:pos="7328"/>
+          <w:tab w:val="left" w:pos="8244"/>
+          <w:tab w:val="left" w:pos="9160"/>
+          <w:tab w:val="left" w:pos="10076"/>
+          <w:tab w:val="left" w:pos="10992"/>
+          <w:tab w:val="left" w:pos="11908"/>
+          <w:tab w:val="left" w:pos="12824"/>
+          <w:tab w:val="left" w:pos="13740"/>
+          <w:tab w:val="left" w:pos="14656"/>
+        </w:tabs>
+        <w:spacing w:after="0" w:line="240" w:lineRule="auto"/>
+        <w:rPr>
+          <w:rFonts w:ascii="Courier New" w:eastAsia="Times New Roman" w:hAnsi="Courier New" w:cs="Courier New"/>
+          <w:sz w:val="21"/>
+          <w:szCs w:val="21"/>
+          <w:lang w:eastAsia="en-IN"/>
+        </w:rPr>
+      </w:pPr>
+      <w:r>
+        <w:rPr>
+          <w:rFonts w:ascii="Courier New" w:eastAsia="Times New Roman" w:hAnsi="Courier New" w:cs="Courier New"/>
+          <w:sz w:val="21"/>
+          <w:szCs w:val="21"/>
+          <w:lang w:eastAsia="en-IN"/>
+        </w:rPr>
+        <w:t xml:space="preserve">    @Override</w:t>
+      </w:r>
+    </w:p>
+    <w:p>
+      <w:pPr>
+        <w:tabs>
+          <w:tab w:val="left" w:pos="916"/>
+          <w:tab w:val="left" w:pos="1832"/>
+          <w:tab w:val="left" w:pos="2748"/>
+          <w:tab w:val="left" w:pos="3664"/>
+          <w:tab w:val="left" w:pos="4580"/>
+          <w:tab w:val="left" w:pos="5496"/>
+          <w:tab w:val="left" w:pos="6412"/>
+          <w:tab w:val="left" w:pos="7328"/>
+          <w:tab w:val="left" w:pos="8244"/>
+          <w:tab w:val="left" w:pos="9160"/>
+          <w:tab w:val="left" w:pos="10076"/>
+          <w:tab w:val="left" w:pos="10992"/>
+          <w:tab w:val="left" w:pos="11908"/>
+          <w:tab w:val="left" w:pos="12824"/>
+          <w:tab w:val="left" w:pos="13740"/>
+          <w:tab w:val="left" w:pos="14656"/>
+        </w:tabs>
+        <w:spacing w:after="0" w:line="240" w:lineRule="auto"/>
+        <w:rPr>
+          <w:rFonts w:ascii="Courier New" w:eastAsia="Times New Roman" w:hAnsi="Courier New" w:cs="Courier New"/>
+          <w:sz w:val="21"/>
+          <w:szCs w:val="21"/>
+          <w:lang w:eastAsia="en-IN"/>
+        </w:rPr>
+      </w:pPr>
+      <w:r>
+        <w:rPr>
+          <w:rFonts w:ascii="Courier New" w:eastAsia="Times New Roman" w:hAnsi="Courier New" w:cs="Courier New"/>
+          <w:sz w:val="21"/>
+          <w:szCs w:val="21"/>
+          <w:lang w:eastAsia="en-IN"/>
+        </w:rPr>
+        <w:t xml:space="preserve">    public void run(String... args) throws Exception {</w:t>
+      </w:r>
+    </w:p>
+    <w:p>
+      <w:pPr>
+        <w:tabs>
+          <w:tab w:val="left" w:pos="916"/>
+          <w:tab w:val="left" w:pos="1832"/>
+          <w:tab w:val="left" w:pos="2748"/>
+          <w:tab w:val="left" w:pos="3664"/>
+          <w:tab w:val="left" w:pos="4580"/>
+          <w:tab w:val="left" w:pos="5496"/>
+          <w:tab w:val="left" w:pos="6412"/>
+          <w:tab w:val="left" w:pos="7328"/>
+          <w:tab w:val="left" w:pos="8244"/>
+          <w:tab w:val="left" w:pos="9160"/>
+          <w:tab w:val="left" w:pos="10076"/>
+          <w:tab w:val="left" w:pos="10992"/>
+          <w:tab w:val="left" w:pos="11908"/>
+          <w:tab w:val="left" w:pos="12824"/>
+          <w:tab w:val="left" w:pos="13740"/>
+          <w:tab w:val="left" w:pos="14656"/>
+        </w:tabs>
+        <w:spacing w:after="0" w:line="240" w:lineRule="auto"/>
+        <w:rPr>
+          <w:rFonts w:ascii="Courier New" w:eastAsia="Times New Roman" w:hAnsi="Courier New" w:cs="Courier New"/>
+          <w:sz w:val="21"/>
+          <w:szCs w:val="21"/>
+          <w:lang w:eastAsia="en-IN"/>
+        </w:rPr>
+      </w:pPr>
+      <w:r>
+        <w:rPr>
+          <w:rFonts w:ascii="Courier New" w:eastAsia="Times New Roman" w:hAnsi="Courier New" w:cs="Courier New"/>
+          <w:sz w:val="21"/>
+          <w:szCs w:val="21"/>
+          <w:lang w:eastAsia="en-IN"/>
+        </w:rPr>
+        <w:t xml:space="preserve">        System.out.println("--- Spring Boot Application has successfully started! ---");</w:t>
+      </w:r>
+    </w:p>
+    <w:p>
+      <w:pPr>
+        <w:tabs>
+          <w:tab w:val="left" w:pos="916"/>
+          <w:tab w:val="left" w:pos="1832"/>
+          <w:tab w:val="left" w:pos="2748"/>
+          <w:tab w:val="left" w:pos="3664"/>
+          <w:tab w:val="left" w:pos="4580"/>
+          <w:tab w:val="left" w:pos="5496"/>
+          <w:tab w:val="left" w:pos="6412"/>
+          <w:tab w:val="left" w:pos="7328"/>
+          <w:tab w:val="left" w:pos="8244"/>
+          <w:tab w:val="left" w:pos="9160"/>
+          <w:tab w:val="left" w:pos="10076"/>
+          <w:tab w:val="left" w:pos="10992"/>
+          <w:tab w:val="left" w:pos="11908"/>
+          <w:tab w:val="left" w:pos="12824"/>
+          <w:tab w:val="left" w:pos="13740"/>
+          <w:tab w:val="left" w:pos="14656"/>
+        </w:tabs>
+        <w:spacing w:after="0" w:line="240" w:lineRule="auto"/>
+        <w:rPr>
+          <w:rFonts w:ascii="Courier New" w:eastAsia="Times New Roman" w:hAnsi="Courier New" w:cs="Courier New"/>
+          <w:sz w:val="21"/>
+          <w:szCs w:val="21"/>
+          <w:lang w:eastAsia="en-IN"/>
+        </w:rPr>
+      </w:pPr>
+      <w:r>
+        <w:rPr>
+          <w:rFonts w:ascii="Courier New" w:eastAsia="Times New Roman" w:hAnsi="Courier New" w:cs="Courier New"/>
+          <w:sz w:val="21"/>
+          <w:szCs w:val="21"/>
+          <w:lang w:eastAsia="en-IN"/>
+        </w:rPr>
+        <w:t xml:space="preserve">    }</w:t>
+      </w:r>
+    </w:p>
+    <w:p>
+      <w:pPr>
+        <w:tabs>
+          <w:tab w:val="left" w:pos="916"/>
+          <w:tab w:val="left" w:pos="1832"/>
+          <w:tab w:val="left" w:pos="2748"/>
+          <w:tab w:val="left" w:pos="3664"/>
+          <w:tab w:val="left" w:pos="4580"/>
+          <w:tab w:val="left" w:pos="5496"/>
+          <w:tab w:val="left" w:pos="6412"/>
+          <w:tab w:val="left" w:pos="7328"/>
+          <w:tab w:val="left" w:pos="8244"/>
+          <w:tab w:val="left" w:pos="9160"/>
+          <w:tab w:val="left" w:pos="10076"/>
+          <w:tab w:val="left" w:pos="10992"/>
+          <w:tab w:val="left" w:pos="11908"/>
+          <w:tab w:val="left" w:pos="12824"/>
+          <w:tab w:val="left" w:pos="13740"/>
+          <w:tab w:val="left" w:pos="14656"/>
+        </w:tabs>
+        <w:spacing w:after="0" w:line="240" w:lineRule="auto"/>
+        <w:rPr>
+          <w:rFonts w:ascii="Courier New" w:eastAsia="Times New Roman" w:hAnsi="Courier New" w:cs="Courier New"/>
+          <w:sz w:val="21"/>
+          <w:szCs w:val="21"/>
+          <w:lang w:eastAsia="en-IN"/>
+        </w:rPr>
+      </w:pPr>
+    </w:p>
+    <w:p>
+      <w:pPr>
+        <w:tabs>
+          <w:tab w:val="left" w:pos="916"/>
+          <w:tab w:val="left" w:pos="1832"/>
+          <w:tab w:val="left" w:pos="2748"/>
+          <w:tab w:val="left" w:pos="3664"/>
+          <w:tab w:val="left" w:pos="4580"/>
+          <w:tab w:val="left" w:pos="5496"/>
+          <w:tab w:val="left" w:pos="6412"/>
+          <w:tab w:val="left" w:pos="7328"/>
+          <w:tab w:val="left" w:pos="8244"/>
+          <w:tab w:val="left" w:pos="9160"/>
+          <w:tab w:val="left" w:pos="10076"/>
+          <w:tab w:val="left" w:pos="10992"/>
+          <w:tab w:val="left" w:pos="11908"/>
+          <w:tab w:val="left" w:pos="12824"/>
+          <w:tab w:val="left" w:pos="13740"/>
+          <w:tab w:val="left" w:pos="14656"/>
+        </w:tabs>
+        <w:spacing w:after="0" w:line="240" w:lineRule="auto"/>
+        <w:rPr>
+          <w:rFonts w:ascii="Courier New" w:eastAsia="Times New Roman" w:hAnsi="Courier New" w:cs="Courier New"/>
+          <w:sz w:val="21"/>
+          <w:szCs w:val="21"/>
+          <w:lang w:eastAsia="en-IN"/>
+        </w:rPr>
+      </w:pPr>
+      <w:r>
+        <w:rPr>
+          <w:rFonts w:ascii="Courier New" w:eastAsia="Times New Roman" w:hAnsi="Courier New" w:cs="Courier New"/>
+          <w:sz w:val="21"/>
+          <w:szCs w:val="21"/>
+          <w:lang w:eastAsia="en-IN"/>
+        </w:rPr>
+        <w:t xml:space="preserve">    @GetMapping("/trigger-lazy")</w:t>
+      </w:r>
+    </w:p>
+    <w:p>
+      <w:pPr>
+        <w:tabs>
+          <w:tab w:val="left" w:pos="916"/>
+          <w:tab w:val="left" w:pos="1832"/>
+          <w:tab w:val="left" w:pos="2748"/>
+          <w:tab w:val="left" w:pos="3664"/>
+          <w:tab w:val="left" w:pos="4580"/>
+          <w:tab w:val="left" w:pos="5496"/>
+          <w:tab w:val="left" w:pos="6412"/>
+          <w:tab w:val="left" w:pos="7328"/>
+          <w:tab w:val="left" w:pos="8244"/>
+          <w:tab w:val="left" w:pos="9160"/>
+          <w:tab w:val="left" w:pos="10076"/>
+          <w:tab w:val="left" w:pos="10992"/>
+          <w:tab w:val="left" w:pos="11908"/>
+          <w:tab w:val="left" w:pos="12824"/>
+          <w:tab w:val="left" w:pos="13740"/>
+          <w:tab w:val="left" w:pos="14656"/>
+        </w:tabs>
+        <w:spacing w:after="0" w:line="240" w:lineRule="auto"/>
+        <w:rPr>
+          <w:rFonts w:ascii="Courier New" w:eastAsia="Times New Roman" w:hAnsi="Courier New" w:cs="Courier New"/>
+          <w:sz w:val="21"/>
+          <w:szCs w:val="21"/>
+          <w:lang w:eastAsia="en-IN"/>
+        </w:rPr>
+      </w:pPr>
+      <w:r>
+        <w:rPr>
+          <w:rFonts w:ascii="Courier New" w:eastAsia="Times New Roman" w:hAnsi="Courier New" w:cs="Courier New"/>
+          <w:sz w:val="21"/>
+          <w:szCs w:val="21"/>
+          <w:lang w:eastAsia="en-IN"/>
+        </w:rPr>
+        <w:t xml:space="preserve">    public String triggerLazyBean() {</w:t>
+      </w:r>
+    </w:p>
+    <w:p>
+      <w:pPr>
+        <w:tabs>
+          <w:tab w:val="left" w:pos="916"/>
+          <w:tab w:val="left" w:pos="1832"/>
+          <w:tab w:val="left" w:pos="2748"/>
+          <w:tab w:val="left" w:pos="3664"/>
+          <w:tab w:val="left" w:pos="4580"/>
+          <w:tab w:val="left" w:pos="5496"/>
+          <w:tab w:val="left" w:pos="6412"/>
+          <w:tab w:val="left" w:pos="7328"/>
+          <w:tab w:val="left" w:pos="8244"/>
+          <w:tab w:val="left" w:pos="9160"/>
+          <w:tab w:val="left" w:pos="10076"/>
+          <w:tab w:val="left" w:pos="10992"/>
+          <w:tab w:val="left" w:pos="11908"/>
+          <w:tab w:val="left" w:pos="12824"/>
+          <w:tab w:val="left" w:pos="13740"/>
+          <w:tab w:val="left" w:pos="14656"/>
+        </w:tabs>
+        <w:spacing w:after="0" w:line="240" w:lineRule="auto"/>
+        <w:rPr>
+          <w:rFonts w:ascii="Courier New" w:eastAsia="Times New Roman" w:hAnsi="Courier New" w:cs="Courier New"/>
+          <w:sz w:val="21"/>
+          <w:szCs w:val="21"/>
+          <w:lang w:eastAsia="en-IN"/>
+        </w:rPr>
+      </w:pPr>
+      <w:r>
+        <w:rPr>
+          <w:rFonts w:ascii="Courier New" w:eastAsia="Times New Roman" w:hAnsi="Courier New" w:cs="Courier New"/>
+          <w:sz w:val="21"/>
+          <w:szCs w:val="21"/>
+          <w:lang w:eastAsia="en-IN"/>
+        </w:rPr>
+        <w:t xml:space="preserve">        System.out.println("Calling the lazy bean now...");</w:t>
+      </w:r>
+    </w:p>
+    <w:p>
+      <w:pPr>
+        <w:tabs>
+          <w:tab w:val="left" w:pos="916"/>
+          <w:tab w:val="left" w:pos="1832"/>
+          <w:tab w:val="left" w:pos="2748"/>
+          <w:tab w:val="left" w:pos="3664"/>
+          <w:tab w:val="left" w:pos="4580"/>
+          <w:tab w:val="left" w:pos="5496"/>
+          <w:tab w:val="left" w:pos="6412"/>
+          <w:tab w:val="left" w:pos="7328"/>
+          <w:tab w:val="left" w:pos="8244"/>
+          <w:tab w:val="left" w:pos="9160"/>
+          <w:tab w:val="left" w:pos="10076"/>
+          <w:tab w:val="left" w:pos="10992"/>
+          <w:tab w:val="left" w:pos="11908"/>
+          <w:tab w:val="left" w:pos="12824"/>
+          <w:tab w:val="left" w:pos="13740"/>
+          <w:tab w:val="left" w:pos="14656"/>
+        </w:tabs>
+        <w:spacing w:after="0" w:line="240" w:lineRule="auto"/>
+        <w:rPr>
+          <w:rFonts w:ascii="Courier New" w:eastAsia="Times New Roman" w:hAnsi="Courier New" w:cs="Courier New"/>
+          <w:sz w:val="21"/>
+          <w:szCs w:val="21"/>
+          <w:lang w:eastAsia="en-IN"/>
+        </w:rPr>
+      </w:pPr>
+      <w:r>
+        <w:rPr>
+          <w:rFonts w:ascii="Courier New" w:eastAsia="Times New Roman" w:hAnsi="Courier New" w:cs="Courier New"/>
+          <w:sz w:val="21"/>
+          <w:szCs w:val="21"/>
+          <w:lang w:eastAsia="en-IN"/>
+        </w:rPr>
+        <w:t xml:space="preserve">        lazyService.generateMonthlyReport(); // The bean is created RIGHT HERE</w:t>
+      </w:r>
+    </w:p>
+    <w:p>
+      <w:pPr>
+        <w:tabs>
+          <w:tab w:val="left" w:pos="916"/>
+          <w:tab w:val="left" w:pos="1832"/>
+          <w:tab w:val="left" w:pos="2748"/>
+          <w:tab w:val="left" w:pos="3664"/>
+          <w:tab w:val="left" w:pos="4580"/>
+          <w:tab w:val="left" w:pos="5496"/>
+          <w:tab w:val="left" w:pos="6412"/>
+          <w:tab w:val="left" w:pos="7328"/>
+          <w:tab w:val="left" w:pos="8244"/>
+          <w:tab w:val="left" w:pos="9160"/>
+          <w:tab w:val="left" w:pos="10076"/>
+          <w:tab w:val="left" w:pos="10992"/>
+          <w:tab w:val="left" w:pos="11908"/>
+          <w:tab w:val="left" w:pos="12824"/>
+          <w:tab w:val="left" w:pos="13740"/>
+          <w:tab w:val="left" w:pos="14656"/>
+        </w:tabs>
+        <w:spacing w:after="0" w:line="240" w:lineRule="auto"/>
+        <w:rPr>
+          <w:rFonts w:ascii="Courier New" w:eastAsia="Times New Roman" w:hAnsi="Courier New" w:cs="Courier New"/>
+          <w:sz w:val="21"/>
+          <w:szCs w:val="21"/>
+          <w:lang w:eastAsia="en-IN"/>
+        </w:rPr>
+      </w:pPr>
+      <w:r>
+        <w:rPr>
+          <w:rFonts w:ascii="Courier New" w:eastAsia="Times New Roman" w:hAnsi="Courier New" w:cs="Courier New"/>
+          <w:sz w:val="21"/>
+          <w:szCs w:val="21"/>
+          <w:lang w:eastAsia="en-IN"/>
+        </w:rPr>
+        <w:t xml:space="preserve">        return "Lazy bean method executed!";</w:t>
+      </w:r>
+    </w:p>
+    <w:p>
+      <w:pPr>
+        <w:tabs>
+          <w:tab w:val="left" w:pos="916"/>
+          <w:tab w:val="left" w:pos="1832"/>
+          <w:tab w:val="left" w:pos="2748"/>
+          <w:tab w:val="left" w:pos="3664"/>
+          <w:tab w:val="left" w:pos="4580"/>
+          <w:tab w:val="left" w:pos="5496"/>
+          <w:tab w:val="left" w:pos="6412"/>
+          <w:tab w:val="left" w:pos="7328"/>
+          <w:tab w:val="left" w:pos="8244"/>
+          <w:tab w:val="left" w:pos="9160"/>
+          <w:tab w:val="left" w:pos="10076"/>
+          <w:tab w:val="left" w:pos="10992"/>
+          <w:tab w:val="left" w:pos="11908"/>
+          <w:tab w:val="left" w:pos="12824"/>
+          <w:tab w:val="left" w:pos="13740"/>
+          <w:tab w:val="left" w:pos="14656"/>
+        </w:tabs>
+        <w:spacing w:after="0" w:line="240" w:lineRule="auto"/>
+        <w:rPr>
+          <w:rFonts w:ascii="Courier New" w:eastAsia="Times New Roman" w:hAnsi="Courier New" w:cs="Courier New"/>
+          <w:sz w:val="21"/>
+          <w:szCs w:val="21"/>
+          <w:lang w:eastAsia="en-IN"/>
+        </w:rPr>
+      </w:pPr>
+      <w:r>
+        <w:rPr>
+          <w:rFonts w:ascii="Courier New" w:eastAsia="Times New Roman" w:hAnsi="Courier New" w:cs="Courier New"/>
+          <w:sz w:val="21"/>
+          <w:szCs w:val="21"/>
+          <w:lang w:eastAsia="en-IN"/>
+        </w:rPr>
+        <w:t xml:space="preserve">    }</w:t>
+      </w:r>
+    </w:p>
+    <w:p>
+      <w:pPr>
+        <w:tabs>
+          <w:tab w:val="left" w:pos="916"/>
+          <w:tab w:val="left" w:pos="1832"/>
+          <w:tab w:val="left" w:pos="2748"/>
+          <w:tab w:val="left" w:pos="3664"/>
+          <w:tab w:val="left" w:pos="4580"/>
+          <w:tab w:val="left" w:pos="5496"/>
+          <w:tab w:val="left" w:pos="6412"/>
+          <w:tab w:val="left" w:pos="7328"/>
+          <w:tab w:val="left" w:pos="8244"/>
+          <w:tab w:val="left" w:pos="9160"/>
+          <w:tab w:val="left" w:pos="10076"/>
+          <w:tab w:val="left" w:pos="10992"/>
+          <w:tab w:val="left" w:pos="11908"/>
+          <w:tab w:val="left" w:pos="12824"/>
+          <w:tab w:val="left" w:pos="13740"/>
+          <w:tab w:val="left" w:pos="14656"/>
+        </w:tabs>
+        <w:spacing w:after="0" w:line="240" w:lineRule="auto"/>
+        <w:rPr>
+          <w:rFonts w:ascii="Courier New" w:eastAsia="Times New Roman" w:hAnsi="Courier New" w:cs="Courier New"/>
+          <w:sz w:val="21"/>
+          <w:szCs w:val="21"/>
+          <w:lang w:eastAsia="en-IN"/>
+        </w:rPr>
+      </w:pPr>
+      <w:r>
+        <w:rPr>
+          <w:rFonts w:ascii="Courier New" w:eastAsia="Times New Roman" w:hAnsi="Courier New" w:cs="Courier New"/>
+          <w:sz w:val="21"/>
+          <w:szCs w:val="21"/>
+          <w:lang w:eastAsia="en-IN"/>
+        </w:rPr>
+        <w:t>}</w:t>
+      </w:r>
+    </w:p>
+    <w:p>
+      <w:pPr>
+        <w:spacing w:after="0" w:line="240" w:lineRule="auto"/>
+        <w:rPr>
+          <w:rFonts w:ascii="Arial" w:eastAsia="Times New Roman" w:hAnsi="Arial" w:cs="Arial"/>
+          <w:sz w:val="18"/>
+          <w:szCs w:val="18"/>
+          <w:lang w:eastAsia="en-IN"/>
+        </w:rPr>
+      </w:pPr>
+      <w:r>
+        <w:rPr>
+          <w:rFonts w:ascii="Arial" w:eastAsia="Times New Roman" w:hAnsi="Arial" w:cs="Arial"/>
+          <w:sz w:val="18"/>
+          <w:szCs w:val="18"/>
+          <w:lang w:eastAsia="en-IN"/>
+        </w:rPr>
+        <w:t>Use code with caution.</w:t>
+      </w:r>
+    </w:p>
+    <w:p>
+      <w:pPr>
+        <w:spacing w:line="240" w:lineRule="auto"/>
+        <w:rPr>
+          <w:rFonts w:ascii="Arial" w:eastAsia="Times New Roman" w:hAnsi="Arial" w:cs="Arial"/>
+          <w:b/>
+          <w:bCs/>
+          <w:sz w:val="30"/>
+          <w:szCs w:val="30"/>
+          <w:lang w:eastAsia="en-IN"/>
+        </w:rPr>
+      </w:pPr>
+      <w:r>
+        <w:rPr>
+          <w:rFonts w:ascii="Arial" w:eastAsia="Times New Roman" w:hAnsi="Arial" w:cs="Arial"/>
+          <w:b/>
+          <w:bCs/>
+          <w:sz w:val="30"/>
+          <w:szCs w:val="30"/>
+          <w:lang w:eastAsia="en-IN"/>
+        </w:rPr>
+        <w:t>What You Will See in the Console Logs:</w:t>
+      </w:r>
+    </w:p>
+    <w:p>
+      <w:pPr>
+        <w:spacing w:line="240" w:lineRule="auto"/>
+        <w:rPr>
+          <w:rFonts w:ascii="Arial" w:eastAsia="Times New Roman" w:hAnsi="Arial" w:cs="Arial"/>
+          <w:sz w:val="24"/>
+          <w:szCs w:val="24"/>
+          <w:lang w:eastAsia="en-IN"/>
+        </w:rPr>
+      </w:pPr>
+      <w:r>
+        <w:rPr>
+          <w:rFonts w:ascii="Arial" w:eastAsia="Times New Roman" w:hAnsi="Arial" w:cs="Arial"/>
+          <w:b/>
+          <w:bCs/>
+          <w:sz w:val="24"/>
+          <w:szCs w:val="24"/>
+          <w:lang w:eastAsia="en-IN"/>
+        </w:rPr>
+        <w:t>Step 1: When you start the application:</w:t>
+      </w:r>
+    </w:p>
+    <w:p>
+      <w:pPr>
+        <w:spacing w:after="0" w:line="240" w:lineRule="auto"/>
+        <w:rPr>
+          <w:rFonts w:ascii="Arial" w:eastAsia="Times New Roman" w:hAnsi="Arial" w:cs="Arial"/>
+          <w:sz w:val="30"/>
+          <w:szCs w:val="30"/>
+          <w:lang w:eastAsia="en-IN"/>
+        </w:rPr>
+      </w:pPr>
+      <w:r>
+        <w:rPr>
+          <w:rFonts w:ascii="Arial" w:eastAsia="Times New Roman" w:hAnsi="Arial" w:cs="Arial"/>
+          <w:sz w:val="30"/>
+          <w:szCs w:val="30"/>
+          <w:lang w:eastAsia="en-IN"/>
+        </w:rPr>
+        <w:t>text</w:t>
+      </w:r>
+    </w:p>
+    <w:p>
+      <w:pPr>
+        <w:tabs>
+          <w:tab w:val="left" w:pos="916"/>
+          <w:tab w:val="left" w:pos="1832"/>
+          <w:tab w:val="left" w:pos="2748"/>
+          <w:tab w:val="left" w:pos="3664"/>
+          <w:tab w:val="left" w:pos="4580"/>
+          <w:tab w:val="left" w:pos="5496"/>
+          <w:tab w:val="left" w:pos="6412"/>
+          <w:tab w:val="left" w:pos="7328"/>
+          <w:tab w:val="left" w:pos="8244"/>
+          <w:tab w:val="left" w:pos="9160"/>
+          <w:tab w:val="left" w:pos="10076"/>
+          <w:tab w:val="left" w:pos="10992"/>
+          <w:tab w:val="left" w:pos="11908"/>
+          <w:tab w:val="left" w:pos="12824"/>
+          <w:tab w:val="left" w:pos="13740"/>
+          <w:tab w:val="left" w:pos="14656"/>
+        </w:tabs>
+        <w:spacing w:after="0" w:line="240" w:lineRule="auto"/>
+        <w:rPr>
+          <w:rFonts w:ascii="Courier New" w:eastAsia="Times New Roman" w:hAnsi="Courier New" w:cs="Courier New"/>
+          <w:sz w:val="21"/>
+          <w:szCs w:val="21"/>
+          <w:lang w:eastAsia="en-IN"/>
+        </w:rPr>
+      </w:pPr>
+      <w:r>
+        <w:rPr>
+          <w:rFonts w:ascii="Courier New" w:eastAsia="Times New Roman" w:hAnsi="Courier New" w:cs="Courier New"/>
+          <w:sz w:val="21"/>
+          <w:szCs w:val="21"/>
+          <w:lang w:eastAsia="en-IN"/>
+        </w:rPr>
+        <w:t>&gt;&gt;&gt; [EAGER] EagerNotificationService initialized at STARTUP!</w:t>
+      </w:r>
+    </w:p>
+    <w:p>
+      <w:pPr>
+        <w:tabs>
+          <w:tab w:val="left" w:pos="916"/>
+          <w:tab w:val="left" w:pos="1832"/>
+          <w:tab w:val="left" w:pos="2748"/>
+          <w:tab w:val="left" w:pos="3664"/>
+          <w:tab w:val="left" w:pos="4580"/>
+          <w:tab w:val="left" w:pos="5496"/>
+          <w:tab w:val="left" w:pos="6412"/>
+          <w:tab w:val="left" w:pos="7328"/>
+          <w:tab w:val="left" w:pos="8244"/>
+          <w:tab w:val="left" w:pos="9160"/>
+          <w:tab w:val="left" w:pos="10076"/>
+          <w:tab w:val="left" w:pos="10992"/>
+          <w:tab w:val="left" w:pos="11908"/>
+          <w:tab w:val="left" w:pos="12824"/>
+          <w:tab w:val="left" w:pos="13740"/>
+          <w:tab w:val="left" w:pos="14656"/>
+        </w:tabs>
+        <w:spacing w:after="0" w:line="240" w:lineRule="auto"/>
+        <w:rPr>
+          <w:rFonts w:ascii="Courier New" w:eastAsia="Times New Roman" w:hAnsi="Courier New" w:cs="Courier New"/>
+          <w:sz w:val="21"/>
+          <w:szCs w:val="21"/>
+          <w:lang w:eastAsia="en-IN"/>
+        </w:rPr>
+      </w:pPr>
+      <w:r>
+        <w:rPr>
+          <w:rFonts w:ascii="Courier New" w:eastAsia="Times New Roman" w:hAnsi="Courier New" w:cs="Courier New"/>
+          <w:sz w:val="21"/>
+          <w:szCs w:val="21"/>
+          <w:lang w:eastAsia="en-IN"/>
+        </w:rPr>
+        <w:t>--- Spring Boot Application has successfully started! ---</w:t>
+      </w:r>
+    </w:p>
+    <w:p>
+      <w:pPr>
+        <w:spacing w:after="0" w:line="240" w:lineRule="auto"/>
+        <w:rPr>
+          <w:rFonts w:ascii="Arial" w:eastAsia="Times New Roman" w:hAnsi="Arial" w:cs="Arial"/>
+          <w:sz w:val="18"/>
+          <w:szCs w:val="18"/>
+          <w:lang w:eastAsia="en-IN"/>
+        </w:rPr>
+      </w:pPr>
+      <w:r>
+        <w:rPr>
+          <w:rFonts w:ascii="Arial" w:eastAsia="Times New Roman" w:hAnsi="Arial" w:cs="Arial"/>
+          <w:sz w:val="18"/>
+          <w:szCs w:val="18"/>
+          <w:lang w:eastAsia="en-IN"/>
+        </w:rPr>
+        <w:t>Use code with caution.</w:t>
+      </w:r>
+    </w:p>
+    <w:p>
+      <w:pPr>
+        <w:spacing w:line="240" w:lineRule="auto"/>
+        <w:rPr>
+          <w:rFonts w:ascii="Arial" w:eastAsia="Times New Roman" w:hAnsi="Arial" w:cs="Arial"/>
+          <w:sz w:val="24"/>
+          <w:szCs w:val="24"/>
+          <w:lang w:eastAsia="en-IN"/>
+        </w:rPr>
+      </w:pPr>
+      <w:r>
+        <w:rPr>
+          <w:rFonts w:ascii="Arial" w:eastAsia="Times New Roman" w:hAnsi="Arial" w:cs="Arial"/>
+          <w:i/>
+          <w:iCs/>
+          <w:sz w:val="24"/>
+          <w:szCs w:val="24"/>
+          <w:lang w:eastAsia="en-IN"/>
+        </w:rPr>
+        <w:t xml:space="preserve">(Notice that </w:t>
+      </w:r>
+      <w:r>
+        <w:rPr>
+          <w:rFonts w:ascii="Courier New" w:eastAsia="Times New Roman" w:hAnsi="Courier New" w:cs="Courier New"/>
+          <w:i/>
+          <w:iCs/>
+          <w:sz w:val="21"/>
+          <w:szCs w:val="21"/>
+          <w:lang w:eastAsia="en-IN"/>
+        </w:rPr>
+        <w:t>LazyReportService</w:t>
+      </w:r>
+      <w:r>
+        <w:rPr>
+          <w:rFonts w:ascii="Arial" w:eastAsia="Times New Roman" w:hAnsi="Arial" w:cs="Arial"/>
+          <w:i/>
+          <w:iCs/>
+          <w:sz w:val="24"/>
+          <w:szCs w:val="24"/>
+          <w:lang w:eastAsia="en-IN"/>
+        </w:rPr>
+        <w:t xml:space="preserve"> is nowhere to be found yet. Spring has skipped it for now).</w:t>
+      </w:r>
+    </w:p>
+    <w:p>
+      <w:pPr>
+        <w:spacing w:line="240" w:lineRule="auto"/>
+        <w:rPr>
+          <w:rFonts w:ascii="Arial" w:eastAsia="Times New Roman" w:hAnsi="Arial" w:cs="Arial"/>
+          <w:sz w:val="24"/>
+          <w:szCs w:val="24"/>
+          <w:lang w:eastAsia="en-IN"/>
+        </w:rPr>
+      </w:pPr>
+      <w:r>
+        <w:rPr>
+          <w:rFonts w:ascii="Arial" w:eastAsia="Times New Roman" w:hAnsi="Arial" w:cs="Arial"/>
+          <w:b/>
+          <w:bCs/>
+          <w:sz w:val="24"/>
+          <w:szCs w:val="24"/>
+          <w:lang w:eastAsia="en-IN"/>
+        </w:rPr>
+        <w:t xml:space="preserve">Step 2: When you open your browser and go to </w:t>
+      </w:r>
+      <w:r>
+        <w:rPr>
+          <w:rFonts w:ascii="Courier New" w:eastAsia="Times New Roman" w:hAnsi="Courier New" w:cs="Courier New"/>
+          <w:b/>
+          <w:bCs/>
+          <w:sz w:val="21"/>
+          <w:szCs w:val="21"/>
+          <w:lang w:eastAsia="en-IN"/>
+        </w:rPr>
+        <w:t>http://localhost:8080/trigger-lazy</w:t>
+      </w:r>
+      <w:r>
+        <w:rPr>
+          <w:rFonts w:ascii="Arial" w:eastAsia="Times New Roman" w:hAnsi="Arial" w:cs="Arial"/>
+          <w:b/>
+          <w:bCs/>
+          <w:sz w:val="24"/>
+          <w:szCs w:val="24"/>
+          <w:lang w:eastAsia="en-IN"/>
+        </w:rPr>
+        <w:t>:</w:t>
+      </w:r>
+    </w:p>
+    <w:p>
+      <w:pPr>
+        <w:spacing w:after="0" w:line="240" w:lineRule="auto"/>
+        <w:rPr>
+          <w:rFonts w:ascii="Arial" w:eastAsia="Times New Roman" w:hAnsi="Arial" w:cs="Arial"/>
+          <w:sz w:val="30"/>
+          <w:szCs w:val="30"/>
+          <w:lang w:eastAsia="en-IN"/>
+        </w:rPr>
+      </w:pPr>
+      <w:r>
+        <w:rPr>
+          <w:rFonts w:ascii="Arial" w:eastAsia="Times New Roman" w:hAnsi="Arial" w:cs="Arial"/>
+          <w:sz w:val="30"/>
+          <w:szCs w:val="30"/>
+          <w:lang w:eastAsia="en-IN"/>
+        </w:rPr>
+        <w:t>text</w:t>
+      </w:r>
+    </w:p>
+    <w:p>
+      <w:pPr>
+        <w:tabs>
+          <w:tab w:val="left" w:pos="916"/>
+          <w:tab w:val="left" w:pos="1832"/>
+          <w:tab w:val="left" w:pos="2748"/>
+          <w:tab w:val="left" w:pos="3664"/>
+          <w:tab w:val="left" w:pos="4580"/>
+          <w:tab w:val="left" w:pos="5496"/>
+          <w:tab w:val="left" w:pos="6412"/>
+          <w:tab w:val="left" w:pos="7328"/>
+          <w:tab w:val="left" w:pos="8244"/>
+          <w:tab w:val="left" w:pos="9160"/>
+          <w:tab w:val="left" w:pos="10076"/>
+          <w:tab w:val="left" w:pos="10992"/>
+          <w:tab w:val="left" w:pos="11908"/>
+          <w:tab w:val="left" w:pos="12824"/>
+          <w:tab w:val="left" w:pos="13740"/>
+          <w:tab w:val="left" w:pos="14656"/>
+        </w:tabs>
+        <w:spacing w:after="0" w:line="240" w:lineRule="auto"/>
+        <w:rPr>
+          <w:rFonts w:ascii="Courier New" w:eastAsia="Times New Roman" w:hAnsi="Courier New" w:cs="Courier New"/>
+          <w:sz w:val="21"/>
+          <w:szCs w:val="21"/>
+          <w:lang w:eastAsia="en-IN"/>
+        </w:rPr>
+      </w:pPr>
+      <w:r>
+        <w:rPr>
+          <w:rFonts w:ascii="Courier New" w:eastAsia="Times New Roman" w:hAnsi="Courier New" w:cs="Courier New"/>
+          <w:sz w:val="21"/>
+          <w:szCs w:val="21"/>
+          <w:lang w:eastAsia="en-IN"/>
+        </w:rPr>
+        <w:t>Calling the lazy bean now...</w:t>
+      </w:r>
+    </w:p>
+    <w:p>
+      <w:pPr>
+        <w:tabs>
+          <w:tab w:val="left" w:pos="916"/>
+          <w:tab w:val="left" w:pos="1832"/>
+          <w:tab w:val="left" w:pos="2748"/>
+          <w:tab w:val="left" w:pos="3664"/>
+          <w:tab w:val="left" w:pos="4580"/>
+          <w:tab w:val="left" w:pos="5496"/>
+          <w:tab w:val="left" w:pos="6412"/>
+          <w:tab w:val="left" w:pos="7328"/>
+          <w:tab w:val="left" w:pos="8244"/>
+          <w:tab w:val="left" w:pos="9160"/>
+          <w:tab w:val="left" w:pos="10076"/>
+          <w:tab w:val="left" w:pos="10992"/>
+          <w:tab w:val="left" w:pos="11908"/>
+          <w:tab w:val="left" w:pos="12824"/>
+          <w:tab w:val="left" w:pos="13740"/>
+          <w:tab w:val="left" w:pos="14656"/>
+        </w:tabs>
+        <w:spacing w:after="0" w:line="240" w:lineRule="auto"/>
+        <w:rPr>
+          <w:rFonts w:ascii="Courier New" w:eastAsia="Times New Roman" w:hAnsi="Courier New" w:cs="Courier New"/>
+          <w:sz w:val="21"/>
+          <w:szCs w:val="21"/>
+          <w:lang w:eastAsia="en-IN"/>
+        </w:rPr>
+      </w:pPr>
+      <w:r>
+        <w:rPr>
+          <w:rFonts w:ascii="Courier New" w:eastAsia="Times New Roman" w:hAnsi="Courier New" w:cs="Courier New"/>
+          <w:sz w:val="21"/>
+          <w:szCs w:val="21"/>
+          <w:lang w:eastAsia="en-IN"/>
+        </w:rPr>
+        <w:t>&gt;&gt;&gt; [LAZY] LazyReportService initialized ONLY ON DEMAND!</w:t>
+      </w:r>
+    </w:p>
+    <w:p>
+      <w:pPr>
+        <w:tabs>
+          <w:tab w:val="left" w:pos="916"/>
+          <w:tab w:val="left" w:pos="1832"/>
+          <w:tab w:val="left" w:pos="2748"/>
+          <w:tab w:val="left" w:pos="3664"/>
+          <w:tab w:val="left" w:pos="4580"/>
+          <w:tab w:val="left" w:pos="5496"/>
+          <w:tab w:val="left" w:pos="6412"/>
+          <w:tab w:val="left" w:pos="7328"/>
+          <w:tab w:val="left" w:pos="8244"/>
+          <w:tab w:val="left" w:pos="9160"/>
+          <w:tab w:val="left" w:pos="10076"/>
+          <w:tab w:val="left" w:pos="10992"/>
+          <w:tab w:val="left" w:pos="11908"/>
+          <w:tab w:val="left" w:pos="12824"/>
+          <w:tab w:val="left" w:pos="13740"/>
+          <w:tab w:val="left" w:pos="14656"/>
+        </w:tabs>
+        <w:spacing w:after="0" w:line="240" w:lineRule="auto"/>
+        <w:rPr>
+          <w:rFonts w:ascii="Courier New" w:eastAsia="Times New Roman" w:hAnsi="Courier New" w:cs="Courier New"/>
+          <w:sz w:val="21"/>
+          <w:szCs w:val="21"/>
+          <w:lang w:eastAsia="en-IN"/>
+        </w:rPr>
+      </w:pPr>
+      <w:r>
+        <w:rPr>
+          <w:rFonts w:ascii="Courier New" w:eastAsia="Times New Roman" w:hAnsi="Courier New" w:cs="Courier New"/>
+          <w:sz w:val="21"/>
+          <w:szCs w:val="21"/>
+          <w:lang w:eastAsia="en-IN"/>
+        </w:rPr>
+        <w:t>Report generated.</w:t>
+      </w:r>
+    </w:p>
+    <w:p>
+      <w:pPr>
+        <w:spacing w:after="0" w:line="240" w:lineRule="auto"/>
+        <w:rPr>
+          <w:rFonts w:ascii="Arial" w:eastAsia="Times New Roman" w:hAnsi="Arial" w:cs="Arial"/>
+          <w:sz w:val="18"/>
+          <w:szCs w:val="18"/>
+          <w:lang w:eastAsia="en-IN"/>
+        </w:rPr>
+      </w:pPr>
+      <w:r>
+        <w:rPr>
+          <w:rFonts w:ascii="Arial" w:eastAsia="Times New Roman" w:hAnsi="Arial" w:cs="Arial"/>
+          <w:sz w:val="18"/>
+          <w:szCs w:val="18"/>
+          <w:lang w:eastAsia="en-IN"/>
+        </w:rPr>
+        <w:t>Use code with caution.</w:t>
+      </w:r>
+    </w:p>
+    <w:p>
+      <w:pPr>
+        <w:spacing w:line="240" w:lineRule="auto"/>
+        <w:rPr>
+          <w:rFonts w:ascii="Arial" w:eastAsia="Times New Roman" w:hAnsi="Arial" w:cs="Arial"/>
+          <w:sz w:val="24"/>
+          <w:szCs w:val="24"/>
+          <w:lang w:eastAsia="en-IN"/>
+        </w:rPr>
+      </w:pPr>
+      <w:r>
+        <w:rPr>
+          <w:rFonts w:ascii="Arial" w:eastAsia="Times New Roman" w:hAnsi="Arial" w:cs="Arial"/>
+          <w:i/>
+          <w:iCs/>
+          <w:sz w:val="24"/>
+          <w:szCs w:val="24"/>
+          <w:lang w:eastAsia="en-IN"/>
+        </w:rPr>
+        <w:lastRenderedPageBreak/>
+        <w:t xml:space="preserve">(The constructor runs </w:t>
+      </w:r>
+      <w:r>
+        <w:rPr>
+          <w:rFonts w:ascii="Arial" w:eastAsia="Times New Roman" w:hAnsi="Arial" w:cs="Arial"/>
+          <w:b/>
+          <w:bCs/>
+          <w:i/>
+          <w:iCs/>
+          <w:sz w:val="24"/>
+          <w:szCs w:val="24"/>
+          <w:lang w:eastAsia="en-IN"/>
+        </w:rPr>
+        <w:t>only</w:t>
+      </w:r>
+      <w:r>
+        <w:rPr>
+          <w:rFonts w:ascii="Arial" w:eastAsia="Times New Roman" w:hAnsi="Arial" w:cs="Arial"/>
+          <w:i/>
+          <w:iCs/>
+          <w:sz w:val="24"/>
+          <w:szCs w:val="24"/>
+          <w:lang w:eastAsia="en-IN"/>
+        </w:rPr>
+        <w:t xml:space="preserve"> because you finally tried to use it. If you hit the endpoint a second time, the constructor won't run again because the object is already created and cached).</w:t>
+      </w:r>
+    </w:p>
+    <w:p>
+      <w:pPr>
+        <w:spacing w:before="480" w:after="480" w:line="240" w:lineRule="auto"/>
+        <w:rPr>
+          <w:rFonts w:ascii="Arial" w:eastAsia="Times New Roman" w:hAnsi="Arial" w:cs="Arial"/>
+          <w:sz w:val="21"/>
+          <w:szCs w:val="21"/>
+          <w:lang w:eastAsia="en-IN"/>
+        </w:rPr>
+      </w:pPr>
+      <w:r>
+        <w:rPr>
+          <w:rFonts w:ascii="Arial" w:eastAsia="Times New Roman" w:hAnsi="Arial" w:cs="Arial"/>
+          <w:sz w:val="21"/>
+          <w:szCs w:val="21"/>
+          <w:lang w:eastAsia="en-IN"/>
+        </w:rPr>
+        <w:pict w14:anchorId="428A28D0">
+          <v:rect id="_x0000_i1030" style="width:0;height:1.5pt" o:hralign="center" o:hrstd="t" o:hr="t" fillcolor="#a0a0a0" stroked="f"/>
+        </w:pict>
+      </w:r>
+    </w:p>
+    <w:p>
+      <w:pPr>
+        <w:spacing w:line="240" w:lineRule="auto"/>
+        <w:rPr>
+          <w:rFonts w:ascii="Arial" w:eastAsia="Times New Roman" w:hAnsi="Arial" w:cs="Arial"/>
+          <w:b/>
+          <w:bCs/>
+          <w:sz w:val="30"/>
+          <w:szCs w:val="30"/>
+          <w:lang w:eastAsia="en-IN"/>
+        </w:rPr>
+      </w:pPr>
+      <w:r>
+        <w:rPr>
+          <w:rFonts w:ascii="Arial" w:eastAsia="Times New Roman" w:hAnsi="Arial" w:cs="Arial"/>
+          <w:b/>
+          <w:bCs/>
+          <w:sz w:val="30"/>
+          <w:szCs w:val="30"/>
+          <w:lang w:eastAsia="en-IN"/>
+        </w:rPr>
+        <w:t xml:space="preserve">Bonus: Defining them inside a </w:t>
+      </w:r>
+      <w:r>
+        <w:rPr>
+          <w:rFonts w:ascii="Courier New" w:eastAsia="Times New Roman" w:hAnsi="Courier New" w:cs="Courier New"/>
+          <w:b/>
+          <w:bCs/>
+          <w:sz w:val="21"/>
+          <w:szCs w:val="21"/>
+          <w:lang w:eastAsia="en-IN"/>
+        </w:rPr>
+        <w:t>@Configuration</w:t>
+      </w:r>
+      <w:r>
+        <w:rPr>
+          <w:rFonts w:ascii="Arial" w:eastAsia="Times New Roman" w:hAnsi="Arial" w:cs="Arial"/>
+          <w:b/>
+          <w:bCs/>
+          <w:sz w:val="30"/>
+          <w:szCs w:val="30"/>
+          <w:lang w:eastAsia="en-IN"/>
+        </w:rPr>
+        <w:t xml:space="preserve"> class</w:t>
+      </w:r>
+    </w:p>
+    <w:p>
+      <w:pPr>
+        <w:spacing w:line="240" w:lineRule="auto"/>
+        <w:rPr>
+          <w:rFonts w:ascii="Arial" w:eastAsia="Times New Roman" w:hAnsi="Arial" w:cs="Arial"/>
+          <w:sz w:val="24"/>
+          <w:szCs w:val="24"/>
+          <w:lang w:eastAsia="en-IN"/>
+        </w:rPr>
+      </w:pPr>
+      <w:r>
+        <w:rPr>
+          <w:rFonts w:ascii="Arial" w:eastAsia="Times New Roman" w:hAnsi="Arial" w:cs="Arial"/>
+          <w:sz w:val="24"/>
+          <w:szCs w:val="24"/>
+          <w:lang w:eastAsia="en-IN"/>
+        </w:rPr>
+        <w:t>If you are defining your beans manually inside a Java configuration class, it works exactly the same way:</w:t>
+      </w:r>
+    </w:p>
+    <w:p>
+      <w:pPr>
+        <w:spacing w:after="0" w:line="240" w:lineRule="auto"/>
+        <w:rPr>
+          <w:rFonts w:ascii="Arial" w:eastAsia="Times New Roman" w:hAnsi="Arial" w:cs="Arial"/>
+          <w:sz w:val="30"/>
+          <w:szCs w:val="30"/>
+          <w:lang w:eastAsia="en-IN"/>
+        </w:rPr>
+      </w:pPr>
+      <w:r>
+        <w:rPr>
+          <w:rFonts w:ascii="Arial" w:eastAsia="Times New Roman" w:hAnsi="Arial" w:cs="Arial"/>
+          <w:sz w:val="30"/>
+          <w:szCs w:val="30"/>
+          <w:lang w:eastAsia="en-IN"/>
+        </w:rPr>
+        <w:t>java</w:t>
+      </w:r>
+    </w:p>
+    <w:p>
+      <w:pPr>
+        <w:tabs>
+          <w:tab w:val="left" w:pos="916"/>
+          <w:tab w:val="left" w:pos="1832"/>
+          <w:tab w:val="left" w:pos="2748"/>
+          <w:tab w:val="left" w:pos="3664"/>
+          <w:tab w:val="left" w:pos="4580"/>
+          <w:tab w:val="left" w:pos="5496"/>
+          <w:tab w:val="left" w:pos="6412"/>
+          <w:tab w:val="left" w:pos="7328"/>
+          <w:tab w:val="left" w:pos="8244"/>
+          <w:tab w:val="left" w:pos="9160"/>
+          <w:tab w:val="left" w:pos="10076"/>
+          <w:tab w:val="left" w:pos="10992"/>
+          <w:tab w:val="left" w:pos="11908"/>
+          <w:tab w:val="left" w:pos="12824"/>
+          <w:tab w:val="left" w:pos="13740"/>
+          <w:tab w:val="left" w:pos="14656"/>
+        </w:tabs>
+        <w:spacing w:after="0" w:line="240" w:lineRule="auto"/>
+        <w:rPr>
+          <w:rFonts w:ascii="Courier New" w:eastAsia="Times New Roman" w:hAnsi="Courier New" w:cs="Courier New"/>
+          <w:sz w:val="21"/>
+          <w:szCs w:val="21"/>
+          <w:lang w:eastAsia="en-IN"/>
+        </w:rPr>
+      </w:pPr>
+      <w:r>
+        <w:rPr>
+          <w:rFonts w:ascii="Courier New" w:eastAsia="Times New Roman" w:hAnsi="Courier New" w:cs="Courier New"/>
+          <w:sz w:val="21"/>
+          <w:szCs w:val="21"/>
+          <w:lang w:eastAsia="en-IN"/>
+        </w:rPr>
+        <w:t>import org.springframework.context.annotation.Bean;</w:t>
+      </w:r>
+    </w:p>
+    <w:p>
+      <w:pPr>
+        <w:tabs>
+          <w:tab w:val="left" w:pos="916"/>
+          <w:tab w:val="left" w:pos="1832"/>
+          <w:tab w:val="left" w:pos="2748"/>
+          <w:tab w:val="left" w:pos="3664"/>
+          <w:tab w:val="left" w:pos="4580"/>
+          <w:tab w:val="left" w:pos="5496"/>
+          <w:tab w:val="left" w:pos="6412"/>
+          <w:tab w:val="left" w:pos="7328"/>
+          <w:tab w:val="left" w:pos="8244"/>
+          <w:tab w:val="left" w:pos="9160"/>
+          <w:tab w:val="left" w:pos="10076"/>
+          <w:tab w:val="left" w:pos="10992"/>
+          <w:tab w:val="left" w:pos="11908"/>
+          <w:tab w:val="left" w:pos="12824"/>
+          <w:tab w:val="left" w:pos="13740"/>
+          <w:tab w:val="left" w:pos="14656"/>
+        </w:tabs>
+        <w:spacing w:after="0" w:line="240" w:lineRule="auto"/>
+        <w:rPr>
+          <w:rFonts w:ascii="Courier New" w:eastAsia="Times New Roman" w:hAnsi="Courier New" w:cs="Courier New"/>
+          <w:sz w:val="21"/>
+          <w:szCs w:val="21"/>
+          <w:lang w:eastAsia="en-IN"/>
+        </w:rPr>
+      </w:pPr>
+      <w:r>
+        <w:rPr>
+          <w:rFonts w:ascii="Courier New" w:eastAsia="Times New Roman" w:hAnsi="Courier New" w:cs="Courier New"/>
+          <w:sz w:val="21"/>
+          <w:szCs w:val="21"/>
+          <w:lang w:eastAsia="en-IN"/>
+        </w:rPr>
+        <w:t>import org.springframework.context.annotation.Configuration;</w:t>
+      </w:r>
+    </w:p>
+    <w:p>
+      <w:pPr>
+        <w:tabs>
+          <w:tab w:val="left" w:pos="916"/>
+          <w:tab w:val="left" w:pos="1832"/>
+          <w:tab w:val="left" w:pos="2748"/>
+          <w:tab w:val="left" w:pos="3664"/>
+          <w:tab w:val="left" w:pos="4580"/>
+          <w:tab w:val="left" w:pos="5496"/>
+          <w:tab w:val="left" w:pos="6412"/>
+          <w:tab w:val="left" w:pos="7328"/>
+          <w:tab w:val="left" w:pos="8244"/>
+          <w:tab w:val="left" w:pos="9160"/>
+          <w:tab w:val="left" w:pos="10076"/>
+          <w:tab w:val="left" w:pos="10992"/>
+          <w:tab w:val="left" w:pos="11908"/>
+          <w:tab w:val="left" w:pos="12824"/>
+          <w:tab w:val="left" w:pos="13740"/>
+          <w:tab w:val="left" w:pos="14656"/>
+        </w:tabs>
+        <w:spacing w:after="0" w:line="240" w:lineRule="auto"/>
+        <w:rPr>
+          <w:rFonts w:ascii="Courier New" w:eastAsia="Times New Roman" w:hAnsi="Courier New" w:cs="Courier New"/>
+          <w:sz w:val="21"/>
+          <w:szCs w:val="21"/>
+          <w:lang w:eastAsia="en-IN"/>
+        </w:rPr>
+      </w:pPr>
+      <w:r>
+        <w:rPr>
+          <w:rFonts w:ascii="Courier New" w:eastAsia="Times New Roman" w:hAnsi="Courier New" w:cs="Courier New"/>
+          <w:sz w:val="21"/>
+          <w:szCs w:val="21"/>
+          <w:lang w:eastAsia="en-IN"/>
+        </w:rPr>
+        <w:t>import org.springframework.context.annotation.Lazy;</w:t>
+      </w:r>
+    </w:p>
+    <w:p>
+      <w:pPr>
+        <w:tabs>
+          <w:tab w:val="left" w:pos="916"/>
+          <w:tab w:val="left" w:pos="1832"/>
+          <w:tab w:val="left" w:pos="2748"/>
+          <w:tab w:val="left" w:pos="3664"/>
+          <w:tab w:val="left" w:pos="4580"/>
+          <w:tab w:val="left" w:pos="5496"/>
+          <w:tab w:val="left" w:pos="6412"/>
+          <w:tab w:val="left" w:pos="7328"/>
+          <w:tab w:val="left" w:pos="8244"/>
+          <w:tab w:val="left" w:pos="9160"/>
+          <w:tab w:val="left" w:pos="10076"/>
+          <w:tab w:val="left" w:pos="10992"/>
+          <w:tab w:val="left" w:pos="11908"/>
+          <w:tab w:val="left" w:pos="12824"/>
+          <w:tab w:val="left" w:pos="13740"/>
+          <w:tab w:val="left" w:pos="14656"/>
+        </w:tabs>
+        <w:spacing w:after="0" w:line="240" w:lineRule="auto"/>
+        <w:rPr>
+          <w:rFonts w:ascii="Courier New" w:eastAsia="Times New Roman" w:hAnsi="Courier New" w:cs="Courier New"/>
+          <w:sz w:val="21"/>
+          <w:szCs w:val="21"/>
+          <w:lang w:eastAsia="en-IN"/>
+        </w:rPr>
+      </w:pPr>
+    </w:p>
+    <w:p>
+      <w:pPr>
+        <w:tabs>
+          <w:tab w:val="left" w:pos="916"/>
+          <w:tab w:val="left" w:pos="1832"/>
+          <w:tab w:val="left" w:pos="2748"/>
+          <w:tab w:val="left" w:pos="3664"/>
+          <w:tab w:val="left" w:pos="4580"/>
+          <w:tab w:val="left" w:pos="5496"/>
+          <w:tab w:val="left" w:pos="6412"/>
+          <w:tab w:val="left" w:pos="7328"/>
+          <w:tab w:val="left" w:pos="8244"/>
+          <w:tab w:val="left" w:pos="9160"/>
+          <w:tab w:val="left" w:pos="10076"/>
+          <w:tab w:val="left" w:pos="10992"/>
+          <w:tab w:val="left" w:pos="11908"/>
+          <w:tab w:val="left" w:pos="12824"/>
+          <w:tab w:val="left" w:pos="13740"/>
+          <w:tab w:val="left" w:pos="14656"/>
+        </w:tabs>
+        <w:spacing w:after="0" w:line="240" w:lineRule="auto"/>
+        <w:rPr>
+          <w:rFonts w:ascii="Courier New" w:eastAsia="Times New Roman" w:hAnsi="Courier New" w:cs="Courier New"/>
+          <w:sz w:val="21"/>
+          <w:szCs w:val="21"/>
+          <w:lang w:eastAsia="en-IN"/>
+        </w:rPr>
+      </w:pPr>
+      <w:r>
+        <w:rPr>
+          <w:rFonts w:ascii="Courier New" w:eastAsia="Times New Roman" w:hAnsi="Courier New" w:cs="Courier New"/>
+          <w:sz w:val="21"/>
+          <w:szCs w:val="21"/>
+          <w:lang w:eastAsia="en-IN"/>
+        </w:rPr>
+        <w:t>@Configuration</w:t>
+      </w:r>
+    </w:p>
+    <w:p>
+      <w:pPr>
+        <w:tabs>
+          <w:tab w:val="left" w:pos="916"/>
+          <w:tab w:val="left" w:pos="1832"/>
+          <w:tab w:val="left" w:pos="2748"/>
+          <w:tab w:val="left" w:pos="3664"/>
+          <w:tab w:val="left" w:pos="4580"/>
+          <w:tab w:val="left" w:pos="5496"/>
+          <w:tab w:val="left" w:pos="6412"/>
+          <w:tab w:val="left" w:pos="7328"/>
+          <w:tab w:val="left" w:pos="8244"/>
+          <w:tab w:val="left" w:pos="9160"/>
+          <w:tab w:val="left" w:pos="10076"/>
+          <w:tab w:val="left" w:pos="10992"/>
+          <w:tab w:val="left" w:pos="11908"/>
+          <w:tab w:val="left" w:pos="12824"/>
+          <w:tab w:val="left" w:pos="13740"/>
+          <w:tab w:val="left" w:pos="14656"/>
+        </w:tabs>
+        <w:spacing w:after="0" w:line="240" w:lineRule="auto"/>
+        <w:rPr>
+          <w:rFonts w:ascii="Courier New" w:eastAsia="Times New Roman" w:hAnsi="Courier New" w:cs="Courier New"/>
+          <w:sz w:val="21"/>
+          <w:szCs w:val="21"/>
+          <w:lang w:eastAsia="en-IN"/>
+        </w:rPr>
+      </w:pPr>
+      <w:r>
+        <w:rPr>
+          <w:rFonts w:ascii="Courier New" w:eastAsia="Times New Roman" w:hAnsi="Courier New" w:cs="Courier New"/>
+          <w:sz w:val="21"/>
+          <w:szCs w:val="21"/>
+          <w:lang w:eastAsia="en-IN"/>
+        </w:rPr>
+        <w:t>public class MyAppConfig {</w:t>
+      </w:r>
+    </w:p>
+    <w:p>
+      <w:pPr>
+        <w:tabs>
+          <w:tab w:val="left" w:pos="916"/>
+          <w:tab w:val="left" w:pos="1832"/>
+          <w:tab w:val="left" w:pos="2748"/>
+          <w:tab w:val="left" w:pos="3664"/>
+          <w:tab w:val="left" w:pos="4580"/>
+          <w:tab w:val="left" w:pos="5496"/>
+          <w:tab w:val="left" w:pos="6412"/>
+          <w:tab w:val="left" w:pos="7328"/>
+          <w:tab w:val="left" w:pos="8244"/>
+          <w:tab w:val="left" w:pos="9160"/>
+          <w:tab w:val="left" w:pos="10076"/>
+          <w:tab w:val="left" w:pos="10992"/>
+          <w:tab w:val="left" w:pos="11908"/>
+          <w:tab w:val="left" w:pos="12824"/>
+          <w:tab w:val="left" w:pos="13740"/>
+          <w:tab w:val="left" w:pos="14656"/>
+        </w:tabs>
+        <w:spacing w:after="0" w:line="240" w:lineRule="auto"/>
+        <w:rPr>
+          <w:rFonts w:ascii="Courier New" w:eastAsia="Times New Roman" w:hAnsi="Courier New" w:cs="Courier New"/>
+          <w:sz w:val="21"/>
+          <w:szCs w:val="21"/>
+          <w:lang w:eastAsia="en-IN"/>
+        </w:rPr>
+      </w:pPr>
+    </w:p>
+    <w:p>
+      <w:pPr>
+        <w:tabs>
+          <w:tab w:val="left" w:pos="916"/>
+          <w:tab w:val="left" w:pos="1832"/>
+          <w:tab w:val="left" w:pos="2748"/>
+          <w:tab w:val="left" w:pos="3664"/>
+          <w:tab w:val="left" w:pos="4580"/>
+          <w:tab w:val="left" w:pos="5496"/>
+          <w:tab w:val="left" w:pos="6412"/>
+          <w:tab w:val="left" w:pos="7328"/>
+          <w:tab w:val="left" w:pos="8244"/>
+          <w:tab w:val="left" w:pos="9160"/>
+          <w:tab w:val="left" w:pos="10076"/>
+          <w:tab w:val="left" w:pos="10992"/>
+          <w:tab w:val="left" w:pos="11908"/>
+          <w:tab w:val="left" w:pos="12824"/>
+          <w:tab w:val="left" w:pos="13740"/>
+          <w:tab w:val="left" w:pos="14656"/>
+        </w:tabs>
+        <w:spacing w:after="0" w:line="240" w:lineRule="auto"/>
+        <w:rPr>
+          <w:rFonts w:ascii="Courier New" w:eastAsia="Times New Roman" w:hAnsi="Courier New" w:cs="Courier New"/>
+          <w:sz w:val="21"/>
+          <w:szCs w:val="21"/>
+          <w:lang w:eastAsia="en-IN"/>
+        </w:rPr>
+      </w:pPr>
+      <w:r>
+        <w:rPr>
+          <w:rFonts w:ascii="Courier New" w:eastAsia="Times New Roman" w:hAnsi="Courier New" w:cs="Courier New"/>
+          <w:sz w:val="21"/>
+          <w:szCs w:val="21"/>
+          <w:lang w:eastAsia="en-IN"/>
+        </w:rPr>
+        <w:t xml:space="preserve">    @Bean // Eager by default</w:t>
+      </w:r>
+    </w:p>
+    <w:p>
+      <w:pPr>
+        <w:tabs>
+          <w:tab w:val="left" w:pos="916"/>
+          <w:tab w:val="left" w:pos="1832"/>
+          <w:tab w:val="left" w:pos="2748"/>
+          <w:tab w:val="left" w:pos="3664"/>
+          <w:tab w:val="left" w:pos="4580"/>
+          <w:tab w:val="left" w:pos="5496"/>
+          <w:tab w:val="left" w:pos="6412"/>
+          <w:tab w:val="left" w:pos="7328"/>
+          <w:tab w:val="left" w:pos="8244"/>
+          <w:tab w:val="left" w:pos="9160"/>
+          <w:tab w:val="left" w:pos="10076"/>
+          <w:tab w:val="left" w:pos="10992"/>
+          <w:tab w:val="left" w:pos="11908"/>
+          <w:tab w:val="left" w:pos="12824"/>
+          <w:tab w:val="left" w:pos="13740"/>
+          <w:tab w:val="left" w:pos="14656"/>
+        </w:tabs>
+        <w:spacing w:after="0" w:line="240" w:lineRule="auto"/>
+        <w:rPr>
+          <w:rFonts w:ascii="Courier New" w:eastAsia="Times New Roman" w:hAnsi="Courier New" w:cs="Courier New"/>
+          <w:sz w:val="21"/>
+          <w:szCs w:val="21"/>
+          <w:lang w:eastAsia="en-IN"/>
+        </w:rPr>
+      </w:pPr>
+      <w:r>
+        <w:rPr>
+          <w:rFonts w:ascii="Courier New" w:eastAsia="Times New Roman" w:hAnsi="Courier New" w:cs="Courier New"/>
+          <w:sz w:val="21"/>
+          <w:szCs w:val="21"/>
+          <w:lang w:eastAsia="en-IN"/>
+        </w:rPr>
+        <w:t xml:space="preserve">    public MyEagerBean eagerBean() {</w:t>
+      </w:r>
+    </w:p>
+    <w:p>
+      <w:pPr>
+        <w:tabs>
+          <w:tab w:val="left" w:pos="916"/>
+          <w:tab w:val="left" w:pos="1832"/>
+          <w:tab w:val="left" w:pos="2748"/>
+          <w:tab w:val="left" w:pos="3664"/>
+          <w:tab w:val="left" w:pos="4580"/>
+          <w:tab w:val="left" w:pos="5496"/>
+          <w:tab w:val="left" w:pos="6412"/>
+          <w:tab w:val="left" w:pos="7328"/>
+          <w:tab w:val="left" w:pos="8244"/>
+          <w:tab w:val="left" w:pos="9160"/>
+          <w:tab w:val="left" w:pos="10076"/>
+          <w:tab w:val="left" w:pos="10992"/>
+          <w:tab w:val="left" w:pos="11908"/>
+          <w:tab w:val="left" w:pos="12824"/>
+          <w:tab w:val="left" w:pos="13740"/>
+          <w:tab w:val="left" w:pos="14656"/>
+        </w:tabs>
+        <w:spacing w:after="0" w:line="240" w:lineRule="auto"/>
+        <w:rPr>
+          <w:rFonts w:ascii="Courier New" w:eastAsia="Times New Roman" w:hAnsi="Courier New" w:cs="Courier New"/>
+          <w:sz w:val="21"/>
+          <w:szCs w:val="21"/>
+          <w:lang w:eastAsia="en-IN"/>
+        </w:rPr>
+      </w:pPr>
+      <w:r>
+        <w:rPr>
+          <w:rFonts w:ascii="Courier New" w:eastAsia="Times New Roman" w:hAnsi="Courier New" w:cs="Courier New"/>
+          <w:sz w:val="21"/>
+          <w:szCs w:val="21"/>
+          <w:lang w:eastAsia="en-IN"/>
+        </w:rPr>
+        <w:t xml:space="preserve">        return new MyEagerBean();</w:t>
+      </w:r>
+    </w:p>
+    <w:p>
+      <w:pPr>
+        <w:tabs>
+          <w:tab w:val="left" w:pos="916"/>
+          <w:tab w:val="left" w:pos="1832"/>
+          <w:tab w:val="left" w:pos="2748"/>
+          <w:tab w:val="left" w:pos="3664"/>
+          <w:tab w:val="left" w:pos="4580"/>
+          <w:tab w:val="left" w:pos="5496"/>
+          <w:tab w:val="left" w:pos="6412"/>
+          <w:tab w:val="left" w:pos="7328"/>
+          <w:tab w:val="left" w:pos="8244"/>
+          <w:tab w:val="left" w:pos="9160"/>
+          <w:tab w:val="left" w:pos="10076"/>
+          <w:tab w:val="left" w:pos="10992"/>
+          <w:tab w:val="left" w:pos="11908"/>
+          <w:tab w:val="left" w:pos="12824"/>
+          <w:tab w:val="left" w:pos="13740"/>
+          <w:tab w:val="left" w:pos="14656"/>
+        </w:tabs>
+        <w:spacing w:after="0" w:line="240" w:lineRule="auto"/>
+        <w:rPr>
+          <w:rFonts w:ascii="Courier New" w:eastAsia="Times New Roman" w:hAnsi="Courier New" w:cs="Courier New"/>
+          <w:sz w:val="21"/>
+          <w:szCs w:val="21"/>
+          <w:lang w:eastAsia="en-IN"/>
+        </w:rPr>
+      </w:pPr>
+      <w:r>
+        <w:rPr>
+          <w:rFonts w:ascii="Courier New" w:eastAsia="Times New Roman" w:hAnsi="Courier New" w:cs="Courier New"/>
+          <w:sz w:val="21"/>
+          <w:szCs w:val="21"/>
+          <w:lang w:eastAsia="en-IN"/>
+        </w:rPr>
+        <w:t xml:space="preserve">    }</w:t>
+      </w:r>
+    </w:p>
+    <w:p>
+      <w:pPr>
+        <w:tabs>
+          <w:tab w:val="left" w:pos="916"/>
+          <w:tab w:val="left" w:pos="1832"/>
+          <w:tab w:val="left" w:pos="2748"/>
+          <w:tab w:val="left" w:pos="3664"/>
+          <w:tab w:val="left" w:pos="4580"/>
+          <w:tab w:val="left" w:pos="5496"/>
+          <w:tab w:val="left" w:pos="6412"/>
+          <w:tab w:val="left" w:pos="7328"/>
+          <w:tab w:val="left" w:pos="8244"/>
+          <w:tab w:val="left" w:pos="9160"/>
+          <w:tab w:val="left" w:pos="10076"/>
+          <w:tab w:val="left" w:pos="10992"/>
+          <w:tab w:val="left" w:pos="11908"/>
+          <w:tab w:val="left" w:pos="12824"/>
+          <w:tab w:val="left" w:pos="13740"/>
+          <w:tab w:val="left" w:pos="14656"/>
+        </w:tabs>
+        <w:spacing w:after="0" w:line="240" w:lineRule="auto"/>
+        <w:rPr>
+          <w:rFonts w:ascii="Courier New" w:eastAsia="Times New Roman" w:hAnsi="Courier New" w:cs="Courier New"/>
+          <w:sz w:val="21"/>
+          <w:szCs w:val="21"/>
+          <w:lang w:eastAsia="en-IN"/>
+        </w:rPr>
+      </w:pPr>
+    </w:p>
+    <w:p>
+      <w:pPr>
+        <w:tabs>
+          <w:tab w:val="left" w:pos="916"/>
+          <w:tab w:val="left" w:pos="1832"/>
+          <w:tab w:val="left" w:pos="2748"/>
+          <w:tab w:val="left" w:pos="3664"/>
+          <w:tab w:val="left" w:pos="4580"/>
+          <w:tab w:val="left" w:pos="5496"/>
+          <w:tab w:val="left" w:pos="6412"/>
+          <w:tab w:val="left" w:pos="7328"/>
+          <w:tab w:val="left" w:pos="8244"/>
+          <w:tab w:val="left" w:pos="9160"/>
+          <w:tab w:val="left" w:pos="10076"/>
+          <w:tab w:val="left" w:pos="10992"/>
+          <w:tab w:val="left" w:pos="11908"/>
+          <w:tab w:val="left" w:pos="12824"/>
+          <w:tab w:val="left" w:pos="13740"/>
+          <w:tab w:val="left" w:pos="14656"/>
+        </w:tabs>
+        <w:spacing w:after="0" w:line="240" w:lineRule="auto"/>
+        <w:rPr>
+          <w:rFonts w:ascii="Courier New" w:eastAsia="Times New Roman" w:hAnsi="Courier New" w:cs="Courier New"/>
+          <w:sz w:val="21"/>
+          <w:szCs w:val="21"/>
+          <w:lang w:eastAsia="en-IN"/>
+        </w:rPr>
+      </w:pPr>
+      <w:r>
+        <w:rPr>
+          <w:rFonts w:ascii="Courier New" w:eastAsia="Times New Roman" w:hAnsi="Courier New" w:cs="Courier New"/>
+          <w:sz w:val="21"/>
+          <w:szCs w:val="21"/>
+          <w:lang w:eastAsia="en-IN"/>
+        </w:rPr>
+        <w:t xml:space="preserve">    @Bean</w:t>
+      </w:r>
+    </w:p>
+    <w:p>
+      <w:pPr>
+        <w:tabs>
+          <w:tab w:val="left" w:pos="916"/>
+          <w:tab w:val="left" w:pos="1832"/>
+          <w:tab w:val="left" w:pos="2748"/>
+          <w:tab w:val="left" w:pos="3664"/>
+          <w:tab w:val="left" w:pos="4580"/>
+          <w:tab w:val="left" w:pos="5496"/>
+          <w:tab w:val="left" w:pos="6412"/>
+          <w:tab w:val="left" w:pos="7328"/>
+          <w:tab w:val="left" w:pos="8244"/>
+          <w:tab w:val="left" w:pos="9160"/>
+          <w:tab w:val="left" w:pos="10076"/>
+          <w:tab w:val="left" w:pos="10992"/>
+          <w:tab w:val="left" w:pos="11908"/>
+          <w:tab w:val="left" w:pos="12824"/>
+          <w:tab w:val="left" w:pos="13740"/>
+          <w:tab w:val="left" w:pos="14656"/>
+        </w:tabs>
+        <w:spacing w:after="0" w:line="240" w:lineRule="auto"/>
+        <w:rPr>
+          <w:rFonts w:ascii="Courier New" w:eastAsia="Times New Roman" w:hAnsi="Courier New" w:cs="Courier New"/>
+          <w:sz w:val="21"/>
+          <w:szCs w:val="21"/>
+          <w:lang w:eastAsia="en-IN"/>
+        </w:rPr>
+      </w:pPr>
+      <w:r>
+        <w:rPr>
+          <w:rFonts w:ascii="Courier New" w:eastAsia="Times New Roman" w:hAnsi="Courier New" w:cs="Courier New"/>
+          <w:sz w:val="21"/>
+          <w:szCs w:val="21"/>
+          <w:lang w:eastAsia="en-IN"/>
+        </w:rPr>
+        <w:t xml:space="preserve">    @Lazy // Explicitly Lazy</w:t>
+      </w:r>
+    </w:p>
+    <w:p>
+      <w:pPr>
+        <w:tabs>
+          <w:tab w:val="left" w:pos="916"/>
+          <w:tab w:val="left" w:pos="1832"/>
+          <w:tab w:val="left" w:pos="2748"/>
+          <w:tab w:val="left" w:pos="3664"/>
+          <w:tab w:val="left" w:pos="4580"/>
+          <w:tab w:val="left" w:pos="5496"/>
+          <w:tab w:val="left" w:pos="6412"/>
+          <w:tab w:val="left" w:pos="7328"/>
+          <w:tab w:val="left" w:pos="8244"/>
+          <w:tab w:val="left" w:pos="9160"/>
+          <w:tab w:val="left" w:pos="10076"/>
+          <w:tab w:val="left" w:pos="10992"/>
+          <w:tab w:val="left" w:pos="11908"/>
+          <w:tab w:val="left" w:pos="12824"/>
+          <w:tab w:val="left" w:pos="13740"/>
+          <w:tab w:val="left" w:pos="14656"/>
+        </w:tabs>
+        <w:spacing w:after="0" w:line="240" w:lineRule="auto"/>
+        <w:rPr>
+          <w:rFonts w:ascii="Courier New" w:eastAsia="Times New Roman" w:hAnsi="Courier New" w:cs="Courier New"/>
+          <w:sz w:val="21"/>
+          <w:szCs w:val="21"/>
+          <w:lang w:eastAsia="en-IN"/>
+        </w:rPr>
+      </w:pPr>
+      <w:r>
+        <w:rPr>
+          <w:rFonts w:ascii="Courier New" w:eastAsia="Times New Roman" w:hAnsi="Courier New" w:cs="Courier New"/>
+          <w:sz w:val="21"/>
+          <w:szCs w:val="21"/>
+          <w:lang w:eastAsia="en-IN"/>
+        </w:rPr>
+        <w:t xml:space="preserve">    public MyLazyBean lazyBean() {</w:t>
+      </w:r>
+    </w:p>
+    <w:p>
+      <w:pPr>
+        <w:tabs>
+          <w:tab w:val="left" w:pos="916"/>
+          <w:tab w:val="left" w:pos="1832"/>
+          <w:tab w:val="left" w:pos="2748"/>
+          <w:tab w:val="left" w:pos="3664"/>
+          <w:tab w:val="left" w:pos="4580"/>
+          <w:tab w:val="left" w:pos="5496"/>
+          <w:tab w:val="left" w:pos="6412"/>
+          <w:tab w:val="left" w:pos="7328"/>
+          <w:tab w:val="left" w:pos="8244"/>
+          <w:tab w:val="left" w:pos="9160"/>
+          <w:tab w:val="left" w:pos="10076"/>
+          <w:tab w:val="left" w:pos="10992"/>
+          <w:tab w:val="left" w:pos="11908"/>
+          <w:tab w:val="left" w:pos="12824"/>
+          <w:tab w:val="left" w:pos="13740"/>
+          <w:tab w:val="left" w:pos="14656"/>
+        </w:tabs>
+        <w:spacing w:after="0" w:line="240" w:lineRule="auto"/>
+        <w:rPr>
+          <w:rFonts w:ascii="Courier New" w:eastAsia="Times New Roman" w:hAnsi="Courier New" w:cs="Courier New"/>
+          <w:sz w:val="21"/>
+          <w:szCs w:val="21"/>
+          <w:lang w:eastAsia="en-IN"/>
+        </w:rPr>
+      </w:pPr>
+      <w:r>
+        <w:rPr>
+          <w:rFonts w:ascii="Courier New" w:eastAsia="Times New Roman" w:hAnsi="Courier New" w:cs="Courier New"/>
+          <w:sz w:val="21"/>
+          <w:szCs w:val="21"/>
+          <w:lang w:eastAsia="en-IN"/>
+        </w:rPr>
+        <w:t xml:space="preserve">        return new MyLazyBean();</w:t>
+      </w:r>
+    </w:p>
+    <w:p>
+      <w:pPr>
+        <w:tabs>
+          <w:tab w:val="left" w:pos="916"/>
+          <w:tab w:val="left" w:pos="1832"/>
+          <w:tab w:val="left" w:pos="2748"/>
+          <w:tab w:val="left" w:pos="3664"/>
+          <w:tab w:val="left" w:pos="4580"/>
+          <w:tab w:val="left" w:pos="5496"/>
+          <w:tab w:val="left" w:pos="6412"/>
+          <w:tab w:val="left" w:pos="7328"/>
+          <w:tab w:val="left" w:pos="8244"/>
+          <w:tab w:val="left" w:pos="9160"/>
+          <w:tab w:val="left" w:pos="10076"/>
+          <w:tab w:val="left" w:pos="10992"/>
+          <w:tab w:val="left" w:pos="11908"/>
+          <w:tab w:val="left" w:pos="12824"/>
+          <w:tab w:val="left" w:pos="13740"/>
+          <w:tab w:val="left" w:pos="14656"/>
+        </w:tabs>
+        <w:spacing w:after="0" w:line="240" w:lineRule="auto"/>
+        <w:rPr>
+          <w:rFonts w:ascii="Courier New" w:eastAsia="Times New Roman" w:hAnsi="Courier New" w:cs="Courier New"/>
+          <w:sz w:val="21"/>
+          <w:szCs w:val="21"/>
+          <w:lang w:eastAsia="en-IN"/>
+        </w:rPr>
+      </w:pPr>
+      <w:r>
+        <w:rPr>
+          <w:rFonts w:ascii="Courier New" w:eastAsia="Times New Roman" w:hAnsi="Courier New" w:cs="Courier New"/>
+          <w:sz w:val="21"/>
+          <w:szCs w:val="21"/>
+          <w:lang w:eastAsia="en-IN"/>
+        </w:rPr>
+        <w:t xml:space="preserve">    }</w:t>
+      </w:r>
+    </w:p>
+    <w:p>
+      <w:pPr>
+        <w:tabs>
+          <w:tab w:val="left" w:pos="916"/>
+          <w:tab w:val="left" w:pos="1832"/>
+          <w:tab w:val="left" w:pos="2748"/>
+          <w:tab w:val="left" w:pos="3664"/>
+          <w:tab w:val="left" w:pos="4580"/>
+          <w:tab w:val="left" w:pos="5496"/>
+          <w:tab w:val="left" w:pos="6412"/>
+          <w:tab w:val="left" w:pos="7328"/>
+          <w:tab w:val="left" w:pos="8244"/>
+          <w:tab w:val="left" w:pos="9160"/>
+          <w:tab w:val="left" w:pos="10076"/>
+          <w:tab w:val="left" w:pos="10992"/>
+          <w:tab w:val="left" w:pos="11908"/>
+          <w:tab w:val="left" w:pos="12824"/>
+          <w:tab w:val="left" w:pos="13740"/>
+          <w:tab w:val="left" w:pos="14656"/>
+        </w:tabs>
+        <w:spacing w:after="0" w:line="240" w:lineRule="auto"/>
+        <w:rPr>
+          <w:rFonts w:ascii="Courier New" w:eastAsia="Times New Roman" w:hAnsi="Courier New" w:cs="Courier New"/>
+          <w:sz w:val="21"/>
+          <w:szCs w:val="21"/>
+          <w:lang w:eastAsia="en-IN"/>
+        </w:rPr>
+      </w:pPr>
+      <w:r>
+        <w:rPr>
+          <w:rFonts w:ascii="Courier New" w:eastAsia="Times New Roman" w:hAnsi="Courier New" w:cs="Courier New"/>
+          <w:sz w:val="21"/>
+          <w:szCs w:val="21"/>
+          <w:lang w:eastAsia="en-IN"/>
+        </w:rPr>
+        <w:t>}</w:t>
+      </w:r>
+    </w:p>
+    <w:p>
+      <w:pPr>
+        <w:spacing w:after="0" w:line="240" w:lineRule="auto"/>
+        <w:rPr>
+          <w:rFonts w:ascii="Arial" w:eastAsia="Times New Roman" w:hAnsi="Arial" w:cs="Arial"/>
+          <w:sz w:val="18"/>
+          <w:szCs w:val="18"/>
+          <w:lang w:eastAsia="en-IN"/>
+        </w:rPr>
+      </w:pPr>
+      <w:r>
+        <w:rPr>
+          <w:rFonts w:ascii="Arial" w:eastAsia="Times New Roman" w:hAnsi="Arial" w:cs="Arial"/>
+          <w:sz w:val="18"/>
+          <w:szCs w:val="18"/>
+          <w:lang w:eastAsia="en-IN"/>
+        </w:rPr>
+        <w:t>Use code with caution.</w:t>
+      </w:r>
+    </w:p>
+    <w:p>
+      <w:pPr>
+        <w:spacing w:line="240" w:lineRule="auto"/>
+        <w:rPr>
+          <w:rFonts w:ascii="Arial" w:eastAsia="Times New Roman" w:hAnsi="Arial" w:cs="Arial"/>
+          <w:sz w:val="24"/>
+          <w:szCs w:val="24"/>
+          <w:lang w:eastAsia="en-IN"/>
+        </w:rPr>
+      </w:pPr>
+      <w:r>
+        <w:rPr>
+          <w:rFonts w:ascii="Arial" w:eastAsia="Times New Roman" w:hAnsi="Arial" w:cs="Arial"/>
+          <w:sz w:val="24"/>
+          <w:szCs w:val="24"/>
+          <w:lang w:eastAsia="en-IN"/>
+        </w:rPr>
+        <w:t xml:space="preserve">Would you like to see how to use the </w:t>
+      </w:r>
+      <w:r>
+        <w:rPr>
+          <w:rFonts w:ascii="Courier New" w:eastAsia="Times New Roman" w:hAnsi="Courier New" w:cs="Courier New"/>
+          <w:sz w:val="21"/>
+          <w:szCs w:val="21"/>
+          <w:lang w:eastAsia="en-IN"/>
+        </w:rPr>
+        <w:t>@Lazy</w:t>
+      </w:r>
+      <w:r>
+        <w:rPr>
+          <w:rFonts w:ascii="Arial" w:eastAsia="Times New Roman" w:hAnsi="Arial" w:cs="Arial"/>
+          <w:sz w:val="24"/>
+          <w:szCs w:val="24"/>
+          <w:lang w:eastAsia="en-IN"/>
+        </w:rPr>
+        <w:t xml:space="preserve"> annotation to </w:t>
+      </w:r>
+      <w:r>
+        <w:rPr>
+          <w:rFonts w:ascii="Arial" w:eastAsia="Times New Roman" w:hAnsi="Arial" w:cs="Arial"/>
+          <w:b/>
+          <w:bCs/>
+          <w:sz w:val="24"/>
+          <w:szCs w:val="24"/>
+          <w:lang w:eastAsia="en-IN"/>
+        </w:rPr>
+        <w:t>resolve a circular dependency</w:t>
+      </w:r>
+      <w:r>
+        <w:rPr>
+          <w:rFonts w:ascii="Arial" w:eastAsia="Times New Roman" w:hAnsi="Arial" w:cs="Arial"/>
+          <w:sz w:val="24"/>
+          <w:szCs w:val="24"/>
+          <w:lang w:eastAsia="en-IN"/>
+        </w:rPr>
+        <w:t xml:space="preserve"> loop between two beans, or do you want to see how to make your </w:t>
+      </w:r>
+      <w:r>
+        <w:rPr>
+          <w:rFonts w:ascii="Arial" w:eastAsia="Times New Roman" w:hAnsi="Arial" w:cs="Arial"/>
+          <w:b/>
+          <w:bCs/>
+          <w:sz w:val="24"/>
+          <w:szCs w:val="24"/>
+          <w:lang w:eastAsia="en-IN"/>
+        </w:rPr>
+        <w:t>entire project lazy</w:t>
+      </w:r>
+      <w:r>
+        <w:rPr>
+          <w:rFonts w:ascii="Arial" w:eastAsia="Times New Roman" w:hAnsi="Arial" w:cs="Arial"/>
+          <w:sz w:val="24"/>
+          <w:szCs w:val="24"/>
+          <w:lang w:eastAsia="en-IN"/>
+        </w:rPr>
+        <w:t xml:space="preserve"> via the properties file?</w:t>
+      </w:r>
+    </w:p>
+    <w:p>
+      <w:pPr>
+        <w:spacing w:after="0" w:line="240" w:lineRule="auto"/>
+        <w:rPr>
+          <w:rFonts w:ascii="Arial" w:eastAsia="Times New Roman" w:hAnsi="Arial" w:cs="Arial"/>
+          <w:sz w:val="21"/>
+          <w:szCs w:val="21"/>
+          <w:lang w:eastAsia="en-IN"/>
+        </w:rPr>
+      </w:pPr>
+      <w:r>
+        <w:rPr>
+          <w:rFonts w:ascii="Arial" w:eastAsia="Times New Roman" w:hAnsi="Arial" w:cs="Arial"/>
+          <w:sz w:val="24"/>
+          <w:szCs w:val="24"/>
+          <w:lang w:eastAsia="en-IN"/>
+        </w:rPr>
+        <w:t>yes</w:t>
+      </w:r>
+    </w:p>
+    <w:p>
+      <w:pPr>
+        <w:spacing w:line="240" w:lineRule="auto"/>
+        <w:rPr>
+          <w:rFonts w:ascii="Arial" w:eastAsia="Times New Roman" w:hAnsi="Arial" w:cs="Arial"/>
+          <w:sz w:val="24"/>
+          <w:szCs w:val="24"/>
+          <w:lang w:eastAsia="en-IN"/>
+        </w:rPr>
+      </w:pPr>
+      <w:r>
+        <w:rPr>
+          <w:rFonts w:ascii="Arial" w:eastAsia="Times New Roman" w:hAnsi="Arial" w:cs="Arial"/>
+          <w:sz w:val="24"/>
+          <w:szCs w:val="24"/>
+          <w:lang w:eastAsia="en-IN"/>
+        </w:rPr>
+        <w:t xml:space="preserve">Since you said "yes", let's cover </w:t>
+      </w:r>
+      <w:r>
+        <w:rPr>
+          <w:rFonts w:ascii="Arial" w:eastAsia="Times New Roman" w:hAnsi="Arial" w:cs="Arial"/>
+          <w:b/>
+          <w:bCs/>
+          <w:sz w:val="24"/>
+          <w:szCs w:val="24"/>
+          <w:lang w:eastAsia="en-IN"/>
+        </w:rPr>
+        <w:t>both</w:t>
+      </w:r>
+      <w:r>
+        <w:rPr>
+          <w:rFonts w:ascii="Arial" w:eastAsia="Times New Roman" w:hAnsi="Arial" w:cs="Arial"/>
+          <w:sz w:val="24"/>
+          <w:szCs w:val="24"/>
+          <w:lang w:eastAsia="en-IN"/>
+        </w:rPr>
+        <w:t xml:space="preserve"> scenarios: how to use </w:t>
+      </w:r>
+      <w:r>
+        <w:rPr>
+          <w:rFonts w:ascii="Courier New" w:eastAsia="Times New Roman" w:hAnsi="Courier New" w:cs="Courier New"/>
+          <w:sz w:val="21"/>
+          <w:szCs w:val="21"/>
+          <w:lang w:eastAsia="en-IN"/>
+        </w:rPr>
+        <w:t>@Lazy</w:t>
+      </w:r>
+      <w:r>
+        <w:rPr>
+          <w:rFonts w:ascii="Arial" w:eastAsia="Times New Roman" w:hAnsi="Arial" w:cs="Arial"/>
+          <w:sz w:val="24"/>
+          <w:szCs w:val="24"/>
+          <w:lang w:eastAsia="en-IN"/>
+        </w:rPr>
+        <w:t xml:space="preserve"> to fix a nasty circular dependency loop, and how to instantly turn your entire project lazy using your configuration file.</w:t>
+      </w:r>
+    </w:p>
+    <w:p>
+      <w:pPr>
+        <w:spacing w:before="480" w:after="480" w:line="240" w:lineRule="auto"/>
+        <w:rPr>
+          <w:rFonts w:ascii="Arial" w:eastAsia="Times New Roman" w:hAnsi="Arial" w:cs="Arial"/>
+          <w:sz w:val="21"/>
+          <w:szCs w:val="21"/>
+          <w:lang w:eastAsia="en-IN"/>
+        </w:rPr>
+      </w:pPr>
+      <w:r>
+        <w:rPr>
+          <w:rFonts w:ascii="Arial" w:eastAsia="Times New Roman" w:hAnsi="Arial" w:cs="Arial"/>
+          <w:sz w:val="21"/>
+          <w:szCs w:val="21"/>
+          <w:lang w:eastAsia="en-IN"/>
+        </w:rPr>
+        <w:pict w14:anchorId="494C9365">
+          <v:rect id="_x0000_i1031" style="width:0;height:1.5pt" o:hralign="center" o:hrstd="t" o:hr="t" fillcolor="#a0a0a0" stroked="f"/>
+        </w:pict>
+      </w:r>
+    </w:p>
+    <w:p>
+      <w:pPr>
+        <w:spacing w:line="240" w:lineRule="auto"/>
+        <w:rPr>
+          <w:rFonts w:ascii="Arial" w:eastAsia="Times New Roman" w:hAnsi="Arial" w:cs="Arial"/>
+          <w:b/>
+          <w:bCs/>
+          <w:sz w:val="30"/>
+          <w:szCs w:val="30"/>
+          <w:lang w:eastAsia="en-IN"/>
+        </w:rPr>
+      </w:pPr>
+      <w:r>
+        <w:rPr>
+          <w:rFonts w:ascii="Arial" w:eastAsia="Times New Roman" w:hAnsi="Arial" w:cs="Arial"/>
+          <w:b/>
+          <w:bCs/>
+          <w:sz w:val="30"/>
+          <w:szCs w:val="30"/>
+          <w:lang w:eastAsia="en-IN"/>
+        </w:rPr>
+        <w:t xml:space="preserve">Scenario 1: Fixing a Circular Dependency with </w:t>
+      </w:r>
+      <w:r>
+        <w:rPr>
+          <w:rFonts w:ascii="Courier New" w:eastAsia="Times New Roman" w:hAnsi="Courier New" w:cs="Courier New"/>
+          <w:b/>
+          <w:bCs/>
+          <w:sz w:val="21"/>
+          <w:szCs w:val="21"/>
+          <w:lang w:eastAsia="en-IN"/>
+        </w:rPr>
+        <w:t>@Lazy</w:t>
+      </w:r>
+    </w:p>
+    <w:p>
+      <w:pPr>
+        <w:spacing w:line="240" w:lineRule="auto"/>
+        <w:rPr>
+          <w:rFonts w:ascii="Arial" w:eastAsia="Times New Roman" w:hAnsi="Arial" w:cs="Arial"/>
+          <w:sz w:val="24"/>
+          <w:szCs w:val="24"/>
+          <w:lang w:eastAsia="en-IN"/>
+        </w:rPr>
+      </w:pPr>
+      <w:r>
+        <w:rPr>
+          <w:rFonts w:ascii="Arial" w:eastAsia="Times New Roman" w:hAnsi="Arial" w:cs="Arial"/>
+          <w:sz w:val="24"/>
+          <w:szCs w:val="24"/>
+          <w:lang w:eastAsia="en-IN"/>
+        </w:rPr>
+        <w:t xml:space="preserve">A </w:t>
+      </w:r>
+      <w:r>
+        <w:rPr>
+          <w:rFonts w:ascii="Arial" w:eastAsia="Times New Roman" w:hAnsi="Arial" w:cs="Arial"/>
+          <w:b/>
+          <w:bCs/>
+          <w:sz w:val="24"/>
+          <w:szCs w:val="24"/>
+          <w:lang w:eastAsia="en-IN"/>
+        </w:rPr>
+        <w:t>circular dependency</w:t>
+      </w:r>
+      <w:r>
+        <w:rPr>
+          <w:rFonts w:ascii="Arial" w:eastAsia="Times New Roman" w:hAnsi="Arial" w:cs="Arial"/>
+          <w:sz w:val="24"/>
+          <w:szCs w:val="24"/>
+          <w:lang w:eastAsia="en-IN"/>
+        </w:rPr>
+        <w:t xml:space="preserve"> happens when Bean A needs Bean B to initialize, but Bean B </w:t>
+      </w:r>
+      <w:r>
+        <w:rPr>
+          <w:rFonts w:ascii="Arial" w:eastAsia="Times New Roman" w:hAnsi="Arial" w:cs="Arial"/>
+          <w:i/>
+          <w:iCs/>
+          <w:sz w:val="24"/>
+          <w:szCs w:val="24"/>
+          <w:lang w:eastAsia="en-IN"/>
+        </w:rPr>
+        <w:t>also</w:t>
+      </w:r>
+      <w:r>
+        <w:rPr>
+          <w:rFonts w:ascii="Arial" w:eastAsia="Times New Roman" w:hAnsi="Arial" w:cs="Arial"/>
+          <w:sz w:val="24"/>
+          <w:szCs w:val="24"/>
+          <w:lang w:eastAsia="en-IN"/>
+        </w:rPr>
+        <w:t xml:space="preserve"> needs Bean A. By default, Spring Boot will throw a </w:t>
+      </w:r>
+      <w:r>
+        <w:rPr>
+          <w:rFonts w:ascii="Courier New" w:eastAsia="Times New Roman" w:hAnsi="Courier New" w:cs="Courier New"/>
+          <w:sz w:val="21"/>
+          <w:szCs w:val="21"/>
+          <w:lang w:eastAsia="en-IN"/>
+        </w:rPr>
+        <w:t>BeanCurrentlyInCreationException</w:t>
+      </w:r>
+      <w:r>
+        <w:rPr>
+          <w:rFonts w:ascii="Arial" w:eastAsia="Times New Roman" w:hAnsi="Arial" w:cs="Arial"/>
+          <w:sz w:val="24"/>
+          <w:szCs w:val="24"/>
+          <w:lang w:eastAsia="en-IN"/>
+        </w:rPr>
+        <w:t xml:space="preserve"> and crash at startup because it gets stuck in an infinite loop trying to build them.</w:t>
+      </w:r>
+    </w:p>
+    <w:p>
+      <w:pPr>
+        <w:spacing w:line="240" w:lineRule="auto"/>
+        <w:rPr>
+          <w:rFonts w:ascii="Arial" w:eastAsia="Times New Roman" w:hAnsi="Arial" w:cs="Arial"/>
+          <w:sz w:val="24"/>
+          <w:szCs w:val="24"/>
+          <w:lang w:eastAsia="en-IN"/>
+        </w:rPr>
+      </w:pPr>
+      <w:r>
+        <w:rPr>
+          <w:rFonts w:ascii="Arial" w:eastAsia="Times New Roman" w:hAnsi="Arial" w:cs="Arial"/>
+          <w:sz w:val="24"/>
+          <w:szCs w:val="24"/>
+          <w:lang w:eastAsia="en-IN"/>
+        </w:rPr>
+        <w:t xml:space="preserve">Using </w:t>
+      </w:r>
+      <w:r>
+        <w:rPr>
+          <w:rFonts w:ascii="Courier New" w:eastAsia="Times New Roman" w:hAnsi="Courier New" w:cs="Courier New"/>
+          <w:sz w:val="21"/>
+          <w:szCs w:val="21"/>
+          <w:lang w:eastAsia="en-IN"/>
+        </w:rPr>
+        <w:t>@Lazy</w:t>
+      </w:r>
+      <w:r>
+        <w:rPr>
+          <w:rFonts w:ascii="Arial" w:eastAsia="Times New Roman" w:hAnsi="Arial" w:cs="Arial"/>
+          <w:sz w:val="24"/>
+          <w:szCs w:val="24"/>
+          <w:lang w:eastAsia="en-IN"/>
+        </w:rPr>
+        <w:t xml:space="preserve"> fixes this. It tells Spring to inject a lightweight </w:t>
+      </w:r>
+      <w:r>
+        <w:rPr>
+          <w:rFonts w:ascii="Arial" w:eastAsia="Times New Roman" w:hAnsi="Arial" w:cs="Arial"/>
+          <w:b/>
+          <w:bCs/>
+          <w:sz w:val="24"/>
+          <w:szCs w:val="24"/>
+          <w:lang w:eastAsia="en-IN"/>
+        </w:rPr>
+        <w:t>proxy placeholder</w:t>
+      </w:r>
+      <w:r>
+        <w:rPr>
+          <w:rFonts w:ascii="Arial" w:eastAsia="Times New Roman" w:hAnsi="Arial" w:cs="Arial"/>
+          <w:sz w:val="24"/>
+          <w:szCs w:val="24"/>
+          <w:lang w:eastAsia="en-IN"/>
+        </w:rPr>
+        <w:t xml:space="preserve"> instead of the real bean right away, breaking the deadlock.</w:t>
+      </w:r>
+    </w:p>
+    <w:p>
+      <w:pPr>
+        <w:spacing w:line="240" w:lineRule="auto"/>
+        <w:rPr>
+          <w:rFonts w:ascii="Arial" w:eastAsia="Times New Roman" w:hAnsi="Arial" w:cs="Arial"/>
+          <w:b/>
+          <w:bCs/>
+          <w:sz w:val="24"/>
+          <w:szCs w:val="24"/>
+          <w:lang w:eastAsia="en-IN"/>
+        </w:rPr>
+      </w:pPr>
+      <w:r>
+        <w:rPr>
+          <w:rFonts w:ascii="Arial" w:eastAsia="Times New Roman" w:hAnsi="Arial" w:cs="Arial"/>
+          <w:b/>
+          <w:bCs/>
+          <w:sz w:val="24"/>
+          <w:szCs w:val="24"/>
+          <w:lang w:eastAsia="en-IN"/>
+        </w:rPr>
+        <w:lastRenderedPageBreak/>
+        <w:t>The Broken Setup (Will Crash Startup)</w:t>
+      </w:r>
+    </w:p>
+    <w:p>
+      <w:pPr>
+        <w:spacing w:after="0" w:line="240" w:lineRule="auto"/>
+        <w:rPr>
+          <w:rFonts w:ascii="Arial" w:eastAsia="Times New Roman" w:hAnsi="Arial" w:cs="Arial"/>
+          <w:sz w:val="30"/>
+          <w:szCs w:val="30"/>
+          <w:lang w:eastAsia="en-IN"/>
+        </w:rPr>
+      </w:pPr>
+      <w:r>
+        <w:rPr>
+          <w:rFonts w:ascii="Arial" w:eastAsia="Times New Roman" w:hAnsi="Arial" w:cs="Arial"/>
+          <w:sz w:val="30"/>
+          <w:szCs w:val="30"/>
+          <w:lang w:eastAsia="en-IN"/>
+        </w:rPr>
+        <w:t>java</w:t>
+      </w:r>
+    </w:p>
+    <w:p>
+      <w:pPr>
+        <w:tabs>
+          <w:tab w:val="left" w:pos="916"/>
+          <w:tab w:val="left" w:pos="1832"/>
+          <w:tab w:val="left" w:pos="2748"/>
+          <w:tab w:val="left" w:pos="3664"/>
+          <w:tab w:val="left" w:pos="4580"/>
+          <w:tab w:val="left" w:pos="5496"/>
+          <w:tab w:val="left" w:pos="6412"/>
+          <w:tab w:val="left" w:pos="7328"/>
+          <w:tab w:val="left" w:pos="8244"/>
+          <w:tab w:val="left" w:pos="9160"/>
+          <w:tab w:val="left" w:pos="10076"/>
+          <w:tab w:val="left" w:pos="10992"/>
+          <w:tab w:val="left" w:pos="11908"/>
+          <w:tab w:val="left" w:pos="12824"/>
+          <w:tab w:val="left" w:pos="13740"/>
+          <w:tab w:val="left" w:pos="14656"/>
+        </w:tabs>
+        <w:spacing w:after="0" w:line="240" w:lineRule="auto"/>
+        <w:rPr>
+          <w:rFonts w:ascii="Courier New" w:eastAsia="Times New Roman" w:hAnsi="Courier New" w:cs="Courier New"/>
+          <w:sz w:val="21"/>
+          <w:szCs w:val="21"/>
+          <w:lang w:eastAsia="en-IN"/>
+        </w:rPr>
+      </w:pPr>
+      <w:r>
+        <w:rPr>
+          <w:rFonts w:ascii="Courier New" w:eastAsia="Times New Roman" w:hAnsi="Courier New" w:cs="Courier New"/>
+          <w:sz w:val="21"/>
+          <w:szCs w:val="21"/>
+          <w:lang w:eastAsia="en-IN"/>
+        </w:rPr>
+        <w:t>@Component</w:t>
+      </w:r>
+    </w:p>
+    <w:p>
+      <w:pPr>
+        <w:tabs>
+          <w:tab w:val="left" w:pos="916"/>
+          <w:tab w:val="left" w:pos="1832"/>
+          <w:tab w:val="left" w:pos="2748"/>
+          <w:tab w:val="left" w:pos="3664"/>
+          <w:tab w:val="left" w:pos="4580"/>
+          <w:tab w:val="left" w:pos="5496"/>
+          <w:tab w:val="left" w:pos="6412"/>
+          <w:tab w:val="left" w:pos="7328"/>
+          <w:tab w:val="left" w:pos="8244"/>
+          <w:tab w:val="left" w:pos="9160"/>
+          <w:tab w:val="left" w:pos="10076"/>
+          <w:tab w:val="left" w:pos="10992"/>
+          <w:tab w:val="left" w:pos="11908"/>
+          <w:tab w:val="left" w:pos="12824"/>
+          <w:tab w:val="left" w:pos="13740"/>
+          <w:tab w:val="left" w:pos="14656"/>
+        </w:tabs>
+        <w:spacing w:after="0" w:line="240" w:lineRule="auto"/>
+        <w:rPr>
+          <w:rFonts w:ascii="Courier New" w:eastAsia="Times New Roman" w:hAnsi="Courier New" w:cs="Courier New"/>
+          <w:sz w:val="21"/>
+          <w:szCs w:val="21"/>
+          <w:lang w:eastAsia="en-IN"/>
+        </w:rPr>
+      </w:pPr>
+      <w:r>
+        <w:rPr>
+          <w:rFonts w:ascii="Courier New" w:eastAsia="Times New Roman" w:hAnsi="Courier New" w:cs="Courier New"/>
+          <w:sz w:val="21"/>
+          <w:szCs w:val="21"/>
+          <w:lang w:eastAsia="en-IN"/>
+        </w:rPr>
+        <w:t>class ServiceA {</w:t>
+      </w:r>
+    </w:p>
+    <w:p>
+      <w:pPr>
+        <w:tabs>
+          <w:tab w:val="left" w:pos="916"/>
+          <w:tab w:val="left" w:pos="1832"/>
+          <w:tab w:val="left" w:pos="2748"/>
+          <w:tab w:val="left" w:pos="3664"/>
+          <w:tab w:val="left" w:pos="4580"/>
+          <w:tab w:val="left" w:pos="5496"/>
+          <w:tab w:val="left" w:pos="6412"/>
+          <w:tab w:val="left" w:pos="7328"/>
+          <w:tab w:val="left" w:pos="8244"/>
+          <w:tab w:val="left" w:pos="9160"/>
+          <w:tab w:val="left" w:pos="10076"/>
+          <w:tab w:val="left" w:pos="10992"/>
+          <w:tab w:val="left" w:pos="11908"/>
+          <w:tab w:val="left" w:pos="12824"/>
+          <w:tab w:val="left" w:pos="13740"/>
+          <w:tab w:val="left" w:pos="14656"/>
+        </w:tabs>
+        <w:spacing w:after="0" w:line="240" w:lineRule="auto"/>
+        <w:rPr>
+          <w:rFonts w:ascii="Courier New" w:eastAsia="Times New Roman" w:hAnsi="Courier New" w:cs="Courier New"/>
+          <w:sz w:val="21"/>
+          <w:szCs w:val="21"/>
+          <w:lang w:eastAsia="en-IN"/>
+        </w:rPr>
+      </w:pPr>
+      <w:r>
+        <w:rPr>
+          <w:rFonts w:ascii="Courier New" w:eastAsia="Times New Roman" w:hAnsi="Courier New" w:cs="Courier New"/>
+          <w:sz w:val="21"/>
+          <w:szCs w:val="21"/>
+          <w:lang w:eastAsia="en-IN"/>
+        </w:rPr>
+        <w:t xml:space="preserve">    private final ServiceB serviceB;</w:t>
+      </w:r>
+    </w:p>
+    <w:p>
+      <w:pPr>
+        <w:tabs>
+          <w:tab w:val="left" w:pos="916"/>
+          <w:tab w:val="left" w:pos="1832"/>
+          <w:tab w:val="left" w:pos="2748"/>
+          <w:tab w:val="left" w:pos="3664"/>
+          <w:tab w:val="left" w:pos="4580"/>
+          <w:tab w:val="left" w:pos="5496"/>
+          <w:tab w:val="left" w:pos="6412"/>
+          <w:tab w:val="left" w:pos="7328"/>
+          <w:tab w:val="left" w:pos="8244"/>
+          <w:tab w:val="left" w:pos="9160"/>
+          <w:tab w:val="left" w:pos="10076"/>
+          <w:tab w:val="left" w:pos="10992"/>
+          <w:tab w:val="left" w:pos="11908"/>
+          <w:tab w:val="left" w:pos="12824"/>
+          <w:tab w:val="left" w:pos="13740"/>
+          <w:tab w:val="left" w:pos="14656"/>
+        </w:tabs>
+        <w:spacing w:after="0" w:line="240" w:lineRule="auto"/>
+        <w:rPr>
+          <w:rFonts w:ascii="Courier New" w:eastAsia="Times New Roman" w:hAnsi="Courier New" w:cs="Courier New"/>
+          <w:sz w:val="21"/>
+          <w:szCs w:val="21"/>
+          <w:lang w:eastAsia="en-IN"/>
+        </w:rPr>
+      </w:pPr>
+      <w:r>
+        <w:rPr>
+          <w:rFonts w:ascii="Courier New" w:eastAsia="Times New Roman" w:hAnsi="Courier New" w:cs="Courier New"/>
+          <w:sz w:val="21"/>
+          <w:szCs w:val="21"/>
+          <w:lang w:eastAsia="en-IN"/>
+        </w:rPr>
+        <w:t xml:space="preserve">    // Constructor injection</w:t>
+      </w:r>
+    </w:p>
+    <w:p>
+      <w:pPr>
+        <w:tabs>
+          <w:tab w:val="left" w:pos="916"/>
+          <w:tab w:val="left" w:pos="1832"/>
+          <w:tab w:val="left" w:pos="2748"/>
+          <w:tab w:val="left" w:pos="3664"/>
+          <w:tab w:val="left" w:pos="4580"/>
+          <w:tab w:val="left" w:pos="5496"/>
+          <w:tab w:val="left" w:pos="6412"/>
+          <w:tab w:val="left" w:pos="7328"/>
+          <w:tab w:val="left" w:pos="8244"/>
+          <w:tab w:val="left" w:pos="9160"/>
+          <w:tab w:val="left" w:pos="10076"/>
+          <w:tab w:val="left" w:pos="10992"/>
+          <w:tab w:val="left" w:pos="11908"/>
+          <w:tab w:val="left" w:pos="12824"/>
+          <w:tab w:val="left" w:pos="13740"/>
+          <w:tab w:val="left" w:pos="14656"/>
+        </w:tabs>
+        <w:spacing w:after="0" w:line="240" w:lineRule="auto"/>
+        <w:rPr>
+          <w:rFonts w:ascii="Courier New" w:eastAsia="Times New Roman" w:hAnsi="Courier New" w:cs="Courier New"/>
+          <w:sz w:val="21"/>
+          <w:szCs w:val="21"/>
+          <w:lang w:eastAsia="en-IN"/>
+        </w:rPr>
+      </w:pPr>
+      <w:r>
+        <w:rPr>
+          <w:rFonts w:ascii="Courier New" w:eastAsia="Times New Roman" w:hAnsi="Courier New" w:cs="Courier New"/>
+          <w:sz w:val="21"/>
+          <w:szCs w:val="21"/>
+          <w:lang w:eastAsia="en-IN"/>
+        </w:rPr>
+        <w:t xml:space="preserve">    public ServiceA(ServiceB serviceB) { this.serviceB = serviceB; } </w:t>
+      </w:r>
+    </w:p>
+    <w:p>
+      <w:pPr>
+        <w:tabs>
+          <w:tab w:val="left" w:pos="916"/>
+          <w:tab w:val="left" w:pos="1832"/>
+          <w:tab w:val="left" w:pos="2748"/>
+          <w:tab w:val="left" w:pos="3664"/>
+          <w:tab w:val="left" w:pos="4580"/>
+          <w:tab w:val="left" w:pos="5496"/>
+          <w:tab w:val="left" w:pos="6412"/>
+          <w:tab w:val="left" w:pos="7328"/>
+          <w:tab w:val="left" w:pos="8244"/>
+          <w:tab w:val="left" w:pos="9160"/>
+          <w:tab w:val="left" w:pos="10076"/>
+          <w:tab w:val="left" w:pos="10992"/>
+          <w:tab w:val="left" w:pos="11908"/>
+          <w:tab w:val="left" w:pos="12824"/>
+          <w:tab w:val="left" w:pos="13740"/>
+          <w:tab w:val="left" w:pos="14656"/>
+        </w:tabs>
+        <w:spacing w:after="0" w:line="240" w:lineRule="auto"/>
+        <w:rPr>
+          <w:rFonts w:ascii="Courier New" w:eastAsia="Times New Roman" w:hAnsi="Courier New" w:cs="Courier New"/>
+          <w:sz w:val="21"/>
+          <w:szCs w:val="21"/>
+          <w:lang w:eastAsia="en-IN"/>
+        </w:rPr>
+      </w:pPr>
+      <w:r>
+        <w:rPr>
+          <w:rFonts w:ascii="Courier New" w:eastAsia="Times New Roman" w:hAnsi="Courier New" w:cs="Courier New"/>
+          <w:sz w:val="21"/>
+          <w:szCs w:val="21"/>
+          <w:lang w:eastAsia="en-IN"/>
+        </w:rPr>
+        <w:t>}</w:t>
+      </w:r>
+    </w:p>
+    <w:p>
+      <w:pPr>
+        <w:tabs>
+          <w:tab w:val="left" w:pos="916"/>
+          <w:tab w:val="left" w:pos="1832"/>
+          <w:tab w:val="left" w:pos="2748"/>
+          <w:tab w:val="left" w:pos="3664"/>
+          <w:tab w:val="left" w:pos="4580"/>
+          <w:tab w:val="left" w:pos="5496"/>
+          <w:tab w:val="left" w:pos="6412"/>
+          <w:tab w:val="left" w:pos="7328"/>
+          <w:tab w:val="left" w:pos="8244"/>
+          <w:tab w:val="left" w:pos="9160"/>
+          <w:tab w:val="left" w:pos="10076"/>
+          <w:tab w:val="left" w:pos="10992"/>
+          <w:tab w:val="left" w:pos="11908"/>
+          <w:tab w:val="left" w:pos="12824"/>
+          <w:tab w:val="left" w:pos="13740"/>
+          <w:tab w:val="left" w:pos="14656"/>
+        </w:tabs>
+        <w:spacing w:after="0" w:line="240" w:lineRule="auto"/>
+        <w:rPr>
+          <w:rFonts w:ascii="Courier New" w:eastAsia="Times New Roman" w:hAnsi="Courier New" w:cs="Courier New"/>
+          <w:sz w:val="21"/>
+          <w:szCs w:val="21"/>
+          <w:lang w:eastAsia="en-IN"/>
+        </w:rPr>
+      </w:pPr>
+    </w:p>
+    <w:p>
+      <w:pPr>
+        <w:tabs>
+          <w:tab w:val="left" w:pos="916"/>
+          <w:tab w:val="left" w:pos="1832"/>
+          <w:tab w:val="left" w:pos="2748"/>
+          <w:tab w:val="left" w:pos="3664"/>
+          <w:tab w:val="left" w:pos="4580"/>
+          <w:tab w:val="left" w:pos="5496"/>
+          <w:tab w:val="left" w:pos="6412"/>
+          <w:tab w:val="left" w:pos="7328"/>
+          <w:tab w:val="left" w:pos="8244"/>
+          <w:tab w:val="left" w:pos="9160"/>
+          <w:tab w:val="left" w:pos="10076"/>
+          <w:tab w:val="left" w:pos="10992"/>
+          <w:tab w:val="left" w:pos="11908"/>
+          <w:tab w:val="left" w:pos="12824"/>
+          <w:tab w:val="left" w:pos="13740"/>
+          <w:tab w:val="left" w:pos="14656"/>
+        </w:tabs>
+        <w:spacing w:after="0" w:line="240" w:lineRule="auto"/>
+        <w:rPr>
+          <w:rFonts w:ascii="Courier New" w:eastAsia="Times New Roman" w:hAnsi="Courier New" w:cs="Courier New"/>
+          <w:sz w:val="21"/>
+          <w:szCs w:val="21"/>
+          <w:lang w:eastAsia="en-IN"/>
+        </w:rPr>
+      </w:pPr>
+      <w:r>
+        <w:rPr>
+          <w:rFonts w:ascii="Courier New" w:eastAsia="Times New Roman" w:hAnsi="Courier New" w:cs="Courier New"/>
+          <w:sz w:val="21"/>
+          <w:szCs w:val="21"/>
+          <w:lang w:eastAsia="en-IN"/>
+        </w:rPr>
+        <w:t>@Component</w:t>
+      </w:r>
+    </w:p>
+    <w:p>
+      <w:pPr>
+        <w:tabs>
+          <w:tab w:val="left" w:pos="916"/>
+          <w:tab w:val="left" w:pos="1832"/>
+          <w:tab w:val="left" w:pos="2748"/>
+          <w:tab w:val="left" w:pos="3664"/>
+          <w:tab w:val="left" w:pos="4580"/>
+          <w:tab w:val="left" w:pos="5496"/>
+          <w:tab w:val="left" w:pos="6412"/>
+          <w:tab w:val="left" w:pos="7328"/>
+          <w:tab w:val="left" w:pos="8244"/>
+          <w:tab w:val="left" w:pos="9160"/>
+          <w:tab w:val="left" w:pos="10076"/>
+          <w:tab w:val="left" w:pos="10992"/>
+          <w:tab w:val="left" w:pos="11908"/>
+          <w:tab w:val="left" w:pos="12824"/>
+          <w:tab w:val="left" w:pos="13740"/>
+          <w:tab w:val="left" w:pos="14656"/>
+        </w:tabs>
+        <w:spacing w:after="0" w:line="240" w:lineRule="auto"/>
+        <w:rPr>
+          <w:rFonts w:ascii="Courier New" w:eastAsia="Times New Roman" w:hAnsi="Courier New" w:cs="Courier New"/>
+          <w:sz w:val="21"/>
+          <w:szCs w:val="21"/>
+          <w:lang w:eastAsia="en-IN"/>
+        </w:rPr>
+      </w:pPr>
+      <w:r>
+        <w:rPr>
+          <w:rFonts w:ascii="Courier New" w:eastAsia="Times New Roman" w:hAnsi="Courier New" w:cs="Courier New"/>
+          <w:sz w:val="21"/>
+          <w:szCs w:val="21"/>
+          <w:lang w:eastAsia="en-IN"/>
+        </w:rPr>
+        <w:t>class ServiceB {</w:t>
+      </w:r>
+    </w:p>
+    <w:p>
+      <w:pPr>
+        <w:tabs>
+          <w:tab w:val="left" w:pos="916"/>
+          <w:tab w:val="left" w:pos="1832"/>
+          <w:tab w:val="left" w:pos="2748"/>
+          <w:tab w:val="left" w:pos="3664"/>
+          <w:tab w:val="left" w:pos="4580"/>
+          <w:tab w:val="left" w:pos="5496"/>
+          <w:tab w:val="left" w:pos="6412"/>
+          <w:tab w:val="left" w:pos="7328"/>
+          <w:tab w:val="left" w:pos="8244"/>
+          <w:tab w:val="left" w:pos="9160"/>
+          <w:tab w:val="left" w:pos="10076"/>
+          <w:tab w:val="left" w:pos="10992"/>
+          <w:tab w:val="left" w:pos="11908"/>
+          <w:tab w:val="left" w:pos="12824"/>
+          <w:tab w:val="left" w:pos="13740"/>
+          <w:tab w:val="left" w:pos="14656"/>
+        </w:tabs>
+        <w:spacing w:after="0" w:line="240" w:lineRule="auto"/>
+        <w:rPr>
+          <w:rFonts w:ascii="Courier New" w:eastAsia="Times New Roman" w:hAnsi="Courier New" w:cs="Courier New"/>
+          <w:sz w:val="21"/>
+          <w:szCs w:val="21"/>
+          <w:lang w:eastAsia="en-IN"/>
+        </w:rPr>
+      </w:pPr>
+      <w:r>
+        <w:rPr>
+          <w:rFonts w:ascii="Courier New" w:eastAsia="Times New Roman" w:hAnsi="Courier New" w:cs="Courier New"/>
+          <w:sz w:val="21"/>
+          <w:szCs w:val="21"/>
+          <w:lang w:eastAsia="en-IN"/>
+        </w:rPr>
+        <w:t xml:space="preserve">    private final ServiceA serviceA;</w:t>
+      </w:r>
+    </w:p>
+    <w:p>
+      <w:pPr>
+        <w:tabs>
+          <w:tab w:val="left" w:pos="916"/>
+          <w:tab w:val="left" w:pos="1832"/>
+          <w:tab w:val="left" w:pos="2748"/>
+          <w:tab w:val="left" w:pos="3664"/>
+          <w:tab w:val="left" w:pos="4580"/>
+          <w:tab w:val="left" w:pos="5496"/>
+          <w:tab w:val="left" w:pos="6412"/>
+          <w:tab w:val="left" w:pos="7328"/>
+          <w:tab w:val="left" w:pos="8244"/>
+          <w:tab w:val="left" w:pos="9160"/>
+          <w:tab w:val="left" w:pos="10076"/>
+          <w:tab w:val="left" w:pos="10992"/>
+          <w:tab w:val="left" w:pos="11908"/>
+          <w:tab w:val="left" w:pos="12824"/>
+          <w:tab w:val="left" w:pos="13740"/>
+          <w:tab w:val="left" w:pos="14656"/>
+        </w:tabs>
+        <w:spacing w:after="0" w:line="240" w:lineRule="auto"/>
+        <w:rPr>
+          <w:rFonts w:ascii="Courier New" w:eastAsia="Times New Roman" w:hAnsi="Courier New" w:cs="Courier New"/>
+          <w:sz w:val="21"/>
+          <w:szCs w:val="21"/>
+          <w:lang w:eastAsia="en-IN"/>
+        </w:rPr>
+      </w:pPr>
+      <w:r>
+        <w:rPr>
+          <w:rFonts w:ascii="Courier New" w:eastAsia="Times New Roman" w:hAnsi="Courier New" w:cs="Courier New"/>
+          <w:sz w:val="21"/>
+          <w:szCs w:val="21"/>
+          <w:lang w:eastAsia="en-IN"/>
+        </w:rPr>
+        <w:t xml:space="preserve">    // Constructor injection - CRASH! Both are waiting on each other</w:t>
+      </w:r>
+    </w:p>
+    <w:p>
+      <w:pPr>
+        <w:tabs>
+          <w:tab w:val="left" w:pos="916"/>
+          <w:tab w:val="left" w:pos="1832"/>
+          <w:tab w:val="left" w:pos="2748"/>
+          <w:tab w:val="left" w:pos="3664"/>
+          <w:tab w:val="left" w:pos="4580"/>
+          <w:tab w:val="left" w:pos="5496"/>
+          <w:tab w:val="left" w:pos="6412"/>
+          <w:tab w:val="left" w:pos="7328"/>
+          <w:tab w:val="left" w:pos="8244"/>
+          <w:tab w:val="left" w:pos="9160"/>
+          <w:tab w:val="left" w:pos="10076"/>
+          <w:tab w:val="left" w:pos="10992"/>
+          <w:tab w:val="left" w:pos="11908"/>
+          <w:tab w:val="left" w:pos="12824"/>
+          <w:tab w:val="left" w:pos="13740"/>
+          <w:tab w:val="left" w:pos="14656"/>
+        </w:tabs>
+        <w:spacing w:after="0" w:line="240" w:lineRule="auto"/>
+        <w:rPr>
+          <w:rFonts w:ascii="Courier New" w:eastAsia="Times New Roman" w:hAnsi="Courier New" w:cs="Courier New"/>
+          <w:sz w:val="21"/>
+          <w:szCs w:val="21"/>
+          <w:lang w:eastAsia="en-IN"/>
+        </w:rPr>
+      </w:pPr>
+      <w:r>
+        <w:rPr>
+          <w:rFonts w:ascii="Courier New" w:eastAsia="Times New Roman" w:hAnsi="Courier New" w:cs="Courier New"/>
+          <w:sz w:val="21"/>
+          <w:szCs w:val="21"/>
+          <w:lang w:eastAsia="en-IN"/>
+        </w:rPr>
+        <w:t xml:space="preserve">    public ServiceB(ServiceA serviceA) { this.serviceA = serviceA; } </w:t>
+      </w:r>
+    </w:p>
+    <w:p>
+      <w:pPr>
+        <w:tabs>
+          <w:tab w:val="left" w:pos="916"/>
+          <w:tab w:val="left" w:pos="1832"/>
+          <w:tab w:val="left" w:pos="2748"/>
+          <w:tab w:val="left" w:pos="3664"/>
+          <w:tab w:val="left" w:pos="4580"/>
+          <w:tab w:val="left" w:pos="5496"/>
+          <w:tab w:val="left" w:pos="6412"/>
+          <w:tab w:val="left" w:pos="7328"/>
+          <w:tab w:val="left" w:pos="8244"/>
+          <w:tab w:val="left" w:pos="9160"/>
+          <w:tab w:val="left" w:pos="10076"/>
+          <w:tab w:val="left" w:pos="10992"/>
+          <w:tab w:val="left" w:pos="11908"/>
+          <w:tab w:val="left" w:pos="12824"/>
+          <w:tab w:val="left" w:pos="13740"/>
+          <w:tab w:val="left" w:pos="14656"/>
+        </w:tabs>
+        <w:spacing w:after="0" w:line="240" w:lineRule="auto"/>
+        <w:rPr>
+          <w:rFonts w:ascii="Courier New" w:eastAsia="Times New Roman" w:hAnsi="Courier New" w:cs="Courier New"/>
+          <w:sz w:val="21"/>
+          <w:szCs w:val="21"/>
+          <w:lang w:eastAsia="en-IN"/>
+        </w:rPr>
+      </w:pPr>
+      <w:r>
+        <w:rPr>
+          <w:rFonts w:ascii="Courier New" w:eastAsia="Times New Roman" w:hAnsi="Courier New" w:cs="Courier New"/>
+          <w:sz w:val="21"/>
+          <w:szCs w:val="21"/>
+          <w:lang w:eastAsia="en-IN"/>
+        </w:rPr>
+        <w:t>}</w:t>
+      </w:r>
+    </w:p>
+    <w:p>
+      <w:pPr>
+        <w:spacing w:after="0" w:line="240" w:lineRule="auto"/>
+        <w:rPr>
+          <w:rFonts w:ascii="Arial" w:eastAsia="Times New Roman" w:hAnsi="Arial" w:cs="Arial"/>
+          <w:sz w:val="18"/>
+          <w:szCs w:val="18"/>
+          <w:lang w:eastAsia="en-IN"/>
+        </w:rPr>
+      </w:pPr>
+      <w:r>
+        <w:rPr>
+          <w:rFonts w:ascii="Arial" w:eastAsia="Times New Roman" w:hAnsi="Arial" w:cs="Arial"/>
+          <w:sz w:val="18"/>
+          <w:szCs w:val="18"/>
+          <w:lang w:eastAsia="en-IN"/>
+        </w:rPr>
+        <w:t>Use code with caution.</w:t>
+      </w:r>
+    </w:p>
+    <w:p>
+      <w:pPr>
+        <w:spacing w:line="240" w:lineRule="auto"/>
+        <w:rPr>
+          <w:rFonts w:ascii="Arial" w:eastAsia="Times New Roman" w:hAnsi="Arial" w:cs="Arial"/>
+          <w:b/>
+          <w:bCs/>
+          <w:sz w:val="24"/>
+          <w:szCs w:val="24"/>
+          <w:lang w:eastAsia="en-IN"/>
+        </w:rPr>
+      </w:pPr>
+      <w:r>
+        <w:rPr>
+          <w:rFonts w:ascii="Arial" w:eastAsia="Times New Roman" w:hAnsi="Arial" w:cs="Arial"/>
+          <w:b/>
+          <w:bCs/>
+          <w:sz w:val="24"/>
+          <w:szCs w:val="24"/>
+          <w:lang w:eastAsia="en-IN"/>
+        </w:rPr>
+        <w:t xml:space="preserve">The Fix using </w:t>
+      </w:r>
+      <w:r>
+        <w:rPr>
+          <w:rFonts w:ascii="Courier New" w:eastAsia="Times New Roman" w:hAnsi="Courier New" w:cs="Courier New"/>
+          <w:b/>
+          <w:bCs/>
+          <w:sz w:val="21"/>
+          <w:szCs w:val="21"/>
+          <w:lang w:eastAsia="en-IN"/>
+        </w:rPr>
+        <w:t>@Lazy</w:t>
+      </w:r>
+    </w:p>
+    <w:p>
+      <w:pPr>
+        <w:spacing w:line="240" w:lineRule="auto"/>
+        <w:rPr>
+          <w:rFonts w:ascii="Arial" w:eastAsia="Times New Roman" w:hAnsi="Arial" w:cs="Arial"/>
+          <w:sz w:val="24"/>
+          <w:szCs w:val="24"/>
+          <w:lang w:eastAsia="en-IN"/>
+        </w:rPr>
+      </w:pPr>
+      <w:r>
+        <w:rPr>
+          <w:rFonts w:ascii="Arial" w:eastAsia="Times New Roman" w:hAnsi="Arial" w:cs="Arial"/>
+          <w:sz w:val="24"/>
+          <w:szCs w:val="24"/>
+          <w:lang w:eastAsia="en-IN"/>
+        </w:rPr>
+        <w:t xml:space="preserve">Add </w:t>
+      </w:r>
+      <w:r>
+        <w:rPr>
+          <w:rFonts w:ascii="Courier New" w:eastAsia="Times New Roman" w:hAnsi="Courier New" w:cs="Courier New"/>
+          <w:sz w:val="21"/>
+          <w:szCs w:val="21"/>
+          <w:lang w:eastAsia="en-IN"/>
+        </w:rPr>
+        <w:t>@Lazy</w:t>
+      </w:r>
+      <w:r>
+        <w:rPr>
+          <w:rFonts w:ascii="Arial" w:eastAsia="Times New Roman" w:hAnsi="Arial" w:cs="Arial"/>
+          <w:sz w:val="24"/>
+          <w:szCs w:val="24"/>
+          <w:lang w:eastAsia="en-IN"/>
+        </w:rPr>
+        <w:t xml:space="preserve"> to </w:t>
+      </w:r>
+      <w:r>
+        <w:rPr>
+          <w:rFonts w:ascii="Arial" w:eastAsia="Times New Roman" w:hAnsi="Arial" w:cs="Arial"/>
+          <w:b/>
+          <w:bCs/>
+          <w:sz w:val="24"/>
+          <w:szCs w:val="24"/>
+          <w:lang w:eastAsia="en-IN"/>
+        </w:rPr>
+        <w:t>one</w:t>
+      </w:r>
+      <w:r>
+        <w:rPr>
+          <w:rFonts w:ascii="Arial" w:eastAsia="Times New Roman" w:hAnsi="Arial" w:cs="Arial"/>
+          <w:sz w:val="24"/>
+          <w:szCs w:val="24"/>
+          <w:lang w:eastAsia="en-IN"/>
+        </w:rPr>
+        <w:t xml:space="preserve"> of the constructor arguments. This tells Spring: </w:t>
+      </w:r>
+      <w:r>
+        <w:rPr>
+          <w:rFonts w:ascii="Arial" w:eastAsia="Times New Roman" w:hAnsi="Arial" w:cs="Arial"/>
+          <w:i/>
+          <w:iCs/>
+          <w:sz w:val="24"/>
+          <w:szCs w:val="24"/>
+          <w:lang w:eastAsia="en-IN"/>
+        </w:rPr>
+        <w:t>"Just pass a temporary proxy for now, and wire up the real object later when a method is actually called."</w:t>
+      </w:r>
+    </w:p>
+    <w:p>
+      <w:pPr>
+        <w:spacing w:after="0" w:line="240" w:lineRule="auto"/>
+        <w:rPr>
+          <w:rFonts w:ascii="Arial" w:eastAsia="Times New Roman" w:hAnsi="Arial" w:cs="Arial"/>
+          <w:sz w:val="30"/>
+          <w:szCs w:val="30"/>
+          <w:lang w:eastAsia="en-IN"/>
+        </w:rPr>
+      </w:pPr>
+      <w:r>
+        <w:rPr>
+          <w:rFonts w:ascii="Arial" w:eastAsia="Times New Roman" w:hAnsi="Arial" w:cs="Arial"/>
+          <w:sz w:val="30"/>
+          <w:szCs w:val="30"/>
+          <w:lang w:eastAsia="en-IN"/>
+        </w:rPr>
+        <w:t>java</w:t>
+      </w:r>
+    </w:p>
+    <w:p>
+      <w:pPr>
+        <w:tabs>
+          <w:tab w:val="left" w:pos="916"/>
+          <w:tab w:val="left" w:pos="1832"/>
+          <w:tab w:val="left" w:pos="2748"/>
+          <w:tab w:val="left" w:pos="3664"/>
+          <w:tab w:val="left" w:pos="4580"/>
+          <w:tab w:val="left" w:pos="5496"/>
+          <w:tab w:val="left" w:pos="6412"/>
+          <w:tab w:val="left" w:pos="7328"/>
+          <w:tab w:val="left" w:pos="8244"/>
+          <w:tab w:val="left" w:pos="9160"/>
+          <w:tab w:val="left" w:pos="10076"/>
+          <w:tab w:val="left" w:pos="10992"/>
+          <w:tab w:val="left" w:pos="11908"/>
+          <w:tab w:val="left" w:pos="12824"/>
+          <w:tab w:val="left" w:pos="13740"/>
+          <w:tab w:val="left" w:pos="14656"/>
+        </w:tabs>
+        <w:spacing w:after="0" w:line="240" w:lineRule="auto"/>
+        <w:rPr>
+          <w:rFonts w:ascii="Courier New" w:eastAsia="Times New Roman" w:hAnsi="Courier New" w:cs="Courier New"/>
+          <w:sz w:val="21"/>
+          <w:szCs w:val="21"/>
+          <w:lang w:eastAsia="en-IN"/>
+        </w:rPr>
+      </w:pPr>
+      <w:r>
+        <w:rPr>
+          <w:rFonts w:ascii="Courier New" w:eastAsia="Times New Roman" w:hAnsi="Courier New" w:cs="Courier New"/>
+          <w:sz w:val="21"/>
+          <w:szCs w:val="21"/>
+          <w:lang w:eastAsia="en-IN"/>
+        </w:rPr>
+        <w:t>import org.springframework.context.annotation.Lazy;</w:t>
+      </w:r>
+    </w:p>
+    <w:p>
+      <w:pPr>
+        <w:tabs>
+          <w:tab w:val="left" w:pos="916"/>
+          <w:tab w:val="left" w:pos="1832"/>
+          <w:tab w:val="left" w:pos="2748"/>
+          <w:tab w:val="left" w:pos="3664"/>
+          <w:tab w:val="left" w:pos="4580"/>
+          <w:tab w:val="left" w:pos="5496"/>
+          <w:tab w:val="left" w:pos="6412"/>
+          <w:tab w:val="left" w:pos="7328"/>
+          <w:tab w:val="left" w:pos="8244"/>
+          <w:tab w:val="left" w:pos="9160"/>
+          <w:tab w:val="left" w:pos="10076"/>
+          <w:tab w:val="left" w:pos="10992"/>
+          <w:tab w:val="left" w:pos="11908"/>
+          <w:tab w:val="left" w:pos="12824"/>
+          <w:tab w:val="left" w:pos="13740"/>
+          <w:tab w:val="left" w:pos="14656"/>
+        </w:tabs>
+        <w:spacing w:after="0" w:line="240" w:lineRule="auto"/>
+        <w:rPr>
+          <w:rFonts w:ascii="Courier New" w:eastAsia="Times New Roman" w:hAnsi="Courier New" w:cs="Courier New"/>
+          <w:sz w:val="21"/>
+          <w:szCs w:val="21"/>
+          <w:lang w:eastAsia="en-IN"/>
+        </w:rPr>
+      </w:pPr>
+      <w:r>
+        <w:rPr>
+          <w:rFonts w:ascii="Courier New" w:eastAsia="Times New Roman" w:hAnsi="Courier New" w:cs="Courier New"/>
+          <w:sz w:val="21"/>
+          <w:szCs w:val="21"/>
+          <w:lang w:eastAsia="en-IN"/>
+        </w:rPr>
+        <w:t>import org.springframework.stereotype.Component;</w:t>
+      </w:r>
+    </w:p>
+    <w:p>
+      <w:pPr>
+        <w:tabs>
+          <w:tab w:val="left" w:pos="916"/>
+          <w:tab w:val="left" w:pos="1832"/>
+          <w:tab w:val="left" w:pos="2748"/>
+          <w:tab w:val="left" w:pos="3664"/>
+          <w:tab w:val="left" w:pos="4580"/>
+          <w:tab w:val="left" w:pos="5496"/>
+          <w:tab w:val="left" w:pos="6412"/>
+          <w:tab w:val="left" w:pos="7328"/>
+          <w:tab w:val="left" w:pos="8244"/>
+          <w:tab w:val="left" w:pos="9160"/>
+          <w:tab w:val="left" w:pos="10076"/>
+          <w:tab w:val="left" w:pos="10992"/>
+          <w:tab w:val="left" w:pos="11908"/>
+          <w:tab w:val="left" w:pos="12824"/>
+          <w:tab w:val="left" w:pos="13740"/>
+          <w:tab w:val="left" w:pos="14656"/>
+        </w:tabs>
+        <w:spacing w:after="0" w:line="240" w:lineRule="auto"/>
+        <w:rPr>
+          <w:rFonts w:ascii="Courier New" w:eastAsia="Times New Roman" w:hAnsi="Courier New" w:cs="Courier New"/>
+          <w:sz w:val="21"/>
+          <w:szCs w:val="21"/>
+          <w:lang w:eastAsia="en-IN"/>
+        </w:rPr>
+      </w:pPr>
+    </w:p>
+    <w:p>
+      <w:pPr>
+        <w:tabs>
+          <w:tab w:val="left" w:pos="916"/>
+          <w:tab w:val="left" w:pos="1832"/>
+          <w:tab w:val="left" w:pos="2748"/>
+          <w:tab w:val="left" w:pos="3664"/>
+          <w:tab w:val="left" w:pos="4580"/>
+          <w:tab w:val="left" w:pos="5496"/>
+          <w:tab w:val="left" w:pos="6412"/>
+          <w:tab w:val="left" w:pos="7328"/>
+          <w:tab w:val="left" w:pos="8244"/>
+          <w:tab w:val="left" w:pos="9160"/>
+          <w:tab w:val="left" w:pos="10076"/>
+          <w:tab w:val="left" w:pos="10992"/>
+          <w:tab w:val="left" w:pos="11908"/>
+          <w:tab w:val="left" w:pos="12824"/>
+          <w:tab w:val="left" w:pos="13740"/>
+          <w:tab w:val="left" w:pos="14656"/>
+        </w:tabs>
+        <w:spacing w:after="0" w:line="240" w:lineRule="auto"/>
+        <w:rPr>
+          <w:rFonts w:ascii="Courier New" w:eastAsia="Times New Roman" w:hAnsi="Courier New" w:cs="Courier New"/>
+          <w:sz w:val="21"/>
+          <w:szCs w:val="21"/>
+          <w:lang w:eastAsia="en-IN"/>
+        </w:rPr>
+      </w:pPr>
+      <w:r>
+        <w:rPr>
+          <w:rFonts w:ascii="Courier New" w:eastAsia="Times New Roman" w:hAnsi="Courier New" w:cs="Courier New"/>
+          <w:sz w:val="21"/>
+          <w:szCs w:val="21"/>
+          <w:lang w:eastAsia="en-IN"/>
+        </w:rPr>
+        <w:t>@Component</w:t>
+      </w:r>
+    </w:p>
+    <w:p>
+      <w:pPr>
+        <w:tabs>
+          <w:tab w:val="left" w:pos="916"/>
+          <w:tab w:val="left" w:pos="1832"/>
+          <w:tab w:val="left" w:pos="2748"/>
+          <w:tab w:val="left" w:pos="3664"/>
+          <w:tab w:val="left" w:pos="4580"/>
+          <w:tab w:val="left" w:pos="5496"/>
+          <w:tab w:val="left" w:pos="6412"/>
+          <w:tab w:val="left" w:pos="7328"/>
+          <w:tab w:val="left" w:pos="8244"/>
+          <w:tab w:val="left" w:pos="9160"/>
+          <w:tab w:val="left" w:pos="10076"/>
+          <w:tab w:val="left" w:pos="10992"/>
+          <w:tab w:val="left" w:pos="11908"/>
+          <w:tab w:val="left" w:pos="12824"/>
+          <w:tab w:val="left" w:pos="13740"/>
+          <w:tab w:val="left" w:pos="14656"/>
+        </w:tabs>
+        <w:spacing w:after="0" w:line="240" w:lineRule="auto"/>
+        <w:rPr>
+          <w:rFonts w:ascii="Courier New" w:eastAsia="Times New Roman" w:hAnsi="Courier New" w:cs="Courier New"/>
+          <w:sz w:val="21"/>
+          <w:szCs w:val="21"/>
+          <w:lang w:eastAsia="en-IN"/>
+        </w:rPr>
+      </w:pPr>
+      <w:r>
+        <w:rPr>
+          <w:rFonts w:ascii="Courier New" w:eastAsia="Times New Roman" w:hAnsi="Courier New" w:cs="Courier New"/>
+          <w:sz w:val="21"/>
+          <w:szCs w:val="21"/>
+          <w:lang w:eastAsia="en-IN"/>
+        </w:rPr>
+        <w:t>class ServiceA {</w:t>
+      </w:r>
+    </w:p>
+    <w:p>
+      <w:pPr>
+        <w:tabs>
+          <w:tab w:val="left" w:pos="916"/>
+          <w:tab w:val="left" w:pos="1832"/>
+          <w:tab w:val="left" w:pos="2748"/>
+          <w:tab w:val="left" w:pos="3664"/>
+          <w:tab w:val="left" w:pos="4580"/>
+          <w:tab w:val="left" w:pos="5496"/>
+          <w:tab w:val="left" w:pos="6412"/>
+          <w:tab w:val="left" w:pos="7328"/>
+          <w:tab w:val="left" w:pos="8244"/>
+          <w:tab w:val="left" w:pos="9160"/>
+          <w:tab w:val="left" w:pos="10076"/>
+          <w:tab w:val="left" w:pos="10992"/>
+          <w:tab w:val="left" w:pos="11908"/>
+          <w:tab w:val="left" w:pos="12824"/>
+          <w:tab w:val="left" w:pos="13740"/>
+          <w:tab w:val="left" w:pos="14656"/>
+        </w:tabs>
+        <w:spacing w:after="0" w:line="240" w:lineRule="auto"/>
+        <w:rPr>
+          <w:rFonts w:ascii="Courier New" w:eastAsia="Times New Roman" w:hAnsi="Courier New" w:cs="Courier New"/>
+          <w:sz w:val="21"/>
+          <w:szCs w:val="21"/>
+          <w:lang w:eastAsia="en-IN"/>
+        </w:rPr>
+      </w:pPr>
+      <w:r>
+        <w:rPr>
+          <w:rFonts w:ascii="Courier New" w:eastAsia="Times New Roman" w:hAnsi="Courier New" w:cs="Courier New"/>
+          <w:sz w:val="21"/>
+          <w:szCs w:val="21"/>
+          <w:lang w:eastAsia="en-IN"/>
+        </w:rPr>
+        <w:t xml:space="preserve">    private final ServiceB serviceB;</w:t>
+      </w:r>
+    </w:p>
+    <w:p>
+      <w:pPr>
+        <w:tabs>
+          <w:tab w:val="left" w:pos="916"/>
+          <w:tab w:val="left" w:pos="1832"/>
+          <w:tab w:val="left" w:pos="2748"/>
+          <w:tab w:val="left" w:pos="3664"/>
+          <w:tab w:val="left" w:pos="4580"/>
+          <w:tab w:val="left" w:pos="5496"/>
+          <w:tab w:val="left" w:pos="6412"/>
+          <w:tab w:val="left" w:pos="7328"/>
+          <w:tab w:val="left" w:pos="8244"/>
+          <w:tab w:val="left" w:pos="9160"/>
+          <w:tab w:val="left" w:pos="10076"/>
+          <w:tab w:val="left" w:pos="10992"/>
+          <w:tab w:val="left" w:pos="11908"/>
+          <w:tab w:val="left" w:pos="12824"/>
+          <w:tab w:val="left" w:pos="13740"/>
+          <w:tab w:val="left" w:pos="14656"/>
+        </w:tabs>
+        <w:spacing w:after="0" w:line="240" w:lineRule="auto"/>
+        <w:rPr>
+          <w:rFonts w:ascii="Courier New" w:eastAsia="Times New Roman" w:hAnsi="Courier New" w:cs="Courier New"/>
+          <w:sz w:val="21"/>
+          <w:szCs w:val="21"/>
+          <w:lang w:eastAsia="en-IN"/>
+        </w:rPr>
+      </w:pPr>
+    </w:p>
+    <w:p>
+      <w:pPr>
+        <w:tabs>
+          <w:tab w:val="left" w:pos="916"/>
+          <w:tab w:val="left" w:pos="1832"/>
+          <w:tab w:val="left" w:pos="2748"/>
+          <w:tab w:val="left" w:pos="3664"/>
+          <w:tab w:val="left" w:pos="4580"/>
+          <w:tab w:val="left" w:pos="5496"/>
+          <w:tab w:val="left" w:pos="6412"/>
+          <w:tab w:val="left" w:pos="7328"/>
+          <w:tab w:val="left" w:pos="8244"/>
+          <w:tab w:val="left" w:pos="9160"/>
+          <w:tab w:val="left" w:pos="10076"/>
+          <w:tab w:val="left" w:pos="10992"/>
+          <w:tab w:val="left" w:pos="11908"/>
+          <w:tab w:val="left" w:pos="12824"/>
+          <w:tab w:val="left" w:pos="13740"/>
+          <w:tab w:val="left" w:pos="14656"/>
+        </w:tabs>
+        <w:spacing w:after="0" w:line="240" w:lineRule="auto"/>
+        <w:rPr>
+          <w:rFonts w:ascii="Courier New" w:eastAsia="Times New Roman" w:hAnsi="Courier New" w:cs="Courier New"/>
+          <w:sz w:val="21"/>
+          <w:szCs w:val="21"/>
+          <w:lang w:eastAsia="en-IN"/>
+        </w:rPr>
+      </w:pPr>
+      <w:r>
+        <w:rPr>
+          <w:rFonts w:ascii="Courier New" w:eastAsia="Times New Roman" w:hAnsi="Courier New" w:cs="Courier New"/>
+          <w:sz w:val="21"/>
+          <w:szCs w:val="21"/>
+          <w:lang w:eastAsia="en-IN"/>
+        </w:rPr>
+        <w:t xml:space="preserve">    // Spring successfully starts because it injects a "fake" proxy of ServiceB here</w:t>
+      </w:r>
+    </w:p>
+    <w:p>
+      <w:pPr>
+        <w:tabs>
+          <w:tab w:val="left" w:pos="916"/>
+          <w:tab w:val="left" w:pos="1832"/>
+          <w:tab w:val="left" w:pos="2748"/>
+          <w:tab w:val="left" w:pos="3664"/>
+          <w:tab w:val="left" w:pos="4580"/>
+          <w:tab w:val="left" w:pos="5496"/>
+          <w:tab w:val="left" w:pos="6412"/>
+          <w:tab w:val="left" w:pos="7328"/>
+          <w:tab w:val="left" w:pos="8244"/>
+          <w:tab w:val="left" w:pos="9160"/>
+          <w:tab w:val="left" w:pos="10076"/>
+          <w:tab w:val="left" w:pos="10992"/>
+          <w:tab w:val="left" w:pos="11908"/>
+          <w:tab w:val="left" w:pos="12824"/>
+          <w:tab w:val="left" w:pos="13740"/>
+          <w:tab w:val="left" w:pos="14656"/>
+        </w:tabs>
+        <w:spacing w:after="0" w:line="240" w:lineRule="auto"/>
+        <w:rPr>
+          <w:rFonts w:ascii="Courier New" w:eastAsia="Times New Roman" w:hAnsi="Courier New" w:cs="Courier New"/>
+          <w:sz w:val="21"/>
+          <w:szCs w:val="21"/>
+          <w:lang w:eastAsia="en-IN"/>
+        </w:rPr>
+      </w:pPr>
+      <w:r>
+        <w:rPr>
+          <w:rFonts w:ascii="Courier New" w:eastAsia="Times New Roman" w:hAnsi="Courier New" w:cs="Courier New"/>
+          <w:sz w:val="21"/>
+          <w:szCs w:val="21"/>
+          <w:lang w:eastAsia="en-IN"/>
+        </w:rPr>
+        <w:t xml:space="preserve">    public ServiceA(@Lazy ServiceB serviceB) { </w:t>
+      </w:r>
+    </w:p>
+    <w:p>
+      <w:pPr>
+        <w:tabs>
+          <w:tab w:val="left" w:pos="916"/>
+          <w:tab w:val="left" w:pos="1832"/>
+          <w:tab w:val="left" w:pos="2748"/>
+          <w:tab w:val="left" w:pos="3664"/>
+          <w:tab w:val="left" w:pos="4580"/>
+          <w:tab w:val="left" w:pos="5496"/>
+          <w:tab w:val="left" w:pos="6412"/>
+          <w:tab w:val="left" w:pos="7328"/>
+          <w:tab w:val="left" w:pos="8244"/>
+          <w:tab w:val="left" w:pos="9160"/>
+          <w:tab w:val="left" w:pos="10076"/>
+          <w:tab w:val="left" w:pos="10992"/>
+          <w:tab w:val="left" w:pos="11908"/>
+          <w:tab w:val="left" w:pos="12824"/>
+          <w:tab w:val="left" w:pos="13740"/>
+          <w:tab w:val="left" w:pos="14656"/>
+        </w:tabs>
+        <w:spacing w:after="0" w:line="240" w:lineRule="auto"/>
+        <w:rPr>
+          <w:rFonts w:ascii="Courier New" w:eastAsia="Times New Roman" w:hAnsi="Courier New" w:cs="Courier New"/>
+          <w:sz w:val="21"/>
+          <w:szCs w:val="21"/>
+          <w:lang w:eastAsia="en-IN"/>
+        </w:rPr>
+      </w:pPr>
+      <w:r>
+        <w:rPr>
+          <w:rFonts w:ascii="Courier New" w:eastAsia="Times New Roman" w:hAnsi="Courier New" w:cs="Courier New"/>
+          <w:sz w:val="21"/>
+          <w:szCs w:val="21"/>
+          <w:lang w:eastAsia="en-IN"/>
+        </w:rPr>
+        <w:t xml:space="preserve">        this.serviceB = serviceB; </w:t>
+      </w:r>
+    </w:p>
+    <w:p>
+      <w:pPr>
+        <w:tabs>
+          <w:tab w:val="left" w:pos="916"/>
+          <w:tab w:val="left" w:pos="1832"/>
+          <w:tab w:val="left" w:pos="2748"/>
+          <w:tab w:val="left" w:pos="3664"/>
+          <w:tab w:val="left" w:pos="4580"/>
+          <w:tab w:val="left" w:pos="5496"/>
+          <w:tab w:val="left" w:pos="6412"/>
+          <w:tab w:val="left" w:pos="7328"/>
+          <w:tab w:val="left" w:pos="8244"/>
+          <w:tab w:val="left" w:pos="9160"/>
+          <w:tab w:val="left" w:pos="10076"/>
+          <w:tab w:val="left" w:pos="10992"/>
+          <w:tab w:val="left" w:pos="11908"/>
+          <w:tab w:val="left" w:pos="12824"/>
+          <w:tab w:val="left" w:pos="13740"/>
+          <w:tab w:val="left" w:pos="14656"/>
+        </w:tabs>
+        <w:spacing w:after="0" w:line="240" w:lineRule="auto"/>
+        <w:rPr>
+          <w:rFonts w:ascii="Courier New" w:eastAsia="Times New Roman" w:hAnsi="Courier New" w:cs="Courier New"/>
+          <w:sz w:val="21"/>
+          <w:szCs w:val="21"/>
+          <w:lang w:eastAsia="en-IN"/>
+        </w:rPr>
+      </w:pPr>
+      <w:r>
+        <w:rPr>
+          <w:rFonts w:ascii="Courier New" w:eastAsia="Times New Roman" w:hAnsi="Courier New" w:cs="Courier New"/>
+          <w:sz w:val="21"/>
+          <w:szCs w:val="21"/>
+          <w:lang w:eastAsia="en-IN"/>
+        </w:rPr>
+        <w:t xml:space="preserve">    } </w:t>
+      </w:r>
+    </w:p>
+    <w:p>
+      <w:pPr>
+        <w:tabs>
+          <w:tab w:val="left" w:pos="916"/>
+          <w:tab w:val="left" w:pos="1832"/>
+          <w:tab w:val="left" w:pos="2748"/>
+          <w:tab w:val="left" w:pos="3664"/>
+          <w:tab w:val="left" w:pos="4580"/>
+          <w:tab w:val="left" w:pos="5496"/>
+          <w:tab w:val="left" w:pos="6412"/>
+          <w:tab w:val="left" w:pos="7328"/>
+          <w:tab w:val="left" w:pos="8244"/>
+          <w:tab w:val="left" w:pos="9160"/>
+          <w:tab w:val="left" w:pos="10076"/>
+          <w:tab w:val="left" w:pos="10992"/>
+          <w:tab w:val="left" w:pos="11908"/>
+          <w:tab w:val="left" w:pos="12824"/>
+          <w:tab w:val="left" w:pos="13740"/>
+          <w:tab w:val="left" w:pos="14656"/>
+        </w:tabs>
+        <w:spacing w:after="0" w:line="240" w:lineRule="auto"/>
+        <w:rPr>
+          <w:rFonts w:ascii="Courier New" w:eastAsia="Times New Roman" w:hAnsi="Courier New" w:cs="Courier New"/>
+          <w:sz w:val="21"/>
+          <w:szCs w:val="21"/>
+          <w:lang w:eastAsia="en-IN"/>
+        </w:rPr>
+      </w:pPr>
+      <w:r>
+        <w:rPr>
+          <w:rFonts w:ascii="Courier New" w:eastAsia="Times New Roman" w:hAnsi="Courier New" w:cs="Courier New"/>
+          <w:sz w:val="21"/>
+          <w:szCs w:val="21"/>
+          <w:lang w:eastAsia="en-IN"/>
+        </w:rPr>
+        <w:t>}</w:t>
+      </w:r>
+    </w:p>
+    <w:p>
+      <w:pPr>
+        <w:tabs>
+          <w:tab w:val="left" w:pos="916"/>
+          <w:tab w:val="left" w:pos="1832"/>
+          <w:tab w:val="left" w:pos="2748"/>
+          <w:tab w:val="left" w:pos="3664"/>
+          <w:tab w:val="left" w:pos="4580"/>
+          <w:tab w:val="left" w:pos="5496"/>
+          <w:tab w:val="left" w:pos="6412"/>
+          <w:tab w:val="left" w:pos="7328"/>
+          <w:tab w:val="left" w:pos="8244"/>
+          <w:tab w:val="left" w:pos="9160"/>
+          <w:tab w:val="left" w:pos="10076"/>
+          <w:tab w:val="left" w:pos="10992"/>
+          <w:tab w:val="left" w:pos="11908"/>
+          <w:tab w:val="left" w:pos="12824"/>
+          <w:tab w:val="left" w:pos="13740"/>
+          <w:tab w:val="left" w:pos="14656"/>
+        </w:tabs>
+        <w:spacing w:after="0" w:line="240" w:lineRule="auto"/>
+        <w:rPr>
+          <w:rFonts w:ascii="Courier New" w:eastAsia="Times New Roman" w:hAnsi="Courier New" w:cs="Courier New"/>
+          <w:sz w:val="21"/>
+          <w:szCs w:val="21"/>
+          <w:lang w:eastAsia="en-IN"/>
+        </w:rPr>
+      </w:pPr>
+    </w:p>
+    <w:p>
+      <w:pPr>
+        <w:tabs>
+          <w:tab w:val="left" w:pos="916"/>
+          <w:tab w:val="left" w:pos="1832"/>
+          <w:tab w:val="left" w:pos="2748"/>
+          <w:tab w:val="left" w:pos="3664"/>
+          <w:tab w:val="left" w:pos="4580"/>
+          <w:tab w:val="left" w:pos="5496"/>
+          <w:tab w:val="left" w:pos="6412"/>
+          <w:tab w:val="left" w:pos="7328"/>
+          <w:tab w:val="left" w:pos="8244"/>
+          <w:tab w:val="left" w:pos="9160"/>
+          <w:tab w:val="left" w:pos="10076"/>
+          <w:tab w:val="left" w:pos="10992"/>
+          <w:tab w:val="left" w:pos="11908"/>
+          <w:tab w:val="left" w:pos="12824"/>
+          <w:tab w:val="left" w:pos="13740"/>
+          <w:tab w:val="left" w:pos="14656"/>
+        </w:tabs>
+        <w:spacing w:after="0" w:line="240" w:lineRule="auto"/>
+        <w:rPr>
+          <w:rFonts w:ascii="Courier New" w:eastAsia="Times New Roman" w:hAnsi="Courier New" w:cs="Courier New"/>
+          <w:sz w:val="21"/>
+          <w:szCs w:val="21"/>
+          <w:lang w:eastAsia="en-IN"/>
+        </w:rPr>
+      </w:pPr>
+      <w:r>
+        <w:rPr>
+          <w:rFonts w:ascii="Courier New" w:eastAsia="Times New Roman" w:hAnsi="Courier New" w:cs="Courier New"/>
+          <w:sz w:val="21"/>
+          <w:szCs w:val="21"/>
+          <w:lang w:eastAsia="en-IN"/>
+        </w:rPr>
+        <w:t>@Component</w:t>
+      </w:r>
+    </w:p>
+    <w:p>
+      <w:pPr>
+        <w:tabs>
+          <w:tab w:val="left" w:pos="916"/>
+          <w:tab w:val="left" w:pos="1832"/>
+          <w:tab w:val="left" w:pos="2748"/>
+          <w:tab w:val="left" w:pos="3664"/>
+          <w:tab w:val="left" w:pos="4580"/>
+          <w:tab w:val="left" w:pos="5496"/>
+          <w:tab w:val="left" w:pos="6412"/>
+          <w:tab w:val="left" w:pos="7328"/>
+          <w:tab w:val="left" w:pos="8244"/>
+          <w:tab w:val="left" w:pos="9160"/>
+          <w:tab w:val="left" w:pos="10076"/>
+          <w:tab w:val="left" w:pos="10992"/>
+          <w:tab w:val="left" w:pos="11908"/>
+          <w:tab w:val="left" w:pos="12824"/>
+          <w:tab w:val="left" w:pos="13740"/>
+          <w:tab w:val="left" w:pos="14656"/>
+        </w:tabs>
+        <w:spacing w:after="0" w:line="240" w:lineRule="auto"/>
+        <w:rPr>
+          <w:rFonts w:ascii="Courier New" w:eastAsia="Times New Roman" w:hAnsi="Courier New" w:cs="Courier New"/>
+          <w:sz w:val="21"/>
+          <w:szCs w:val="21"/>
+          <w:lang w:eastAsia="en-IN"/>
+        </w:rPr>
+      </w:pPr>
+      <w:r>
+        <w:rPr>
+          <w:rFonts w:ascii="Courier New" w:eastAsia="Times New Roman" w:hAnsi="Courier New" w:cs="Courier New"/>
+          <w:sz w:val="21"/>
+          <w:szCs w:val="21"/>
+          <w:lang w:eastAsia="en-IN"/>
+        </w:rPr>
+        <w:t>class ServiceB {</w:t>
+      </w:r>
+    </w:p>
+    <w:p>
+      <w:pPr>
+        <w:tabs>
+          <w:tab w:val="left" w:pos="916"/>
+          <w:tab w:val="left" w:pos="1832"/>
+          <w:tab w:val="left" w:pos="2748"/>
+          <w:tab w:val="left" w:pos="3664"/>
+          <w:tab w:val="left" w:pos="4580"/>
+          <w:tab w:val="left" w:pos="5496"/>
+          <w:tab w:val="left" w:pos="6412"/>
+          <w:tab w:val="left" w:pos="7328"/>
+          <w:tab w:val="left" w:pos="8244"/>
+          <w:tab w:val="left" w:pos="9160"/>
+          <w:tab w:val="left" w:pos="10076"/>
+          <w:tab w:val="left" w:pos="10992"/>
+          <w:tab w:val="left" w:pos="11908"/>
+          <w:tab w:val="left" w:pos="12824"/>
+          <w:tab w:val="left" w:pos="13740"/>
+          <w:tab w:val="left" w:pos="14656"/>
+        </w:tabs>
+        <w:spacing w:after="0" w:line="240" w:lineRule="auto"/>
+        <w:rPr>
+          <w:rFonts w:ascii="Courier New" w:eastAsia="Times New Roman" w:hAnsi="Courier New" w:cs="Courier New"/>
+          <w:sz w:val="21"/>
+          <w:szCs w:val="21"/>
+          <w:lang w:eastAsia="en-IN"/>
+        </w:rPr>
+      </w:pPr>
+      <w:r>
+        <w:rPr>
+          <w:rFonts w:ascii="Courier New" w:eastAsia="Times New Roman" w:hAnsi="Courier New" w:cs="Courier New"/>
+          <w:sz w:val="21"/>
+          <w:szCs w:val="21"/>
+          <w:lang w:eastAsia="en-IN"/>
+        </w:rPr>
+        <w:t xml:space="preserve">    private final ServiceA serviceA;</w:t>
+      </w:r>
+    </w:p>
+    <w:p>
+      <w:pPr>
+        <w:tabs>
+          <w:tab w:val="left" w:pos="916"/>
+          <w:tab w:val="left" w:pos="1832"/>
+          <w:tab w:val="left" w:pos="2748"/>
+          <w:tab w:val="left" w:pos="3664"/>
+          <w:tab w:val="left" w:pos="4580"/>
+          <w:tab w:val="left" w:pos="5496"/>
+          <w:tab w:val="left" w:pos="6412"/>
+          <w:tab w:val="left" w:pos="7328"/>
+          <w:tab w:val="left" w:pos="8244"/>
+          <w:tab w:val="left" w:pos="9160"/>
+          <w:tab w:val="left" w:pos="10076"/>
+          <w:tab w:val="left" w:pos="10992"/>
+          <w:tab w:val="left" w:pos="11908"/>
+          <w:tab w:val="left" w:pos="12824"/>
+          <w:tab w:val="left" w:pos="13740"/>
+          <w:tab w:val="left" w:pos="14656"/>
+        </w:tabs>
+        <w:spacing w:after="0" w:line="240" w:lineRule="auto"/>
+        <w:rPr>
+          <w:rFonts w:ascii="Courier New" w:eastAsia="Times New Roman" w:hAnsi="Courier New" w:cs="Courier New"/>
+          <w:sz w:val="21"/>
+          <w:szCs w:val="21"/>
+          <w:lang w:eastAsia="en-IN"/>
+        </w:rPr>
+      </w:pPr>
+    </w:p>
+    <w:p>
+      <w:pPr>
+        <w:tabs>
+          <w:tab w:val="left" w:pos="916"/>
+          <w:tab w:val="left" w:pos="1832"/>
+          <w:tab w:val="left" w:pos="2748"/>
+          <w:tab w:val="left" w:pos="3664"/>
+          <w:tab w:val="left" w:pos="4580"/>
+          <w:tab w:val="left" w:pos="5496"/>
+          <w:tab w:val="left" w:pos="6412"/>
+          <w:tab w:val="left" w:pos="7328"/>
+          <w:tab w:val="left" w:pos="8244"/>
+          <w:tab w:val="left" w:pos="9160"/>
+          <w:tab w:val="left" w:pos="10076"/>
+          <w:tab w:val="left" w:pos="10992"/>
+          <w:tab w:val="left" w:pos="11908"/>
+          <w:tab w:val="left" w:pos="12824"/>
+          <w:tab w:val="left" w:pos="13740"/>
+          <w:tab w:val="left" w:pos="14656"/>
+        </w:tabs>
+        <w:spacing w:after="0" w:line="240" w:lineRule="auto"/>
+        <w:rPr>
+          <w:rFonts w:ascii="Courier New" w:eastAsia="Times New Roman" w:hAnsi="Courier New" w:cs="Courier New"/>
+          <w:sz w:val="21"/>
+          <w:szCs w:val="21"/>
+          <w:lang w:eastAsia="en-IN"/>
+        </w:rPr>
+      </w:pPr>
+      <w:r>
+        <w:rPr>
+          <w:rFonts w:ascii="Courier New" w:eastAsia="Times New Roman" w:hAnsi="Courier New" w:cs="Courier New"/>
+          <w:sz w:val="21"/>
+          <w:szCs w:val="21"/>
+          <w:lang w:eastAsia="en-IN"/>
+        </w:rPr>
+        <w:t xml:space="preserve">    public ServiceB(ServiceA serviceA) { </w:t>
+      </w:r>
+    </w:p>
+    <w:p>
+      <w:pPr>
+        <w:tabs>
+          <w:tab w:val="left" w:pos="916"/>
+          <w:tab w:val="left" w:pos="1832"/>
+          <w:tab w:val="left" w:pos="2748"/>
+          <w:tab w:val="left" w:pos="3664"/>
+          <w:tab w:val="left" w:pos="4580"/>
+          <w:tab w:val="left" w:pos="5496"/>
+          <w:tab w:val="left" w:pos="6412"/>
+          <w:tab w:val="left" w:pos="7328"/>
+          <w:tab w:val="left" w:pos="8244"/>
+          <w:tab w:val="left" w:pos="9160"/>
+          <w:tab w:val="left" w:pos="10076"/>
+          <w:tab w:val="left" w:pos="10992"/>
+          <w:tab w:val="left" w:pos="11908"/>
+          <w:tab w:val="left" w:pos="12824"/>
+          <w:tab w:val="left" w:pos="13740"/>
+          <w:tab w:val="left" w:pos="14656"/>
+        </w:tabs>
+        <w:spacing w:after="0" w:line="240" w:lineRule="auto"/>
+        <w:rPr>
+          <w:rFonts w:ascii="Courier New" w:eastAsia="Times New Roman" w:hAnsi="Courier New" w:cs="Courier New"/>
+          <w:sz w:val="21"/>
+          <w:szCs w:val="21"/>
+          <w:lang w:eastAsia="en-IN"/>
+        </w:rPr>
+      </w:pPr>
+      <w:r>
+        <w:rPr>
+          <w:rFonts w:ascii="Courier New" w:eastAsia="Times New Roman" w:hAnsi="Courier New" w:cs="Courier New"/>
+          <w:sz w:val="21"/>
+          <w:szCs w:val="21"/>
+          <w:lang w:eastAsia="en-IN"/>
+        </w:rPr>
+        <w:t xml:space="preserve">        this.serviceA = serviceA; </w:t>
+      </w:r>
+    </w:p>
+    <w:p>
+      <w:pPr>
+        <w:tabs>
+          <w:tab w:val="left" w:pos="916"/>
+          <w:tab w:val="left" w:pos="1832"/>
+          <w:tab w:val="left" w:pos="2748"/>
+          <w:tab w:val="left" w:pos="3664"/>
+          <w:tab w:val="left" w:pos="4580"/>
+          <w:tab w:val="left" w:pos="5496"/>
+          <w:tab w:val="left" w:pos="6412"/>
+          <w:tab w:val="left" w:pos="7328"/>
+          <w:tab w:val="left" w:pos="8244"/>
+          <w:tab w:val="left" w:pos="9160"/>
+          <w:tab w:val="left" w:pos="10076"/>
+          <w:tab w:val="left" w:pos="10992"/>
+          <w:tab w:val="left" w:pos="11908"/>
+          <w:tab w:val="left" w:pos="12824"/>
+          <w:tab w:val="left" w:pos="13740"/>
+          <w:tab w:val="left" w:pos="14656"/>
+        </w:tabs>
+        <w:spacing w:after="0" w:line="240" w:lineRule="auto"/>
+        <w:rPr>
+          <w:rFonts w:ascii="Courier New" w:eastAsia="Times New Roman" w:hAnsi="Courier New" w:cs="Courier New"/>
+          <w:sz w:val="21"/>
+          <w:szCs w:val="21"/>
+          <w:lang w:eastAsia="en-IN"/>
+        </w:rPr>
+      </w:pPr>
+      <w:r>
+        <w:rPr>
+          <w:rFonts w:ascii="Courier New" w:eastAsia="Times New Roman" w:hAnsi="Courier New" w:cs="Courier New"/>
+          <w:sz w:val="21"/>
+          <w:szCs w:val="21"/>
+          <w:lang w:eastAsia="en-IN"/>
+        </w:rPr>
+        <w:t xml:space="preserve">    } </w:t>
+      </w:r>
+    </w:p>
+    <w:p>
+      <w:pPr>
+        <w:tabs>
+          <w:tab w:val="left" w:pos="916"/>
+          <w:tab w:val="left" w:pos="1832"/>
+          <w:tab w:val="left" w:pos="2748"/>
+          <w:tab w:val="left" w:pos="3664"/>
+          <w:tab w:val="left" w:pos="4580"/>
+          <w:tab w:val="left" w:pos="5496"/>
+          <w:tab w:val="left" w:pos="6412"/>
+          <w:tab w:val="left" w:pos="7328"/>
+          <w:tab w:val="left" w:pos="8244"/>
+          <w:tab w:val="left" w:pos="9160"/>
+          <w:tab w:val="left" w:pos="10076"/>
+          <w:tab w:val="left" w:pos="10992"/>
+          <w:tab w:val="left" w:pos="11908"/>
+          <w:tab w:val="left" w:pos="12824"/>
+          <w:tab w:val="left" w:pos="13740"/>
+          <w:tab w:val="left" w:pos="14656"/>
+        </w:tabs>
+        <w:spacing w:after="0" w:line="240" w:lineRule="auto"/>
+        <w:rPr>
+          <w:rFonts w:ascii="Courier New" w:eastAsia="Times New Roman" w:hAnsi="Courier New" w:cs="Courier New"/>
+          <w:sz w:val="21"/>
+          <w:szCs w:val="21"/>
+          <w:lang w:eastAsia="en-IN"/>
+        </w:rPr>
+      </w:pPr>
+      <w:r>
+        <w:rPr>
+          <w:rFonts w:ascii="Courier New" w:eastAsia="Times New Roman" w:hAnsi="Courier New" w:cs="Courier New"/>
+          <w:sz w:val="21"/>
+          <w:szCs w:val="21"/>
+          <w:lang w:eastAsia="en-IN"/>
+        </w:rPr>
+        <w:t>}</w:t>
+      </w:r>
+    </w:p>
+    <w:p>
+      <w:pPr>
+        <w:spacing w:after="0" w:line="240" w:lineRule="auto"/>
+        <w:rPr>
+          <w:rFonts w:ascii="Arial" w:eastAsia="Times New Roman" w:hAnsi="Arial" w:cs="Arial"/>
+          <w:sz w:val="18"/>
+          <w:szCs w:val="18"/>
+          <w:lang w:eastAsia="en-IN"/>
+        </w:rPr>
+      </w:pPr>
+      <w:r>
+        <w:rPr>
+          <w:rFonts w:ascii="Arial" w:eastAsia="Times New Roman" w:hAnsi="Arial" w:cs="Arial"/>
+          <w:sz w:val="18"/>
+          <w:szCs w:val="18"/>
+          <w:lang w:eastAsia="en-IN"/>
+        </w:rPr>
+        <w:t>Use code with caution.</w:t>
+      </w:r>
+    </w:p>
+    <w:p>
+      <w:pPr>
+        <w:spacing w:before="480" w:after="480" w:line="240" w:lineRule="auto"/>
+        <w:rPr>
+          <w:rFonts w:ascii="Arial" w:eastAsia="Times New Roman" w:hAnsi="Arial" w:cs="Arial"/>
+          <w:sz w:val="21"/>
+          <w:szCs w:val="21"/>
+          <w:lang w:eastAsia="en-IN"/>
+        </w:rPr>
+      </w:pPr>
+      <w:r>
+        <w:rPr>
+          <w:rFonts w:ascii="Arial" w:eastAsia="Times New Roman" w:hAnsi="Arial" w:cs="Arial"/>
+          <w:sz w:val="21"/>
+          <w:szCs w:val="21"/>
+          <w:lang w:eastAsia="en-IN"/>
+        </w:rPr>
+        <w:pict w14:anchorId="19BF6FBF">
+          <v:rect id="_x0000_i1032" style="width:0;height:1.5pt" o:hralign="center" o:hrstd="t" o:hr="t" fillcolor="#a0a0a0" stroked="f"/>
+        </w:pict>
+      </w:r>
+    </w:p>
+    <w:p>
+      <w:pPr>
+        <w:spacing w:before="480" w:after="480" w:line="240" w:lineRule="auto"/>
+        <w:rPr>
+          <w:rFonts w:ascii="Arial" w:eastAsia="Times New Roman" w:hAnsi="Arial" w:cs="Arial"/>
+          <w:b/>
+          <w:bCs/>
+          <w:sz w:val="30"/>
+          <w:szCs w:val="30"/>
+          <w:lang w:eastAsia="en-IN"/>
+        </w:rPr>
+      </w:pPr>
+      <w:r>
+        <w:rPr>
+          <w:rFonts w:ascii="Arial" w:eastAsia="Times New Roman" w:hAnsi="Arial" w:cs="Arial"/>
+          <w:b/>
+          <w:bCs/>
+          <w:sz w:val="30"/>
+          <w:szCs w:val="30"/>
+          <w:lang w:eastAsia="en-IN"/>
+        </w:rPr>
+        <w:t>Scenario 2: Turning Your Entire Project Lazy</w:t>
+      </w:r>
+    </w:p>
+    <w:p>
+      <w:pPr>
+        <w:spacing w:line="240" w:lineRule="auto"/>
+        <w:rPr>
+          <w:rFonts w:ascii="Arial" w:eastAsia="Times New Roman" w:hAnsi="Arial" w:cs="Arial"/>
+          <w:sz w:val="24"/>
+          <w:szCs w:val="24"/>
+          <w:lang w:eastAsia="en-IN"/>
+        </w:rPr>
+      </w:pPr>
+      <w:r>
+        <w:rPr>
+          <w:rFonts w:ascii="Arial" w:eastAsia="Times New Roman" w:hAnsi="Arial" w:cs="Arial"/>
+          <w:sz w:val="24"/>
+          <w:szCs w:val="24"/>
+          <w:lang w:eastAsia="en-IN"/>
+        </w:rPr>
+        <w:lastRenderedPageBreak/>
+        <w:t xml:space="preserve">If your project grows to have hundreds of beans, you don't want to manually type </w:t>
+      </w:r>
+      <w:r>
+        <w:rPr>
+          <w:rFonts w:ascii="Courier New" w:eastAsia="Times New Roman" w:hAnsi="Courier New" w:cs="Courier New"/>
+          <w:sz w:val="21"/>
+          <w:szCs w:val="21"/>
+          <w:lang w:eastAsia="en-IN"/>
+        </w:rPr>
+        <w:t>@Lazy</w:t>
+      </w:r>
+      <w:r>
+        <w:rPr>
+          <w:rFonts w:ascii="Arial" w:eastAsia="Times New Roman" w:hAnsi="Arial" w:cs="Arial"/>
+          <w:sz w:val="24"/>
+          <w:szCs w:val="24"/>
+          <w:lang w:eastAsia="en-IN"/>
+        </w:rPr>
+        <w:t xml:space="preserve"> on every single class just to make your local development environment start up faster. You can flip a global switch.</w:t>
+      </w:r>
+    </w:p>
+    <w:p>
+      <w:pPr>
+        <w:spacing w:line="240" w:lineRule="auto"/>
+        <w:rPr>
+          <w:rFonts w:ascii="Arial" w:eastAsia="Times New Roman" w:hAnsi="Arial" w:cs="Arial"/>
+          <w:b/>
+          <w:bCs/>
+          <w:sz w:val="24"/>
+          <w:szCs w:val="24"/>
+          <w:lang w:eastAsia="en-IN"/>
+        </w:rPr>
+      </w:pPr>
+      <w:r>
+        <w:rPr>
+          <w:rFonts w:ascii="Arial" w:eastAsia="Times New Roman" w:hAnsi="Arial" w:cs="Arial"/>
+          <w:b/>
+          <w:bCs/>
+          <w:sz w:val="24"/>
+          <w:szCs w:val="24"/>
+          <w:lang w:eastAsia="en-IN"/>
+        </w:rPr>
+        <w:t>1. In your configuration file (</w:t>
+      </w:r>
+      <w:r>
+        <w:rPr>
+          <w:rFonts w:ascii="Courier New" w:eastAsia="Times New Roman" w:hAnsi="Courier New" w:cs="Courier New"/>
+          <w:b/>
+          <w:bCs/>
+          <w:sz w:val="21"/>
+          <w:szCs w:val="21"/>
+          <w:lang w:eastAsia="en-IN"/>
+        </w:rPr>
+        <w:t>application.properties</w:t>
+      </w:r>
+      <w:r>
+        <w:rPr>
+          <w:rFonts w:ascii="Arial" w:eastAsia="Times New Roman" w:hAnsi="Arial" w:cs="Arial"/>
+          <w:b/>
+          <w:bCs/>
+          <w:sz w:val="24"/>
+          <w:szCs w:val="24"/>
+          <w:lang w:eastAsia="en-IN"/>
+        </w:rPr>
+        <w:t>):</w:t>
+      </w:r>
+    </w:p>
+    <w:p>
+      <w:pPr>
+        <w:spacing w:after="0" w:line="240" w:lineRule="auto"/>
+        <w:rPr>
+          <w:rFonts w:ascii="Arial" w:eastAsia="Times New Roman" w:hAnsi="Arial" w:cs="Arial"/>
+          <w:sz w:val="30"/>
+          <w:szCs w:val="30"/>
+          <w:lang w:eastAsia="en-IN"/>
+        </w:rPr>
+      </w:pPr>
+      <w:r>
+        <w:rPr>
+          <w:rFonts w:ascii="Arial" w:eastAsia="Times New Roman" w:hAnsi="Arial" w:cs="Arial"/>
+          <w:sz w:val="30"/>
+          <w:szCs w:val="30"/>
+          <w:lang w:eastAsia="en-IN"/>
+        </w:rPr>
+        <w:t>properties</w:t>
+      </w:r>
+    </w:p>
+    <w:p>
+      <w:pPr>
+        <w:tabs>
+          <w:tab w:val="left" w:pos="916"/>
+          <w:tab w:val="left" w:pos="1832"/>
+          <w:tab w:val="left" w:pos="2748"/>
+          <w:tab w:val="left" w:pos="3664"/>
+          <w:tab w:val="left" w:pos="4580"/>
+          <w:tab w:val="left" w:pos="5496"/>
+          <w:tab w:val="left" w:pos="6412"/>
+          <w:tab w:val="left" w:pos="7328"/>
+          <w:tab w:val="left" w:pos="8244"/>
+          <w:tab w:val="left" w:pos="9160"/>
+          <w:tab w:val="left" w:pos="10076"/>
+          <w:tab w:val="left" w:pos="10992"/>
+          <w:tab w:val="left" w:pos="11908"/>
+          <w:tab w:val="left" w:pos="12824"/>
+          <w:tab w:val="left" w:pos="13740"/>
+          <w:tab w:val="left" w:pos="14656"/>
+        </w:tabs>
+        <w:spacing w:after="0" w:line="240" w:lineRule="auto"/>
+        <w:rPr>
+          <w:rFonts w:ascii="Courier New" w:eastAsia="Times New Roman" w:hAnsi="Courier New" w:cs="Courier New"/>
+          <w:sz w:val="21"/>
+          <w:szCs w:val="21"/>
+          <w:lang w:eastAsia="en-IN"/>
+        </w:rPr>
+      </w:pPr>
+      <w:r>
+        <w:rPr>
+          <w:rFonts w:ascii="Courier New" w:eastAsia="Times New Roman" w:hAnsi="Courier New" w:cs="Courier New"/>
+          <w:sz w:val="21"/>
+          <w:szCs w:val="21"/>
+          <w:lang w:eastAsia="en-IN"/>
+        </w:rPr>
+        <w:t># Makes every single bean lazy by default</w:t>
+      </w:r>
+    </w:p>
+    <w:p>
+      <w:pPr>
+        <w:tabs>
+          <w:tab w:val="left" w:pos="916"/>
+          <w:tab w:val="left" w:pos="1832"/>
+          <w:tab w:val="left" w:pos="2748"/>
+          <w:tab w:val="left" w:pos="3664"/>
+          <w:tab w:val="left" w:pos="4580"/>
+          <w:tab w:val="left" w:pos="5496"/>
+          <w:tab w:val="left" w:pos="6412"/>
+          <w:tab w:val="left" w:pos="7328"/>
+          <w:tab w:val="left" w:pos="8244"/>
+          <w:tab w:val="left" w:pos="9160"/>
+          <w:tab w:val="left" w:pos="10076"/>
+          <w:tab w:val="left" w:pos="10992"/>
+          <w:tab w:val="left" w:pos="11908"/>
+          <w:tab w:val="left" w:pos="12824"/>
+          <w:tab w:val="left" w:pos="13740"/>
+          <w:tab w:val="left" w:pos="14656"/>
+        </w:tabs>
+        <w:spacing w:after="0" w:line="240" w:lineRule="auto"/>
+        <w:rPr>
+          <w:rFonts w:ascii="Courier New" w:eastAsia="Times New Roman" w:hAnsi="Courier New" w:cs="Courier New"/>
+          <w:sz w:val="21"/>
+          <w:szCs w:val="21"/>
+          <w:lang w:eastAsia="en-IN"/>
+        </w:rPr>
+      </w:pPr>
+      <w:r>
+        <w:rPr>
+          <w:rFonts w:ascii="Courier New" w:eastAsia="Times New Roman" w:hAnsi="Courier New" w:cs="Courier New"/>
+          <w:sz w:val="21"/>
+          <w:szCs w:val="21"/>
+          <w:lang w:eastAsia="en-IN"/>
+        </w:rPr>
+        <w:t>spring.main.lazy-initialization=true</w:t>
+      </w:r>
+    </w:p>
+    <w:p>
+      <w:pPr>
+        <w:spacing w:after="0" w:line="240" w:lineRule="auto"/>
+        <w:rPr>
+          <w:rFonts w:ascii="Arial" w:eastAsia="Times New Roman" w:hAnsi="Arial" w:cs="Arial"/>
+          <w:sz w:val="18"/>
+          <w:szCs w:val="18"/>
+          <w:lang w:eastAsia="en-IN"/>
+        </w:rPr>
+      </w:pPr>
+      <w:r>
+        <w:rPr>
+          <w:rFonts w:ascii="Arial" w:eastAsia="Times New Roman" w:hAnsi="Arial" w:cs="Arial"/>
+          <w:sz w:val="18"/>
+          <w:szCs w:val="18"/>
+          <w:lang w:eastAsia="en-IN"/>
+        </w:rPr>
+        <w:t>Use code with caution.</w:t>
+      </w:r>
+    </w:p>
+    <w:p>
+      <w:pPr>
+        <w:spacing w:line="240" w:lineRule="auto"/>
+        <w:rPr>
+          <w:rFonts w:ascii="Arial" w:eastAsia="Times New Roman" w:hAnsi="Arial" w:cs="Arial"/>
+          <w:sz w:val="24"/>
+          <w:szCs w:val="24"/>
+          <w:lang w:eastAsia="en-IN"/>
+        </w:rPr>
+      </w:pPr>
+      <w:r>
+        <w:rPr>
+          <w:rFonts w:ascii="Arial" w:eastAsia="Times New Roman" w:hAnsi="Arial" w:cs="Arial"/>
+          <w:i/>
+          <w:iCs/>
+          <w:sz w:val="24"/>
+          <w:szCs w:val="24"/>
+          <w:lang w:eastAsia="en-IN"/>
+        </w:rPr>
+        <w:t xml:space="preserve">(If you are using </w:t>
+      </w:r>
+      <w:r>
+        <w:rPr>
+          <w:rFonts w:ascii="Courier New" w:eastAsia="Times New Roman" w:hAnsi="Courier New" w:cs="Courier New"/>
+          <w:i/>
+          <w:iCs/>
+          <w:sz w:val="21"/>
+          <w:szCs w:val="21"/>
+          <w:lang w:eastAsia="en-IN"/>
+        </w:rPr>
+        <w:t>application.yml</w:t>
+      </w:r>
+      <w:r>
+        <w:rPr>
+          <w:rFonts w:ascii="Arial" w:eastAsia="Times New Roman" w:hAnsi="Arial" w:cs="Arial"/>
+          <w:i/>
+          <w:iCs/>
+          <w:sz w:val="24"/>
+          <w:szCs w:val="24"/>
+          <w:lang w:eastAsia="en-IN"/>
+        </w:rPr>
+        <w:t>, it looks like this:)</w:t>
+      </w:r>
+    </w:p>
+    <w:p>
+      <w:pPr>
+        <w:spacing w:after="0" w:line="240" w:lineRule="auto"/>
+        <w:rPr>
+          <w:rFonts w:ascii="Arial" w:eastAsia="Times New Roman" w:hAnsi="Arial" w:cs="Arial"/>
+          <w:sz w:val="30"/>
+          <w:szCs w:val="30"/>
+          <w:lang w:eastAsia="en-IN"/>
+        </w:rPr>
+      </w:pPr>
+      <w:r>
+        <w:rPr>
+          <w:rFonts w:ascii="Arial" w:eastAsia="Times New Roman" w:hAnsi="Arial" w:cs="Arial"/>
+          <w:sz w:val="30"/>
+          <w:szCs w:val="30"/>
+          <w:lang w:eastAsia="en-IN"/>
+        </w:rPr>
+        <w:t>yaml</w:t>
+      </w:r>
+    </w:p>
+    <w:p>
+      <w:pPr>
+        <w:tabs>
+          <w:tab w:val="left" w:pos="916"/>
+          <w:tab w:val="left" w:pos="1832"/>
+          <w:tab w:val="left" w:pos="2748"/>
+          <w:tab w:val="left" w:pos="3664"/>
+          <w:tab w:val="left" w:pos="4580"/>
+          <w:tab w:val="left" w:pos="5496"/>
+          <w:tab w:val="left" w:pos="6412"/>
+          <w:tab w:val="left" w:pos="7328"/>
+          <w:tab w:val="left" w:pos="8244"/>
+          <w:tab w:val="left" w:pos="9160"/>
+          <w:tab w:val="left" w:pos="10076"/>
+          <w:tab w:val="left" w:pos="10992"/>
+          <w:tab w:val="left" w:pos="11908"/>
+          <w:tab w:val="left" w:pos="12824"/>
+          <w:tab w:val="left" w:pos="13740"/>
+          <w:tab w:val="left" w:pos="14656"/>
+        </w:tabs>
+        <w:spacing w:after="0" w:line="240" w:lineRule="auto"/>
+        <w:rPr>
+          <w:rFonts w:ascii="Courier New" w:eastAsia="Times New Roman" w:hAnsi="Courier New" w:cs="Courier New"/>
+          <w:sz w:val="21"/>
+          <w:szCs w:val="21"/>
+          <w:lang w:eastAsia="en-IN"/>
+        </w:rPr>
+      </w:pPr>
+      <w:r>
+        <w:rPr>
+          <w:rFonts w:ascii="Courier New" w:eastAsia="Times New Roman" w:hAnsi="Courier New" w:cs="Courier New"/>
+          <w:sz w:val="21"/>
+          <w:szCs w:val="21"/>
+          <w:lang w:eastAsia="en-IN"/>
+        </w:rPr>
+        <w:t>spring:</w:t>
+      </w:r>
+    </w:p>
+    <w:p>
+      <w:pPr>
+        <w:tabs>
+          <w:tab w:val="left" w:pos="916"/>
+          <w:tab w:val="left" w:pos="1832"/>
+          <w:tab w:val="left" w:pos="2748"/>
+          <w:tab w:val="left" w:pos="3664"/>
+          <w:tab w:val="left" w:pos="4580"/>
+          <w:tab w:val="left" w:pos="5496"/>
+          <w:tab w:val="left" w:pos="6412"/>
+          <w:tab w:val="left" w:pos="7328"/>
+          <w:tab w:val="left" w:pos="8244"/>
+          <w:tab w:val="left" w:pos="9160"/>
+          <w:tab w:val="left" w:pos="10076"/>
+          <w:tab w:val="left" w:pos="10992"/>
+          <w:tab w:val="left" w:pos="11908"/>
+          <w:tab w:val="left" w:pos="12824"/>
+          <w:tab w:val="left" w:pos="13740"/>
+          <w:tab w:val="left" w:pos="14656"/>
+        </w:tabs>
+        <w:spacing w:after="0" w:line="240" w:lineRule="auto"/>
+        <w:rPr>
+          <w:rFonts w:ascii="Courier New" w:eastAsia="Times New Roman" w:hAnsi="Courier New" w:cs="Courier New"/>
+          <w:sz w:val="21"/>
+          <w:szCs w:val="21"/>
+          <w:lang w:eastAsia="en-IN"/>
+        </w:rPr>
+      </w:pPr>
+      <w:r>
+        <w:rPr>
+          <w:rFonts w:ascii="Courier New" w:eastAsia="Times New Roman" w:hAnsi="Courier New" w:cs="Courier New"/>
+          <w:sz w:val="21"/>
+          <w:szCs w:val="21"/>
+          <w:lang w:eastAsia="en-IN"/>
+        </w:rPr>
+        <w:t xml:space="preserve">  main:</w:t>
+      </w:r>
+    </w:p>
+    <w:p>
+      <w:pPr>
+        <w:tabs>
+          <w:tab w:val="left" w:pos="916"/>
+          <w:tab w:val="left" w:pos="1832"/>
+          <w:tab w:val="left" w:pos="2748"/>
+          <w:tab w:val="left" w:pos="3664"/>
+          <w:tab w:val="left" w:pos="4580"/>
+          <w:tab w:val="left" w:pos="5496"/>
+          <w:tab w:val="left" w:pos="6412"/>
+          <w:tab w:val="left" w:pos="7328"/>
+          <w:tab w:val="left" w:pos="8244"/>
+          <w:tab w:val="left" w:pos="9160"/>
+          <w:tab w:val="left" w:pos="10076"/>
+          <w:tab w:val="left" w:pos="10992"/>
+          <w:tab w:val="left" w:pos="11908"/>
+          <w:tab w:val="left" w:pos="12824"/>
+          <w:tab w:val="left" w:pos="13740"/>
+          <w:tab w:val="left" w:pos="14656"/>
+        </w:tabs>
+        <w:spacing w:after="0" w:line="240" w:lineRule="auto"/>
+        <w:rPr>
+          <w:rFonts w:ascii="Courier New" w:eastAsia="Times New Roman" w:hAnsi="Courier New" w:cs="Courier New"/>
+          <w:sz w:val="21"/>
+          <w:szCs w:val="21"/>
+          <w:lang w:eastAsia="en-IN"/>
+        </w:rPr>
+      </w:pPr>
+      <w:r>
+        <w:rPr>
+          <w:rFonts w:ascii="Courier New" w:eastAsia="Times New Roman" w:hAnsi="Courier New" w:cs="Courier New"/>
+          <w:sz w:val="21"/>
+          <w:szCs w:val="21"/>
+          <w:lang w:eastAsia="en-IN"/>
+        </w:rPr>
+        <w:t xml:space="preserve">    lazy-initialization: true</w:t>
+      </w:r>
+    </w:p>
+    <w:p>
+      <w:pPr>
+        <w:spacing w:after="0" w:line="240" w:lineRule="auto"/>
+        <w:rPr>
+          <w:rFonts w:ascii="Arial" w:eastAsia="Times New Roman" w:hAnsi="Arial" w:cs="Arial"/>
+          <w:sz w:val="18"/>
+          <w:szCs w:val="18"/>
+          <w:lang w:eastAsia="en-IN"/>
+        </w:rPr>
+      </w:pPr>
+      <w:r>
+        <w:rPr>
+          <w:rFonts w:ascii="Arial" w:eastAsia="Times New Roman" w:hAnsi="Arial" w:cs="Arial"/>
+          <w:sz w:val="18"/>
+          <w:szCs w:val="18"/>
+          <w:lang w:eastAsia="en-IN"/>
+        </w:rPr>
+        <w:t>Use code with caution.</w:t>
+      </w:r>
+    </w:p>
+    <w:p>
+      <w:pPr>
+        <w:spacing w:line="240" w:lineRule="auto"/>
+        <w:rPr>
+          <w:rFonts w:ascii="Arial" w:eastAsia="Times New Roman" w:hAnsi="Arial" w:cs="Arial"/>
+          <w:b/>
+          <w:bCs/>
+          <w:sz w:val="24"/>
+          <w:szCs w:val="24"/>
+          <w:lang w:eastAsia="en-IN"/>
+        </w:rPr>
+      </w:pPr>
+      <w:r>
+        <w:rPr>
+          <w:rFonts w:ascii="Arial" w:eastAsia="Times New Roman" w:hAnsi="Arial" w:cs="Arial"/>
+          <w:b/>
+          <w:bCs/>
+          <w:sz w:val="24"/>
+          <w:szCs w:val="24"/>
+          <w:lang w:eastAsia="en-IN"/>
+        </w:rPr>
+        <w:t>2. How to exclude a specific bean (Make it Eager again)</w:t>
+      </w:r>
+    </w:p>
+    <w:p>
+      <w:pPr>
+        <w:spacing w:line="240" w:lineRule="auto"/>
+        <w:rPr>
+          <w:rFonts w:ascii="Arial" w:eastAsia="Times New Roman" w:hAnsi="Arial" w:cs="Arial"/>
+          <w:sz w:val="24"/>
+          <w:szCs w:val="24"/>
+          <w:lang w:eastAsia="en-IN"/>
+        </w:rPr>
+      </w:pPr>
+      <w:r>
+        <w:rPr>
+          <w:rFonts w:ascii="Arial" w:eastAsia="Times New Roman" w:hAnsi="Arial" w:cs="Arial"/>
+          <w:sz w:val="24"/>
+          <w:szCs w:val="24"/>
+          <w:lang w:eastAsia="en-IN"/>
+        </w:rPr>
+        <w:t xml:space="preserve">When global lazy initialization is active, you might still want your core infrastructure (like your database connection pool or security config) to load eagerly at startup. You can override the global setting on a specific class by passing </w:t>
+      </w:r>
+      <w:r>
+        <w:rPr>
+          <w:rFonts w:ascii="Courier New" w:eastAsia="Times New Roman" w:hAnsi="Courier New" w:cs="Courier New"/>
+          <w:sz w:val="21"/>
+          <w:szCs w:val="21"/>
+          <w:lang w:eastAsia="en-IN"/>
+        </w:rPr>
+        <w:t>false</w:t>
+      </w:r>
+      <w:r>
+        <w:rPr>
+          <w:rFonts w:ascii="Arial" w:eastAsia="Times New Roman" w:hAnsi="Arial" w:cs="Arial"/>
+          <w:sz w:val="24"/>
+          <w:szCs w:val="24"/>
+          <w:lang w:eastAsia="en-IN"/>
+        </w:rPr>
+        <w:t xml:space="preserve"> to the </w:t>
+      </w:r>
+      <w:r>
+        <w:rPr>
+          <w:rFonts w:ascii="Courier New" w:eastAsia="Times New Roman" w:hAnsi="Courier New" w:cs="Courier New"/>
+          <w:sz w:val="21"/>
+          <w:szCs w:val="21"/>
+          <w:lang w:eastAsia="en-IN"/>
+        </w:rPr>
+        <w:t>@Lazy</w:t>
+      </w:r>
+      <w:r>
+        <w:rPr>
+          <w:rFonts w:ascii="Arial" w:eastAsia="Times New Roman" w:hAnsi="Arial" w:cs="Arial"/>
+          <w:sz w:val="24"/>
+          <w:szCs w:val="24"/>
+          <w:lang w:eastAsia="en-IN"/>
+        </w:rPr>
+        <w:t xml:space="preserve"> annotation:</w:t>
+      </w:r>
+    </w:p>
+    <w:p>
+      <w:pPr>
+        <w:spacing w:after="0" w:line="240" w:lineRule="auto"/>
+        <w:rPr>
+          <w:rFonts w:ascii="Arial" w:eastAsia="Times New Roman" w:hAnsi="Arial" w:cs="Arial"/>
+          <w:sz w:val="30"/>
+          <w:szCs w:val="30"/>
+          <w:lang w:eastAsia="en-IN"/>
+        </w:rPr>
+      </w:pPr>
+      <w:r>
+        <w:rPr>
+          <w:rFonts w:ascii="Arial" w:eastAsia="Times New Roman" w:hAnsi="Arial" w:cs="Arial"/>
+          <w:sz w:val="30"/>
+          <w:szCs w:val="30"/>
+          <w:lang w:eastAsia="en-IN"/>
+        </w:rPr>
+        <w:t>java</w:t>
+      </w:r>
+    </w:p>
+    <w:p>
+      <w:pPr>
+        <w:tabs>
+          <w:tab w:val="left" w:pos="916"/>
+          <w:tab w:val="left" w:pos="1832"/>
+          <w:tab w:val="left" w:pos="2748"/>
+          <w:tab w:val="left" w:pos="3664"/>
+          <w:tab w:val="left" w:pos="4580"/>
+          <w:tab w:val="left" w:pos="5496"/>
+          <w:tab w:val="left" w:pos="6412"/>
+          <w:tab w:val="left" w:pos="7328"/>
+          <w:tab w:val="left" w:pos="8244"/>
+          <w:tab w:val="left" w:pos="9160"/>
+          <w:tab w:val="left" w:pos="10076"/>
+          <w:tab w:val="left" w:pos="10992"/>
+          <w:tab w:val="left" w:pos="11908"/>
+          <w:tab w:val="left" w:pos="12824"/>
+          <w:tab w:val="left" w:pos="13740"/>
+          <w:tab w:val="left" w:pos="14656"/>
+        </w:tabs>
+        <w:spacing w:after="0" w:line="240" w:lineRule="auto"/>
+        <w:rPr>
+          <w:rFonts w:ascii="Courier New" w:eastAsia="Times New Roman" w:hAnsi="Courier New" w:cs="Courier New"/>
+          <w:sz w:val="21"/>
+          <w:szCs w:val="21"/>
+          <w:lang w:eastAsia="en-IN"/>
+        </w:rPr>
+      </w:pPr>
+      <w:r>
+        <w:rPr>
+          <w:rFonts w:ascii="Courier New" w:eastAsia="Times New Roman" w:hAnsi="Courier New" w:cs="Courier New"/>
+          <w:sz w:val="21"/>
+          <w:szCs w:val="21"/>
+          <w:lang w:eastAsia="en-IN"/>
+        </w:rPr>
+        <w:t>import org.springframework.context.annotation.Lazy;</w:t>
+      </w:r>
+    </w:p>
+    <w:p>
+      <w:pPr>
+        <w:tabs>
+          <w:tab w:val="left" w:pos="916"/>
+          <w:tab w:val="left" w:pos="1832"/>
+          <w:tab w:val="left" w:pos="2748"/>
+          <w:tab w:val="left" w:pos="3664"/>
+          <w:tab w:val="left" w:pos="4580"/>
+          <w:tab w:val="left" w:pos="5496"/>
+          <w:tab w:val="left" w:pos="6412"/>
+          <w:tab w:val="left" w:pos="7328"/>
+          <w:tab w:val="left" w:pos="8244"/>
+          <w:tab w:val="left" w:pos="9160"/>
+          <w:tab w:val="left" w:pos="10076"/>
+          <w:tab w:val="left" w:pos="10992"/>
+          <w:tab w:val="left" w:pos="11908"/>
+          <w:tab w:val="left" w:pos="12824"/>
+          <w:tab w:val="left" w:pos="13740"/>
+          <w:tab w:val="left" w:pos="14656"/>
+        </w:tabs>
+        <w:spacing w:after="0" w:line="240" w:lineRule="auto"/>
+        <w:rPr>
+          <w:rFonts w:ascii="Courier New" w:eastAsia="Times New Roman" w:hAnsi="Courier New" w:cs="Courier New"/>
+          <w:sz w:val="21"/>
+          <w:szCs w:val="21"/>
+          <w:lang w:eastAsia="en-IN"/>
+        </w:rPr>
+      </w:pPr>
+      <w:r>
+        <w:rPr>
+          <w:rFonts w:ascii="Courier New" w:eastAsia="Times New Roman" w:hAnsi="Courier New" w:cs="Courier New"/>
+          <w:sz w:val="21"/>
+          <w:szCs w:val="21"/>
+          <w:lang w:eastAsia="en-IN"/>
+        </w:rPr>
+        <w:t>import org.springframework.stereotype.Component;</w:t>
+      </w:r>
+    </w:p>
+    <w:p>
+      <w:pPr>
+        <w:tabs>
+          <w:tab w:val="left" w:pos="916"/>
+          <w:tab w:val="left" w:pos="1832"/>
+          <w:tab w:val="left" w:pos="2748"/>
+          <w:tab w:val="left" w:pos="3664"/>
+          <w:tab w:val="left" w:pos="4580"/>
+          <w:tab w:val="left" w:pos="5496"/>
+          <w:tab w:val="left" w:pos="6412"/>
+          <w:tab w:val="left" w:pos="7328"/>
+          <w:tab w:val="left" w:pos="8244"/>
+          <w:tab w:val="left" w:pos="9160"/>
+          <w:tab w:val="left" w:pos="10076"/>
+          <w:tab w:val="left" w:pos="10992"/>
+          <w:tab w:val="left" w:pos="11908"/>
+          <w:tab w:val="left" w:pos="12824"/>
+          <w:tab w:val="left" w:pos="13740"/>
+          <w:tab w:val="left" w:pos="14656"/>
+        </w:tabs>
+        <w:spacing w:after="0" w:line="240" w:lineRule="auto"/>
+        <w:rPr>
+          <w:rFonts w:ascii="Courier New" w:eastAsia="Times New Roman" w:hAnsi="Courier New" w:cs="Courier New"/>
+          <w:sz w:val="21"/>
+          <w:szCs w:val="21"/>
+          <w:lang w:eastAsia="en-IN"/>
+        </w:rPr>
+      </w:pPr>
+    </w:p>
+    <w:p>
+      <w:pPr>
+        <w:tabs>
+          <w:tab w:val="left" w:pos="916"/>
+          <w:tab w:val="left" w:pos="1832"/>
+          <w:tab w:val="left" w:pos="2748"/>
+          <w:tab w:val="left" w:pos="3664"/>
+          <w:tab w:val="left" w:pos="4580"/>
+          <w:tab w:val="left" w:pos="5496"/>
+          <w:tab w:val="left" w:pos="6412"/>
+          <w:tab w:val="left" w:pos="7328"/>
+          <w:tab w:val="left" w:pos="8244"/>
+          <w:tab w:val="left" w:pos="9160"/>
+          <w:tab w:val="left" w:pos="10076"/>
+          <w:tab w:val="left" w:pos="10992"/>
+          <w:tab w:val="left" w:pos="11908"/>
+          <w:tab w:val="left" w:pos="12824"/>
+          <w:tab w:val="left" w:pos="13740"/>
+          <w:tab w:val="left" w:pos="14656"/>
+        </w:tabs>
+        <w:spacing w:after="0" w:line="240" w:lineRule="auto"/>
+        <w:rPr>
+          <w:rFonts w:ascii="Courier New" w:eastAsia="Times New Roman" w:hAnsi="Courier New" w:cs="Courier New"/>
+          <w:sz w:val="21"/>
+          <w:szCs w:val="21"/>
+          <w:lang w:eastAsia="en-IN"/>
+        </w:rPr>
+      </w:pPr>
+      <w:r>
+        <w:rPr>
+          <w:rFonts w:ascii="Courier New" w:eastAsia="Times New Roman" w:hAnsi="Courier New" w:cs="Courier New"/>
+          <w:sz w:val="21"/>
+          <w:szCs w:val="21"/>
+          <w:lang w:eastAsia="en-IN"/>
+        </w:rPr>
+        <w:t>@Component</w:t>
+      </w:r>
+    </w:p>
+    <w:p>
+      <w:pPr>
+        <w:tabs>
+          <w:tab w:val="left" w:pos="916"/>
+          <w:tab w:val="left" w:pos="1832"/>
+          <w:tab w:val="left" w:pos="2748"/>
+          <w:tab w:val="left" w:pos="3664"/>
+          <w:tab w:val="left" w:pos="4580"/>
+          <w:tab w:val="left" w:pos="5496"/>
+          <w:tab w:val="left" w:pos="6412"/>
+          <w:tab w:val="left" w:pos="7328"/>
+          <w:tab w:val="left" w:pos="8244"/>
+          <w:tab w:val="left" w:pos="9160"/>
+          <w:tab w:val="left" w:pos="10076"/>
+          <w:tab w:val="left" w:pos="10992"/>
+          <w:tab w:val="left" w:pos="11908"/>
+          <w:tab w:val="left" w:pos="12824"/>
+          <w:tab w:val="left" w:pos="13740"/>
+          <w:tab w:val="left" w:pos="14656"/>
+        </w:tabs>
+        <w:spacing w:after="0" w:line="240" w:lineRule="auto"/>
+        <w:rPr>
+          <w:rFonts w:ascii="Courier New" w:eastAsia="Times New Roman" w:hAnsi="Courier New" w:cs="Courier New"/>
+          <w:sz w:val="21"/>
+          <w:szCs w:val="21"/>
+          <w:lang w:eastAsia="en-IN"/>
+        </w:rPr>
+      </w:pPr>
+      <w:r>
+        <w:rPr>
+          <w:rFonts w:ascii="Courier New" w:eastAsia="Times New Roman" w:hAnsi="Courier New" w:cs="Courier New"/>
+          <w:sz w:val="21"/>
+          <w:szCs w:val="21"/>
+          <w:lang w:eastAsia="en-IN"/>
+        </w:rPr>
+        <w:t>@Lazy(false) // &lt;-- This forces this specific bean to remain EAGER</w:t>
+      </w:r>
+    </w:p>
+    <w:p>
+      <w:pPr>
+        <w:tabs>
+          <w:tab w:val="left" w:pos="916"/>
+          <w:tab w:val="left" w:pos="1832"/>
+          <w:tab w:val="left" w:pos="2748"/>
+          <w:tab w:val="left" w:pos="3664"/>
+          <w:tab w:val="left" w:pos="4580"/>
+          <w:tab w:val="left" w:pos="5496"/>
+          <w:tab w:val="left" w:pos="6412"/>
+          <w:tab w:val="left" w:pos="7328"/>
+          <w:tab w:val="left" w:pos="8244"/>
+          <w:tab w:val="left" w:pos="9160"/>
+          <w:tab w:val="left" w:pos="10076"/>
+          <w:tab w:val="left" w:pos="10992"/>
+          <w:tab w:val="left" w:pos="11908"/>
+          <w:tab w:val="left" w:pos="12824"/>
+          <w:tab w:val="left" w:pos="13740"/>
+          <w:tab w:val="left" w:pos="14656"/>
+        </w:tabs>
+        <w:spacing w:after="0" w:line="240" w:lineRule="auto"/>
+        <w:rPr>
+          <w:rFonts w:ascii="Courier New" w:eastAsia="Times New Roman" w:hAnsi="Courier New" w:cs="Courier New"/>
+          <w:sz w:val="21"/>
+          <w:szCs w:val="21"/>
+          <w:lang w:eastAsia="en-IN"/>
+        </w:rPr>
+      </w:pPr>
+      <w:r>
+        <w:rPr>
+          <w:rFonts w:ascii="Courier New" w:eastAsia="Times New Roman" w:hAnsi="Courier New" w:cs="Courier New"/>
+          <w:sz w:val="21"/>
+          <w:szCs w:val="21"/>
+          <w:lang w:eastAsia="en-IN"/>
+        </w:rPr>
+        <w:t>public class CriticalSecurityConfig {</w:t>
+      </w:r>
+    </w:p>
+    <w:p>
+      <w:pPr>
+        <w:tabs>
+          <w:tab w:val="left" w:pos="916"/>
+          <w:tab w:val="left" w:pos="1832"/>
+          <w:tab w:val="left" w:pos="2748"/>
+          <w:tab w:val="left" w:pos="3664"/>
+          <w:tab w:val="left" w:pos="4580"/>
+          <w:tab w:val="left" w:pos="5496"/>
+          <w:tab w:val="left" w:pos="6412"/>
+          <w:tab w:val="left" w:pos="7328"/>
+          <w:tab w:val="left" w:pos="8244"/>
+          <w:tab w:val="left" w:pos="9160"/>
+          <w:tab w:val="left" w:pos="10076"/>
+          <w:tab w:val="left" w:pos="10992"/>
+          <w:tab w:val="left" w:pos="11908"/>
+          <w:tab w:val="left" w:pos="12824"/>
+          <w:tab w:val="left" w:pos="13740"/>
+          <w:tab w:val="left" w:pos="14656"/>
+        </w:tabs>
+        <w:spacing w:after="0" w:line="240" w:lineRule="auto"/>
+        <w:rPr>
+          <w:rFonts w:ascii="Courier New" w:eastAsia="Times New Roman" w:hAnsi="Courier New" w:cs="Courier New"/>
+          <w:sz w:val="21"/>
+          <w:szCs w:val="21"/>
+          <w:lang w:eastAsia="en-IN"/>
+        </w:rPr>
+      </w:pPr>
+      <w:r>
+        <w:rPr>
+          <w:rFonts w:ascii="Courier New" w:eastAsia="Times New Roman" w:hAnsi="Courier New" w:cs="Courier New"/>
+          <w:sz w:val="21"/>
+          <w:szCs w:val="21"/>
+          <w:lang w:eastAsia="en-IN"/>
+        </w:rPr>
+        <w:t xml:space="preserve">    public CriticalSecurityConfig() {</w:t>
+      </w:r>
+    </w:p>
+    <w:p>
+      <w:pPr>
+        <w:tabs>
+          <w:tab w:val="left" w:pos="916"/>
+          <w:tab w:val="left" w:pos="1832"/>
+          <w:tab w:val="left" w:pos="2748"/>
+          <w:tab w:val="left" w:pos="3664"/>
+          <w:tab w:val="left" w:pos="4580"/>
+          <w:tab w:val="left" w:pos="5496"/>
+          <w:tab w:val="left" w:pos="6412"/>
+          <w:tab w:val="left" w:pos="7328"/>
+          <w:tab w:val="left" w:pos="8244"/>
+          <w:tab w:val="left" w:pos="9160"/>
+          <w:tab w:val="left" w:pos="10076"/>
+          <w:tab w:val="left" w:pos="10992"/>
+          <w:tab w:val="left" w:pos="11908"/>
+          <w:tab w:val="left" w:pos="12824"/>
+          <w:tab w:val="left" w:pos="13740"/>
+          <w:tab w:val="left" w:pos="14656"/>
+        </w:tabs>
+        <w:spacing w:after="0" w:line="240" w:lineRule="auto"/>
+        <w:rPr>
+          <w:rFonts w:ascii="Courier New" w:eastAsia="Times New Roman" w:hAnsi="Courier New" w:cs="Courier New"/>
+          <w:sz w:val="21"/>
+          <w:szCs w:val="21"/>
+          <w:lang w:eastAsia="en-IN"/>
+        </w:rPr>
+      </w:pPr>
+      <w:r>
+        <w:rPr>
+          <w:rFonts w:ascii="Courier New" w:eastAsia="Times New Roman" w:hAnsi="Courier New" w:cs="Courier New"/>
+          <w:sz w:val="21"/>
+          <w:szCs w:val="21"/>
+          <w:lang w:eastAsia="en-IN"/>
+        </w:rPr>
+        <w:t xml:space="preserve">        System.out.println("Critical security rules loaded immediately at startup!");</w:t>
+      </w:r>
+    </w:p>
+    <w:p>
+      <w:pPr>
+        <w:tabs>
+          <w:tab w:val="left" w:pos="916"/>
+          <w:tab w:val="left" w:pos="1832"/>
+          <w:tab w:val="left" w:pos="2748"/>
+          <w:tab w:val="left" w:pos="3664"/>
+          <w:tab w:val="left" w:pos="4580"/>
+          <w:tab w:val="left" w:pos="5496"/>
+          <w:tab w:val="left" w:pos="6412"/>
+          <w:tab w:val="left" w:pos="7328"/>
+          <w:tab w:val="left" w:pos="8244"/>
+          <w:tab w:val="left" w:pos="9160"/>
+          <w:tab w:val="left" w:pos="10076"/>
+          <w:tab w:val="left" w:pos="10992"/>
+          <w:tab w:val="left" w:pos="11908"/>
+          <w:tab w:val="left" w:pos="12824"/>
+          <w:tab w:val="left" w:pos="13740"/>
+          <w:tab w:val="left" w:pos="14656"/>
+        </w:tabs>
+        <w:spacing w:after="0" w:line="240" w:lineRule="auto"/>
+        <w:rPr>
+          <w:rFonts w:ascii="Courier New" w:eastAsia="Times New Roman" w:hAnsi="Courier New" w:cs="Courier New"/>
+          <w:sz w:val="21"/>
+          <w:szCs w:val="21"/>
+          <w:lang w:eastAsia="en-IN"/>
+        </w:rPr>
+      </w:pPr>
+      <w:r>
+        <w:rPr>
+          <w:rFonts w:ascii="Courier New" w:eastAsia="Times New Roman" w:hAnsi="Courier New" w:cs="Courier New"/>
+          <w:sz w:val="21"/>
+          <w:szCs w:val="21"/>
+          <w:lang w:eastAsia="en-IN"/>
+        </w:rPr>
+        <w:t xml:space="preserve">    }</w:t>
+      </w:r>
+    </w:p>
+    <w:p>
+      <w:pPr>
+        <w:tabs>
+          <w:tab w:val="left" w:pos="916"/>
+          <w:tab w:val="left" w:pos="1832"/>
+          <w:tab w:val="left" w:pos="2748"/>
+          <w:tab w:val="left" w:pos="3664"/>
+          <w:tab w:val="left" w:pos="4580"/>
+          <w:tab w:val="left" w:pos="5496"/>
+          <w:tab w:val="left" w:pos="6412"/>
+          <w:tab w:val="left" w:pos="7328"/>
+          <w:tab w:val="left" w:pos="8244"/>
+          <w:tab w:val="left" w:pos="9160"/>
+          <w:tab w:val="left" w:pos="10076"/>
+          <w:tab w:val="left" w:pos="10992"/>
+          <w:tab w:val="left" w:pos="11908"/>
+          <w:tab w:val="left" w:pos="12824"/>
+          <w:tab w:val="left" w:pos="13740"/>
+          <w:tab w:val="left" w:pos="14656"/>
+        </w:tabs>
+        <w:spacing w:after="0" w:line="240" w:lineRule="auto"/>
+        <w:rPr>
+          <w:rFonts w:ascii="Courier New" w:eastAsia="Times New Roman" w:hAnsi="Courier New" w:cs="Courier New"/>
+          <w:sz w:val="21"/>
+          <w:szCs w:val="21"/>
+          <w:lang w:eastAsia="en-IN"/>
+        </w:rPr>
+      </w:pPr>
+      <w:r>
+        <w:rPr>
+          <w:rFonts w:ascii="Courier New" w:eastAsia="Times New Roman" w:hAnsi="Courier New" w:cs="Courier New"/>
+          <w:sz w:val="21"/>
+          <w:szCs w:val="21"/>
+          <w:lang w:eastAsia="en-IN"/>
+        </w:rPr>
+        <w:t>}</w:t>
+      </w:r>
+    </w:p>
+    <w:p>
+      <w:pPr>
+        <w:spacing w:after="0" w:line="240" w:lineRule="auto"/>
+        <w:rPr>
+          <w:rFonts w:ascii="Arial" w:eastAsia="Times New Roman" w:hAnsi="Arial" w:cs="Arial"/>
+          <w:sz w:val="18"/>
+          <w:szCs w:val="18"/>
+          <w:lang w:eastAsia="en-IN"/>
+        </w:rPr>
+      </w:pPr>
+      <w:r>
+        <w:rPr>
+          <w:rFonts w:ascii="Arial" w:eastAsia="Times New Roman" w:hAnsi="Arial" w:cs="Arial"/>
+          <w:sz w:val="18"/>
+          <w:szCs w:val="18"/>
+          <w:lang w:eastAsia="en-IN"/>
+        </w:rPr>
+        <w:t>Use code with caution.</w:t>
       </w:r>
     </w:p>
     <w:p/>
@@ -4729,6 +11222,51 @@
       <w:color w:val="2F5496" w:themeColor="accent1" w:themeShade="BF"/>
     </w:rPr>
   </w:style>
+  <w:style w:type="character" w:customStyle="1" w:styleId="uij0tc">
+    <w:name w:val="uij0tc"/>
+    <w:basedOn w:val="DefaultParagraphFont"/>
+    <w:rsid w:val="00B120BF"/>
+  </w:style>
+  <w:style w:type="character" w:customStyle="1" w:styleId="undefined">
+    <w:name w:val="undefined"/>
+    <w:basedOn w:val="DefaultParagraphFont"/>
+    <w:rsid w:val="00B120BF"/>
+  </w:style>
+  <w:style w:type="character" w:customStyle="1" w:styleId="p5pspc">
+    <w:name w:val="p5pspc"/>
+    <w:basedOn w:val="DefaultParagraphFont"/>
+    <w:rsid w:val="00B120BF"/>
+  </w:style>
+  <w:style w:type="character" w:customStyle="1" w:styleId="ojrtq">
+    <w:name w:val="ojrtq"/>
+    <w:basedOn w:val="DefaultParagraphFont"/>
+    <w:rsid w:val="00B120BF"/>
+  </w:style>
+  <w:style w:type="character" w:customStyle="1" w:styleId="yqj1pc">
+    <w:name w:val="yqj1pc"/>
+    <w:basedOn w:val="DefaultParagraphFont"/>
+    <w:rsid w:val="00B120BF"/>
+  </w:style>
+  <w:style w:type="character" w:customStyle="1" w:styleId="dk3nfb">
+    <w:name w:val="dk3nfb"/>
+    <w:basedOn w:val="DefaultParagraphFont"/>
+    <w:rsid w:val="00B120BF"/>
+  </w:style>
+  <w:style w:type="character" w:customStyle="1" w:styleId="wy5bn">
+    <w:name w:val="wy5bn"/>
+    <w:basedOn w:val="DefaultParagraphFont"/>
+    <w:rsid w:val="00B120BF"/>
+  </w:style>
+  <w:style w:type="character" w:customStyle="1" w:styleId="vndci">
+    <w:name w:val="vndci"/>
+    <w:basedOn w:val="DefaultParagraphFont"/>
+    <w:rsid w:val="00B120BF"/>
+  </w:style>
+  <w:style w:type="character" w:customStyle="1" w:styleId="fhinke">
+    <w:name w:val="fhinke"/>
+    <w:basedOn w:val="DefaultParagraphFont"/>
+    <w:rsid w:val="00B120BF"/>
+  </w:style>
 </w:styles>
 </file>
 
